--- a/FSD - Data Structures and Algorithms/FSD - Data Structures and Algorithms - Day 5 - 14-04-2026.docx
+++ b/FSD - Data Structures and Algorithms/FSD - Data Structures and Algorithms - Day 5 - 14-04-2026.docx
@@ -24,7 +24,7 @@
           <w:bCs/>
           <w:lang w:val="en-US"/>
         </w:rPr>
-        <w:t>4</w:t>
+        <w:t>5</w:t>
       </w:r>
       <w:r>
         <w:rPr>
@@ -70,3958 +70,6 @@
     </w:p>
     <w:p>
       <w:pPr>
-        <w:pStyle w:val="ListParagraph"/>
-        <w:rPr>
-          <w:lang w:val="en-US"/>
-        </w:rPr>
-      </w:pPr>
-      <w:proofErr w:type="gramStart"/>
-      <w:r>
-        <w:rPr>
-          <w:lang w:val="en-US"/>
-        </w:rPr>
-        <w:t>Graph :</w:t>
-      </w:r>
-      <w:proofErr w:type="gramEnd"/>
-      <w:r>
-        <w:rPr>
-          <w:lang w:val="en-US"/>
-        </w:rPr>
-        <w:t xml:space="preserve"> Graph is a </w:t>
-      </w:r>
-      <w:proofErr w:type="gramStart"/>
-      <w:r>
-        <w:rPr>
-          <w:lang w:val="en-US"/>
-        </w:rPr>
-        <w:t>non linear</w:t>
-      </w:r>
-      <w:proofErr w:type="gramEnd"/>
-      <w:r>
-        <w:rPr>
-          <w:lang w:val="en-US"/>
-        </w:rPr>
-        <w:t xml:space="preserve"> data structure which </w:t>
-      </w:r>
-      <w:proofErr w:type="gramStart"/>
-      <w:r>
-        <w:rPr>
-          <w:lang w:val="en-US"/>
-        </w:rPr>
-        <w:t>use</w:t>
-      </w:r>
-      <w:proofErr w:type="gramEnd"/>
-      <w:r>
-        <w:rPr>
-          <w:lang w:val="en-US"/>
-        </w:rPr>
-        <w:t xml:space="preserve"> vertex (node) and edge (connection) between </w:t>
-      </w:r>
-      <w:proofErr w:type="gramStart"/>
-      <w:r>
-        <w:rPr>
-          <w:lang w:val="en-US"/>
-        </w:rPr>
-        <w:t>vertex</w:t>
-      </w:r>
-      <w:proofErr w:type="gramEnd"/>
-      <w:r>
-        <w:rPr>
-          <w:lang w:val="en-US"/>
-        </w:rPr>
-        <w:t xml:space="preserve">. With help of </w:t>
-      </w:r>
-      <w:proofErr w:type="gramStart"/>
-      <w:r>
-        <w:rPr>
-          <w:lang w:val="en-US"/>
-        </w:rPr>
-        <w:t>graph</w:t>
-      </w:r>
-      <w:proofErr w:type="gramEnd"/>
-      <w:r>
-        <w:rPr>
-          <w:lang w:val="en-US"/>
-        </w:rPr>
-        <w:t xml:space="preserve"> we represent the relationship between entities. </w:t>
-      </w:r>
-    </w:p>
-    <w:p>
-      <w:pPr>
-        <w:pStyle w:val="ListParagraph"/>
-        <w:rPr>
-          <w:lang w:val="en-US"/>
-        </w:rPr>
-      </w:pPr>
-    </w:p>
-    <w:p>
-      <w:pPr>
-        <w:pStyle w:val="ListParagraph"/>
-        <w:rPr>
-          <w:lang w:val="en-US"/>
-        </w:rPr>
-      </w:pPr>
-      <w:r>
-        <w:rPr>
-          <w:lang w:val="en-US"/>
-        </w:rPr>
-        <w:t xml:space="preserve">Terminology of Graph </w:t>
-      </w:r>
-    </w:p>
-    <w:p>
-      <w:pPr>
-        <w:pStyle w:val="ListParagraph"/>
-        <w:numPr>
-          <w:ilvl w:val="0"/>
-          <w:numId w:val="16"/>
-        </w:numPr>
-        <w:rPr>
-          <w:lang w:val="en-US"/>
-        </w:rPr>
-      </w:pPr>
-      <w:r>
-        <w:rPr>
-          <w:lang w:val="en-US"/>
-        </w:rPr>
-        <w:t>Vertex (</w:t>
-      </w:r>
-      <w:proofErr w:type="gramStart"/>
-      <w:r>
-        <w:rPr>
-          <w:lang w:val="en-US"/>
-        </w:rPr>
-        <w:t>node )</w:t>
-      </w:r>
-      <w:proofErr w:type="gramEnd"/>
-      <w:r>
-        <w:rPr>
-          <w:lang w:val="en-US"/>
-        </w:rPr>
-        <w:t xml:space="preserve"> : data point or any of data. </w:t>
-      </w:r>
-    </w:p>
-    <w:p>
-      <w:pPr>
-        <w:pStyle w:val="ListParagraph"/>
-        <w:numPr>
-          <w:ilvl w:val="0"/>
-          <w:numId w:val="16"/>
-        </w:numPr>
-        <w:rPr>
-          <w:lang w:val="en-US"/>
-        </w:rPr>
-      </w:pPr>
-      <w:r>
-        <w:rPr>
-          <w:lang w:val="en-US"/>
-        </w:rPr>
-        <w:t xml:space="preserve">Edge </w:t>
-      </w:r>
-      <w:r>
-        <w:rPr>
-          <w:lang w:val="en-US"/>
-        </w:rPr>
-        <w:sym w:font="Wingdings" w:char="F0E0"/>
-      </w:r>
-      <w:r>
-        <w:rPr>
-          <w:lang w:val="en-US"/>
-        </w:rPr>
-        <w:t xml:space="preserve"> connection between node or vertex </w:t>
-      </w:r>
-    </w:p>
-    <w:p>
-      <w:pPr>
-        <w:pStyle w:val="ListParagraph"/>
-        <w:numPr>
-          <w:ilvl w:val="0"/>
-          <w:numId w:val="16"/>
-        </w:numPr>
-        <w:rPr>
-          <w:lang w:val="en-US"/>
-        </w:rPr>
-      </w:pPr>
-      <w:r>
-        <w:rPr>
-          <w:lang w:val="en-US"/>
-        </w:rPr>
-        <w:t xml:space="preserve">Directed graph </w:t>
-      </w:r>
-      <w:r>
-        <w:rPr>
-          <w:lang w:val="en-US"/>
-        </w:rPr>
-        <w:sym w:font="Wingdings" w:char="F0E0"/>
-      </w:r>
-      <w:r>
-        <w:rPr>
-          <w:lang w:val="en-US"/>
-        </w:rPr>
-        <w:t xml:space="preserve"> one way direction </w:t>
-      </w:r>
-    </w:p>
-    <w:p>
-      <w:pPr>
-        <w:pStyle w:val="ListParagraph"/>
-        <w:numPr>
-          <w:ilvl w:val="0"/>
-          <w:numId w:val="16"/>
-        </w:numPr>
-        <w:rPr>
-          <w:lang w:val="en-US"/>
-        </w:rPr>
-      </w:pPr>
-      <w:r>
-        <w:rPr>
-          <w:lang w:val="en-US"/>
-        </w:rPr>
-        <w:t xml:space="preserve">Un directed graph </w:t>
-      </w:r>
-      <w:r>
-        <w:rPr>
-          <w:lang w:val="en-US"/>
-        </w:rPr>
-        <w:sym w:font="Wingdings" w:char="F0E0"/>
-      </w:r>
-      <w:r>
-        <w:rPr>
-          <w:lang w:val="en-US"/>
-        </w:rPr>
-        <w:t xml:space="preserve"> </w:t>
-      </w:r>
-      <w:proofErr w:type="gramStart"/>
-      <w:r>
-        <w:rPr>
-          <w:lang w:val="en-US"/>
-        </w:rPr>
-        <w:t>two way</w:t>
-      </w:r>
-      <w:proofErr w:type="gramEnd"/>
-      <w:r>
-        <w:rPr>
-          <w:lang w:val="en-US"/>
-        </w:rPr>
-        <w:t xml:space="preserve"> connection </w:t>
-      </w:r>
-    </w:p>
-    <w:p>
-      <w:pPr>
-        <w:pStyle w:val="ListParagraph"/>
-        <w:numPr>
-          <w:ilvl w:val="0"/>
-          <w:numId w:val="16"/>
-        </w:numPr>
-        <w:rPr>
-          <w:lang w:val="en-US"/>
-        </w:rPr>
-      </w:pPr>
-      <w:r>
-        <w:rPr>
-          <w:lang w:val="en-US"/>
-        </w:rPr>
-        <w:t xml:space="preserve">Weighted of the graph </w:t>
-      </w:r>
-      <w:r>
-        <w:rPr>
-          <w:lang w:val="en-US"/>
-        </w:rPr>
-        <w:sym w:font="Wingdings" w:char="F0E0"/>
-      </w:r>
-      <w:r>
-        <w:rPr>
-          <w:lang w:val="en-US"/>
-        </w:rPr>
-        <w:t xml:space="preserve"> edge have cost or weight. </w:t>
-      </w:r>
-    </w:p>
-    <w:p>
-      <w:pPr>
-        <w:pStyle w:val="ListParagraph"/>
-        <w:numPr>
-          <w:ilvl w:val="0"/>
-          <w:numId w:val="16"/>
-        </w:numPr>
-        <w:rPr>
-          <w:lang w:val="en-US"/>
-        </w:rPr>
-      </w:pPr>
-      <w:r>
-        <w:rPr>
-          <w:lang w:val="en-US"/>
-        </w:rPr>
-        <w:t xml:space="preserve">Degree </w:t>
-      </w:r>
-      <w:r>
-        <w:rPr>
-          <w:lang w:val="en-US"/>
-        </w:rPr>
-        <w:sym w:font="Wingdings" w:char="F0E0"/>
-      </w:r>
-      <w:r>
-        <w:rPr>
-          <w:lang w:val="en-US"/>
-        </w:rPr>
-        <w:t xml:space="preserve"> number of </w:t>
-      </w:r>
-      <w:proofErr w:type="gramStart"/>
-      <w:r>
-        <w:rPr>
-          <w:lang w:val="en-US"/>
-        </w:rPr>
-        <w:t>edge</w:t>
-      </w:r>
-      <w:proofErr w:type="gramEnd"/>
-      <w:r>
-        <w:rPr>
-          <w:lang w:val="en-US"/>
-        </w:rPr>
-        <w:t xml:space="preserve"> connected. </w:t>
-      </w:r>
-    </w:p>
-    <w:p>
-      <w:pPr>
-        <w:pStyle w:val="ListParagraph"/>
-        <w:ind w:left="1080"/>
-        <w:rPr>
-          <w:lang w:val="en-US"/>
-        </w:rPr>
-      </w:pPr>
-    </w:p>
-    <w:p>
-      <w:pPr>
-        <w:pStyle w:val="ListParagraph"/>
-        <w:ind w:left="3600"/>
-        <w:rPr>
-          <w:lang w:val="en-US"/>
-        </w:rPr>
-      </w:pPr>
-      <w:r>
-        <w:rPr>
-          <w:noProof/>
-          <w:lang w:val="en-US"/>
-        </w:rPr>
-        <mc:AlternateContent>
-          <mc:Choice Requires="wps">
-            <w:drawing>
-              <wp:anchor distT="0" distB="0" distL="114300" distR="114300" simplePos="0" relativeHeight="251666432" behindDoc="0" locked="0" layoutInCell="1" allowOverlap="1" wp14:anchorId="12620340" wp14:editId="3AE14505">
-                <wp:simplePos x="0" y="0"/>
-                <wp:positionH relativeFrom="column">
-                  <wp:posOffset>2484120</wp:posOffset>
-                </wp:positionH>
-                <wp:positionV relativeFrom="paragraph">
-                  <wp:posOffset>35766</wp:posOffset>
-                </wp:positionV>
-                <wp:extent cx="1062395" cy="422844"/>
-                <wp:effectExtent l="0" t="0" r="23495" b="15875"/>
-                <wp:wrapNone/>
-                <wp:docPr id="2085040820" name="Oval 8"/>
-                <wp:cNvGraphicFramePr/>
-                <a:graphic xmlns:a="http://schemas.openxmlformats.org/drawingml/2006/main">
-                  <a:graphicData uri="http://schemas.microsoft.com/office/word/2010/wordprocessingShape">
-                    <wps:wsp>
-                      <wps:cNvSpPr/>
-                      <wps:spPr>
-                        <a:xfrm>
-                          <a:off x="0" y="0"/>
-                          <a:ext cx="1062395" cy="422844"/>
-                        </a:xfrm>
-                        <a:prstGeom prst="ellipse">
-                          <a:avLst/>
-                        </a:prstGeom>
-                      </wps:spPr>
-                      <wps:style>
-                        <a:lnRef idx="2">
-                          <a:schemeClr val="accent6"/>
-                        </a:lnRef>
-                        <a:fillRef idx="1">
-                          <a:schemeClr val="lt1"/>
-                        </a:fillRef>
-                        <a:effectRef idx="0">
-                          <a:schemeClr val="accent6"/>
-                        </a:effectRef>
-                        <a:fontRef idx="minor">
-                          <a:schemeClr val="dk1"/>
-                        </a:fontRef>
-                      </wps:style>
-                      <wps:txbx>
-                        <w:txbxContent>
-                          <w:p>
-                            <w:pPr>
-                              <w:jc w:val="center"/>
-                              <w:rPr>
-                                <w:lang w:val="en-US"/>
-                              </w:rPr>
-                            </w:pPr>
-                            <w:proofErr w:type="gramStart"/>
-                            <w:r>
-                              <w:rPr>
-                                <w:lang w:val="en-US"/>
-                              </w:rPr>
-                              <w:t>A(</w:t>
-                            </w:r>
-                            <w:proofErr w:type="gramEnd"/>
-                            <w:r>
-                              <w:rPr>
-                                <w:lang w:val="en-US"/>
-                              </w:rPr>
-                              <w:t>10)</w:t>
-                            </w:r>
-                          </w:p>
-                        </w:txbxContent>
-                      </wps:txbx>
-                      <wps:bodyPr rot="0" spcFirstLastPara="0" vertOverflow="overflow" horzOverflow="overflow" vert="horz" wrap="square" lIns="91440" tIns="45720" rIns="91440" bIns="45720" numCol="1" spcCol="0" rtlCol="0" fromWordArt="0" anchor="ctr" anchorCtr="0" forceAA="0" compatLnSpc="1">
-                        <a:prstTxWarp prst="textNoShape">
-                          <a:avLst/>
-                        </a:prstTxWarp>
-                        <a:noAutofit/>
-                      </wps:bodyPr>
-                    </wps:wsp>
-                  </a:graphicData>
-                </a:graphic>
-                <wp14:sizeRelH relativeFrom="margin">
-                  <wp14:pctWidth>0</wp14:pctWidth>
-                </wp14:sizeRelH>
-                <wp14:sizeRelV relativeFrom="margin">
-                  <wp14:pctHeight>0</wp14:pctHeight>
-                </wp14:sizeRelV>
-              </wp:anchor>
-            </w:drawing>
-          </mc:Choice>
-          <mc:Fallback>
-            <w:pict>
-              <v:oval w14:anchorId="12620340" id="Oval 8" o:spid="_x0000_s1026" style="position:absolute;left:0;text-align:left;margin-left:195.6pt;margin-top:2.8pt;width:83.65pt;height:33.3pt;z-index:251666432;visibility:visible;mso-wrap-style:square;mso-width-percent:0;mso-height-percent:0;mso-wrap-distance-left:9pt;mso-wrap-distance-top:0;mso-wrap-distance-right:9pt;mso-wrap-distance-bottom:0;mso-position-horizontal:absolute;mso-position-horizontal-relative:text;mso-position-vertical:absolute;mso-position-vertical-relative:text;mso-width-percent:0;mso-height-percent:0;mso-width-relative:margin;mso-height-relative:margin;v-text-anchor:middle" o:gfxdata="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" fillcolor="white [3201]" strokecolor="#4ea72e [3209]" strokeweight="1.5pt">
-                <v:stroke joinstyle="miter"/>
-                <v:textbox>
-                  <w:txbxContent>
-                    <w:p>
-                      <w:pPr>
-                        <w:jc w:val="center"/>
-                        <w:rPr>
-                          <w:lang w:val="en-US"/>
-                        </w:rPr>
-                      </w:pPr>
-                      <w:proofErr w:type="gramStart"/>
-                      <w:r>
-                        <w:rPr>
-                          <w:lang w:val="en-US"/>
-                        </w:rPr>
-                        <w:t>A(</w:t>
-                      </w:r>
-                      <w:proofErr w:type="gramEnd"/>
-                      <w:r>
-                        <w:rPr>
-                          <w:lang w:val="en-US"/>
-                        </w:rPr>
-                        <w:t>10)</w:t>
-                      </w:r>
-                    </w:p>
-                  </w:txbxContent>
-                </v:textbox>
-              </v:oval>
-            </w:pict>
-          </mc:Fallback>
-        </mc:AlternateContent>
-      </w:r>
-    </w:p>
-    <w:p>
-      <w:pPr>
-        <w:pStyle w:val="ListParagraph"/>
-        <w:ind w:left="1080"/>
-        <w:rPr>
-          <w:lang w:val="en-US"/>
-        </w:rPr>
-      </w:pPr>
-      <w:r>
-        <w:rPr>
-          <w:noProof/>
-          <w:lang w:val="en-US"/>
-        </w:rPr>
-        <mc:AlternateContent>
-          <mc:Choice Requires="wps">
-            <w:drawing>
-              <wp:anchor distT="0" distB="0" distL="114300" distR="114300" simplePos="0" relativeHeight="251680768" behindDoc="0" locked="0" layoutInCell="1" allowOverlap="1" wp14:anchorId="01F30965" wp14:editId="1E0602BE">
-                <wp:simplePos x="0" y="0"/>
-                <wp:positionH relativeFrom="column">
-                  <wp:posOffset>3536031</wp:posOffset>
-                </wp:positionH>
-                <wp:positionV relativeFrom="paragraph">
-                  <wp:posOffset>89575</wp:posOffset>
-                </wp:positionV>
-                <wp:extent cx="1464097" cy="385845"/>
-                <wp:effectExtent l="38100" t="57150" r="79375" b="71755"/>
-                <wp:wrapNone/>
-                <wp:docPr id="839352254" name="Straight Arrow Connector 14"/>
-                <wp:cNvGraphicFramePr/>
-                <a:graphic xmlns:a="http://schemas.openxmlformats.org/drawingml/2006/main">
-                  <a:graphicData uri="http://schemas.microsoft.com/office/word/2010/wordprocessingShape">
-                    <wps:wsp>
-                      <wps:cNvCnPr/>
-                      <wps:spPr>
-                        <a:xfrm>
-                          <a:off x="0" y="0"/>
-                          <a:ext cx="1464097" cy="385845"/>
-                        </a:xfrm>
-                        <a:prstGeom prst="straightConnector1">
-                          <a:avLst/>
-                        </a:prstGeom>
-                        <a:ln>
-                          <a:headEnd type="triangle"/>
-                          <a:tailEnd type="triangle"/>
-                        </a:ln>
-                      </wps:spPr>
-                      <wps:style>
-                        <a:lnRef idx="2">
-                          <a:schemeClr val="accent1"/>
-                        </a:lnRef>
-                        <a:fillRef idx="0">
-                          <a:schemeClr val="accent1"/>
-                        </a:fillRef>
-                        <a:effectRef idx="1">
-                          <a:schemeClr val="accent1"/>
-                        </a:effectRef>
-                        <a:fontRef idx="minor">
-                          <a:schemeClr val="tx1"/>
-                        </a:fontRef>
-                      </wps:style>
-                      <wps:bodyPr/>
-                    </wps:wsp>
-                  </a:graphicData>
-                </a:graphic>
-              </wp:anchor>
-            </w:drawing>
-          </mc:Choice>
-          <mc:Fallback>
-            <w:pict>
-              <v:shape w14:anchorId="447FC990" id="Straight Arrow Connector 14" o:spid="_x0000_s1026" type="#_x0000_t32" style="position:absolute;margin-left:278.45pt;margin-top:7.05pt;width:115.3pt;height:30.4pt;z-index:251680768;visibility:visible;mso-wrap-style:square;mso-wrap-distance-left:9pt;mso-wrap-distance-top:0;mso-wrap-distance-right:9pt;mso-wrap-distance-bottom:0;mso-position-horizontal:absolute;mso-position-horizontal-relative:text;mso-position-vertical:absolute;mso-position-vertical-relative:text" o:gfxdata="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" strokecolor="#156082 [3204]" strokeweight="1.5pt">
-                <v:stroke startarrow="block" endarrow="block" joinstyle="miter"/>
-              </v:shape>
-            </w:pict>
-          </mc:Fallback>
-        </mc:AlternateContent>
-      </w:r>
-      <w:r>
-        <w:rPr>
-          <w:noProof/>
-          <w:lang w:val="en-US"/>
-        </w:rPr>
-        <mc:AlternateContent>
-          <mc:Choice Requires="wps">
-            <w:drawing>
-              <wp:anchor distT="0" distB="0" distL="114300" distR="114300" simplePos="0" relativeHeight="251675648" behindDoc="0" locked="0" layoutInCell="1" allowOverlap="1" wp14:anchorId="1C679A32" wp14:editId="55DC9CC5">
-                <wp:simplePos x="0" y="0"/>
-                <wp:positionH relativeFrom="column">
-                  <wp:posOffset>829831</wp:posOffset>
-                </wp:positionH>
-                <wp:positionV relativeFrom="paragraph">
-                  <wp:posOffset>147716</wp:posOffset>
-                </wp:positionV>
-                <wp:extent cx="1696661" cy="761119"/>
-                <wp:effectExtent l="38100" t="0" r="18415" b="58420"/>
-                <wp:wrapNone/>
-                <wp:docPr id="1878616735" name="Straight Arrow Connector 9"/>
-                <wp:cNvGraphicFramePr/>
-                <a:graphic xmlns:a="http://schemas.openxmlformats.org/drawingml/2006/main">
-                  <a:graphicData uri="http://schemas.microsoft.com/office/word/2010/wordprocessingShape">
-                    <wps:wsp>
-                      <wps:cNvCnPr/>
-                      <wps:spPr>
-                        <a:xfrm flipH="1">
-                          <a:off x="0" y="0"/>
-                          <a:ext cx="1696661" cy="761119"/>
-                        </a:xfrm>
-                        <a:prstGeom prst="straightConnector1">
-                          <a:avLst/>
-                        </a:prstGeom>
-                        <a:ln>
-                          <a:tailEnd type="triangle"/>
-                        </a:ln>
-                      </wps:spPr>
-                      <wps:style>
-                        <a:lnRef idx="2">
-                          <a:schemeClr val="accent1"/>
-                        </a:lnRef>
-                        <a:fillRef idx="0">
-                          <a:schemeClr val="accent1"/>
-                        </a:fillRef>
-                        <a:effectRef idx="1">
-                          <a:schemeClr val="accent1"/>
-                        </a:effectRef>
-                        <a:fontRef idx="minor">
-                          <a:schemeClr val="tx1"/>
-                        </a:fontRef>
-                      </wps:style>
-                      <wps:bodyPr/>
-                    </wps:wsp>
-                  </a:graphicData>
-                </a:graphic>
-              </wp:anchor>
-            </w:drawing>
-          </mc:Choice>
-          <mc:Fallback>
-            <w:pict>
-              <v:shape w14:anchorId="3343D766" id="Straight Arrow Connector 9" o:spid="_x0000_s1026" type="#_x0000_t32" style="position:absolute;margin-left:65.35pt;margin-top:11.65pt;width:133.6pt;height:59.95pt;flip:x;z-index:251675648;visibility:visible;mso-wrap-style:square;mso-wrap-distance-left:9pt;mso-wrap-distance-top:0;mso-wrap-distance-right:9pt;mso-wrap-distance-bottom:0;mso-position-horizontal:absolute;mso-position-horizontal-relative:text;mso-position-vertical:absolute;mso-position-vertical-relative:text" o:gfxdata="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" strokecolor="#156082 [3204]" strokeweight="1.5pt">
-                <v:stroke endarrow="block" joinstyle="miter"/>
-              </v:shape>
-            </w:pict>
-          </mc:Fallback>
-        </mc:AlternateContent>
-      </w:r>
-    </w:p>
-    <w:p>
-      <w:pPr>
-        <w:pStyle w:val="ListParagraph"/>
-        <w:ind w:left="1080"/>
-        <w:rPr>
-          <w:lang w:val="en-US"/>
-        </w:rPr>
-      </w:pPr>
-      <w:r>
-        <w:rPr>
-          <w:noProof/>
-          <w:lang w:val="en-US"/>
-        </w:rPr>
-        <mc:AlternateContent>
-          <mc:Choice Requires="wps">
-            <w:drawing>
-              <wp:anchor distT="0" distB="0" distL="114300" distR="114300" simplePos="0" relativeHeight="251676672" behindDoc="0" locked="0" layoutInCell="1" allowOverlap="1" wp14:anchorId="3B61C18F" wp14:editId="262290B3">
-                <wp:simplePos x="0" y="0"/>
-                <wp:positionH relativeFrom="column">
-                  <wp:posOffset>3171329</wp:posOffset>
-                </wp:positionH>
-                <wp:positionV relativeFrom="paragraph">
-                  <wp:posOffset>32877</wp:posOffset>
-                </wp:positionV>
-                <wp:extent cx="147996" cy="692407"/>
-                <wp:effectExtent l="0" t="0" r="80645" b="50800"/>
-                <wp:wrapNone/>
-                <wp:docPr id="1497127516" name="Straight Arrow Connector 10"/>
-                <wp:cNvGraphicFramePr/>
-                <a:graphic xmlns:a="http://schemas.openxmlformats.org/drawingml/2006/main">
-                  <a:graphicData uri="http://schemas.microsoft.com/office/word/2010/wordprocessingShape">
-                    <wps:wsp>
-                      <wps:cNvCnPr/>
-                      <wps:spPr>
-                        <a:xfrm>
-                          <a:off x="0" y="0"/>
-                          <a:ext cx="147996" cy="692407"/>
-                        </a:xfrm>
-                        <a:prstGeom prst="straightConnector1">
-                          <a:avLst/>
-                        </a:prstGeom>
-                        <a:ln>
-                          <a:tailEnd type="triangle"/>
-                        </a:ln>
-                      </wps:spPr>
-                      <wps:style>
-                        <a:lnRef idx="2">
-                          <a:schemeClr val="accent1"/>
-                        </a:lnRef>
-                        <a:fillRef idx="0">
-                          <a:schemeClr val="accent1"/>
-                        </a:fillRef>
-                        <a:effectRef idx="1">
-                          <a:schemeClr val="accent1"/>
-                        </a:effectRef>
-                        <a:fontRef idx="minor">
-                          <a:schemeClr val="tx1"/>
-                        </a:fontRef>
-                      </wps:style>
-                      <wps:bodyPr/>
-                    </wps:wsp>
-                  </a:graphicData>
-                </a:graphic>
-              </wp:anchor>
-            </w:drawing>
-          </mc:Choice>
-          <mc:Fallback>
-            <w:pict>
-              <v:shape w14:anchorId="1EAF76FD" id="Straight Arrow Connector 10" o:spid="_x0000_s1026" type="#_x0000_t32" style="position:absolute;margin-left:249.7pt;margin-top:2.6pt;width:11.65pt;height:54.5pt;z-index:251676672;visibility:visible;mso-wrap-style:square;mso-wrap-distance-left:9pt;mso-wrap-distance-top:0;mso-wrap-distance-right:9pt;mso-wrap-distance-bottom:0;mso-position-horizontal:absolute;mso-position-horizontal-relative:text;mso-position-vertical:absolute;mso-position-vertical-relative:text" o:gfxdata="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" strokecolor="#156082 [3204]" strokeweight="1.5pt">
-                <v:stroke endarrow="block" joinstyle="miter"/>
-              </v:shape>
-            </w:pict>
-          </mc:Fallback>
-        </mc:AlternateContent>
-      </w:r>
-      <w:r>
-        <w:rPr>
-          <w:noProof/>
-          <w:lang w:val="en-US"/>
-        </w:rPr>
-        <mc:AlternateContent>
-          <mc:Choice Requires="wps">
-            <w:drawing>
-              <wp:anchor distT="0" distB="0" distL="114300" distR="114300" simplePos="0" relativeHeight="251674624" behindDoc="0" locked="0" layoutInCell="1" allowOverlap="1" wp14:anchorId="477CC99D" wp14:editId="6A9F95F3">
-                <wp:simplePos x="0" y="0"/>
-                <wp:positionH relativeFrom="column">
-                  <wp:posOffset>4908902</wp:posOffset>
-                </wp:positionH>
-                <wp:positionV relativeFrom="paragraph">
-                  <wp:posOffset>201071</wp:posOffset>
-                </wp:positionV>
-                <wp:extent cx="1062395" cy="422844"/>
-                <wp:effectExtent l="0" t="0" r="23495" b="15875"/>
-                <wp:wrapNone/>
-                <wp:docPr id="1890686732" name="Oval 8"/>
-                <wp:cNvGraphicFramePr/>
-                <a:graphic xmlns:a="http://schemas.openxmlformats.org/drawingml/2006/main">
-                  <a:graphicData uri="http://schemas.microsoft.com/office/word/2010/wordprocessingShape">
-                    <wps:wsp>
-                      <wps:cNvSpPr/>
-                      <wps:spPr>
-                        <a:xfrm>
-                          <a:off x="0" y="0"/>
-                          <a:ext cx="1062395" cy="422844"/>
-                        </a:xfrm>
-                        <a:prstGeom prst="ellipse">
-                          <a:avLst/>
-                        </a:prstGeom>
-                      </wps:spPr>
-                      <wps:style>
-                        <a:lnRef idx="2">
-                          <a:schemeClr val="accent6"/>
-                        </a:lnRef>
-                        <a:fillRef idx="1">
-                          <a:schemeClr val="lt1"/>
-                        </a:fillRef>
-                        <a:effectRef idx="0">
-                          <a:schemeClr val="accent6"/>
-                        </a:effectRef>
-                        <a:fontRef idx="minor">
-                          <a:schemeClr val="dk1"/>
-                        </a:fontRef>
-                      </wps:style>
-                      <wps:txbx>
-                        <w:txbxContent>
-                          <w:p>
-                            <w:pPr>
-                              <w:jc w:val="center"/>
-                              <w:rPr>
-                                <w:lang w:val="en-US"/>
-                              </w:rPr>
-                            </w:pPr>
-                            <w:proofErr w:type="gramStart"/>
-                            <w:r>
-                              <w:rPr>
-                                <w:lang w:val="en-US"/>
-                              </w:rPr>
-                              <w:t>D(</w:t>
-                            </w:r>
-                            <w:proofErr w:type="gramEnd"/>
-                            <w:r>
-                              <w:rPr>
-                                <w:lang w:val="en-US"/>
-                              </w:rPr>
-                              <w:t>20)</w:t>
-                            </w:r>
-                          </w:p>
-                        </w:txbxContent>
-                      </wps:txbx>
-                      <wps:bodyPr rot="0" spcFirstLastPara="0" vertOverflow="overflow" horzOverflow="overflow" vert="horz" wrap="square" lIns="91440" tIns="45720" rIns="91440" bIns="45720" numCol="1" spcCol="0" rtlCol="0" fromWordArt="0" anchor="ctr" anchorCtr="0" forceAA="0" compatLnSpc="1">
-                        <a:prstTxWarp prst="textNoShape">
-                          <a:avLst/>
-                        </a:prstTxWarp>
-                        <a:noAutofit/>
-                      </wps:bodyPr>
-                    </wps:wsp>
-                  </a:graphicData>
-                </a:graphic>
-                <wp14:sizeRelH relativeFrom="margin">
-                  <wp14:pctWidth>0</wp14:pctWidth>
-                </wp14:sizeRelH>
-                <wp14:sizeRelV relativeFrom="margin">
-                  <wp14:pctHeight>0</wp14:pctHeight>
-                </wp14:sizeRelV>
-              </wp:anchor>
-            </w:drawing>
-          </mc:Choice>
-          <mc:Fallback>
-            <w:pict>
-              <v:oval w14:anchorId="477CC99D" id="_x0000_s1027" style="position:absolute;left:0;text-align:left;margin-left:386.55pt;margin-top:15.85pt;width:83.65pt;height:33.3pt;z-index:251674624;visibility:visible;mso-wrap-style:square;mso-width-percent:0;mso-height-percent:0;mso-wrap-distance-left:9pt;mso-wrap-distance-top:0;mso-wrap-distance-right:9pt;mso-wrap-distance-bottom:0;mso-position-horizontal:absolute;mso-position-horizontal-relative:text;mso-position-vertical:absolute;mso-position-vertical-relative:text;mso-width-percent:0;mso-height-percent:0;mso-width-relative:margin;mso-height-relative:margin;v-text-anchor:middle" o:gfxdata="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" fillcolor="white [3201]" strokecolor="#4ea72e [3209]" strokeweight="1.5pt">
-                <v:stroke joinstyle="miter"/>
-                <v:textbox>
-                  <w:txbxContent>
-                    <w:p>
-                      <w:pPr>
-                        <w:jc w:val="center"/>
-                        <w:rPr>
-                          <w:lang w:val="en-US"/>
-                        </w:rPr>
-                      </w:pPr>
-                      <w:proofErr w:type="gramStart"/>
-                      <w:r>
-                        <w:rPr>
-                          <w:lang w:val="en-US"/>
-                        </w:rPr>
-                        <w:t>D(</w:t>
-                      </w:r>
-                      <w:proofErr w:type="gramEnd"/>
-                      <w:r>
-                        <w:rPr>
-                          <w:lang w:val="en-US"/>
-                        </w:rPr>
-                        <w:t>20)</w:t>
-                      </w:r>
-                    </w:p>
-                  </w:txbxContent>
-                </v:textbox>
-              </v:oval>
-            </w:pict>
-          </mc:Fallback>
-        </mc:AlternateContent>
-      </w:r>
-    </w:p>
-    <w:p>
-      <w:pPr>
-        <w:pStyle w:val="ListParagraph"/>
-        <w:ind w:left="1080"/>
-        <w:rPr>
-          <w:lang w:val="en-US"/>
-        </w:rPr>
-      </w:pPr>
-    </w:p>
-    <w:p>
-      <w:pPr>
-        <w:pStyle w:val="ListParagraph"/>
-        <w:ind w:left="1080"/>
-        <w:rPr>
-          <w:lang w:val="en-US"/>
-        </w:rPr>
-      </w:pPr>
-      <w:r>
-        <w:rPr>
-          <w:noProof/>
-          <w:lang w:val="en-US"/>
-        </w:rPr>
-        <mc:AlternateContent>
-          <mc:Choice Requires="wps">
-            <w:drawing>
-              <wp:anchor distT="0" distB="0" distL="114300" distR="114300" simplePos="0" relativeHeight="251679744" behindDoc="0" locked="0" layoutInCell="1" allowOverlap="1" wp14:anchorId="01F135D9" wp14:editId="72A03898">
-                <wp:simplePos x="0" y="0"/>
-                <wp:positionH relativeFrom="column">
-                  <wp:posOffset>3837309</wp:posOffset>
-                </wp:positionH>
-                <wp:positionV relativeFrom="paragraph">
-                  <wp:posOffset>66840</wp:posOffset>
-                </wp:positionV>
-                <wp:extent cx="1094108" cy="338275"/>
-                <wp:effectExtent l="38100" t="38100" r="48895" b="62230"/>
-                <wp:wrapNone/>
-                <wp:docPr id="1944210093" name="Straight Arrow Connector 13"/>
-                <wp:cNvGraphicFramePr/>
-                <a:graphic xmlns:a="http://schemas.openxmlformats.org/drawingml/2006/main">
-                  <a:graphicData uri="http://schemas.microsoft.com/office/word/2010/wordprocessingShape">
-                    <wps:wsp>
-                      <wps:cNvCnPr/>
-                      <wps:spPr>
-                        <a:xfrm flipV="1">
-                          <a:off x="0" y="0"/>
-                          <a:ext cx="1094108" cy="338275"/>
-                        </a:xfrm>
-                        <a:prstGeom prst="straightConnector1">
-                          <a:avLst/>
-                        </a:prstGeom>
-                        <a:ln>
-                          <a:headEnd type="triangle"/>
-                          <a:tailEnd type="triangle"/>
-                        </a:ln>
-                      </wps:spPr>
-                      <wps:style>
-                        <a:lnRef idx="2">
-                          <a:schemeClr val="accent1"/>
-                        </a:lnRef>
-                        <a:fillRef idx="0">
-                          <a:schemeClr val="accent1"/>
-                        </a:fillRef>
-                        <a:effectRef idx="1">
-                          <a:schemeClr val="accent1"/>
-                        </a:effectRef>
-                        <a:fontRef idx="minor">
-                          <a:schemeClr val="tx1"/>
-                        </a:fontRef>
-                      </wps:style>
-                      <wps:bodyPr/>
-                    </wps:wsp>
-                  </a:graphicData>
-                </a:graphic>
-              </wp:anchor>
-            </w:drawing>
-          </mc:Choice>
-          <mc:Fallback>
-            <w:pict>
-              <v:shape w14:anchorId="62A9D195" id="Straight Arrow Connector 13" o:spid="_x0000_s1026" type="#_x0000_t32" style="position:absolute;margin-left:302.15pt;margin-top:5.25pt;width:86.15pt;height:26.65pt;flip:y;z-index:251679744;visibility:visible;mso-wrap-style:square;mso-wrap-distance-left:9pt;mso-wrap-distance-top:0;mso-wrap-distance-right:9pt;mso-wrap-distance-bottom:0;mso-position-horizontal:absolute;mso-position-horizontal-relative:text;mso-position-vertical:absolute;mso-position-vertical-relative:text" o:gfxdata="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" strokecolor="#156082 [3204]" strokeweight="1.5pt">
-                <v:stroke startarrow="block" endarrow="block" joinstyle="miter"/>
-              </v:shape>
-            </w:pict>
-          </mc:Fallback>
-        </mc:AlternateContent>
-      </w:r>
-    </w:p>
-    <w:p>
-      <w:pPr>
-        <w:pStyle w:val="ListParagraph"/>
-        <w:ind w:left="1080"/>
-        <w:rPr>
-          <w:lang w:val="en-US"/>
-        </w:rPr>
-      </w:pPr>
-      <w:r>
-        <w:rPr>
-          <w:noProof/>
-          <w:lang w:val="en-US"/>
-        </w:rPr>
-        <mc:AlternateContent>
-          <mc:Choice Requires="wps">
-            <w:drawing>
-              <wp:anchor distT="0" distB="0" distL="114300" distR="114300" simplePos="0" relativeHeight="251672576" behindDoc="0" locked="0" layoutInCell="1" allowOverlap="1" wp14:anchorId="3EB5577E" wp14:editId="35A0F78D">
-                <wp:simplePos x="0" y="0"/>
-                <wp:positionH relativeFrom="column">
-                  <wp:posOffset>2895354</wp:posOffset>
-                </wp:positionH>
-                <wp:positionV relativeFrom="paragraph">
-                  <wp:posOffset>103949</wp:posOffset>
-                </wp:positionV>
-                <wp:extent cx="1062395" cy="422844"/>
-                <wp:effectExtent l="0" t="0" r="23495" b="15875"/>
-                <wp:wrapNone/>
-                <wp:docPr id="397344570" name="Oval 8"/>
-                <wp:cNvGraphicFramePr/>
-                <a:graphic xmlns:a="http://schemas.openxmlformats.org/drawingml/2006/main">
-                  <a:graphicData uri="http://schemas.microsoft.com/office/word/2010/wordprocessingShape">
-                    <wps:wsp>
-                      <wps:cNvSpPr/>
-                      <wps:spPr>
-                        <a:xfrm>
-                          <a:off x="0" y="0"/>
-                          <a:ext cx="1062395" cy="422844"/>
-                        </a:xfrm>
-                        <a:prstGeom prst="ellipse">
-                          <a:avLst/>
-                        </a:prstGeom>
-                      </wps:spPr>
-                      <wps:style>
-                        <a:lnRef idx="2">
-                          <a:schemeClr val="accent6"/>
-                        </a:lnRef>
-                        <a:fillRef idx="1">
-                          <a:schemeClr val="lt1"/>
-                        </a:fillRef>
-                        <a:effectRef idx="0">
-                          <a:schemeClr val="accent6"/>
-                        </a:effectRef>
-                        <a:fontRef idx="minor">
-                          <a:schemeClr val="dk1"/>
-                        </a:fontRef>
-                      </wps:style>
-                      <wps:txbx>
-                        <w:txbxContent>
-                          <w:p>
-                            <w:pPr>
-                              <w:jc w:val="center"/>
-                              <w:rPr>
-                                <w:lang w:val="en-US"/>
-                              </w:rPr>
-                            </w:pPr>
-                            <w:proofErr w:type="gramStart"/>
-                            <w:r>
-                              <w:rPr>
-                                <w:lang w:val="en-US"/>
-                              </w:rPr>
-                              <w:t>C(</w:t>
-                            </w:r>
-                            <w:proofErr w:type="gramEnd"/>
-                            <w:r>
-                              <w:rPr>
-                                <w:lang w:val="en-US"/>
-                              </w:rPr>
-                              <w:t>50)</w:t>
-                            </w:r>
-                          </w:p>
-                        </w:txbxContent>
-                      </wps:txbx>
-                      <wps:bodyPr rot="0" spcFirstLastPara="0" vertOverflow="overflow" horzOverflow="overflow" vert="horz" wrap="square" lIns="91440" tIns="45720" rIns="91440" bIns="45720" numCol="1" spcCol="0" rtlCol="0" fromWordArt="0" anchor="ctr" anchorCtr="0" forceAA="0" compatLnSpc="1">
-                        <a:prstTxWarp prst="textNoShape">
-                          <a:avLst/>
-                        </a:prstTxWarp>
-                        <a:noAutofit/>
-                      </wps:bodyPr>
-                    </wps:wsp>
-                  </a:graphicData>
-                </a:graphic>
-                <wp14:sizeRelH relativeFrom="margin">
-                  <wp14:pctWidth>0</wp14:pctWidth>
-                </wp14:sizeRelH>
-                <wp14:sizeRelV relativeFrom="margin">
-                  <wp14:pctHeight>0</wp14:pctHeight>
-                </wp14:sizeRelV>
-              </wp:anchor>
-            </w:drawing>
-          </mc:Choice>
-          <mc:Fallback>
-            <w:pict>
-              <v:oval w14:anchorId="3EB5577E" id="_x0000_s1028" style="position:absolute;left:0;text-align:left;margin-left:228pt;margin-top:8.2pt;width:83.65pt;height:33.3pt;z-index:251672576;visibility:visible;mso-wrap-style:square;mso-width-percent:0;mso-height-percent:0;mso-wrap-distance-left:9pt;mso-wrap-distance-top:0;mso-wrap-distance-right:9pt;mso-wrap-distance-bottom:0;mso-position-horizontal:absolute;mso-position-horizontal-relative:text;mso-position-vertical:absolute;mso-position-vertical-relative:text;mso-width-percent:0;mso-height-percent:0;mso-width-relative:margin;mso-height-relative:margin;v-text-anchor:middle" o:gfxdata="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" fillcolor="white [3201]" strokecolor="#4ea72e [3209]" strokeweight="1.5pt">
-                <v:stroke joinstyle="miter"/>
-                <v:textbox>
-                  <w:txbxContent>
-                    <w:p>
-                      <w:pPr>
-                        <w:jc w:val="center"/>
-                        <w:rPr>
-                          <w:lang w:val="en-US"/>
-                        </w:rPr>
-                      </w:pPr>
-                      <w:proofErr w:type="gramStart"/>
-                      <w:r>
-                        <w:rPr>
-                          <w:lang w:val="en-US"/>
-                        </w:rPr>
-                        <w:t>C(</w:t>
-                      </w:r>
-                      <w:proofErr w:type="gramEnd"/>
-                      <w:r>
-                        <w:rPr>
-                          <w:lang w:val="en-US"/>
-                        </w:rPr>
-                        <w:t>50)</w:t>
-                      </w:r>
-                    </w:p>
-                  </w:txbxContent>
-                </v:textbox>
-              </v:oval>
-            </w:pict>
-          </mc:Fallback>
-        </mc:AlternateContent>
-      </w:r>
-      <w:r>
-        <w:rPr>
-          <w:noProof/>
-          <w:lang w:val="en-US"/>
-        </w:rPr>
-        <mc:AlternateContent>
-          <mc:Choice Requires="wps">
-            <w:drawing>
-              <wp:anchor distT="0" distB="0" distL="114300" distR="114300" simplePos="0" relativeHeight="251668480" behindDoc="0" locked="0" layoutInCell="1" allowOverlap="1" wp14:anchorId="5BB891BB" wp14:editId="52BB8AE6">
-                <wp:simplePos x="0" y="0"/>
-                <wp:positionH relativeFrom="column">
-                  <wp:posOffset>0</wp:posOffset>
-                </wp:positionH>
-                <wp:positionV relativeFrom="paragraph">
-                  <wp:posOffset>0</wp:posOffset>
-                </wp:positionV>
-                <wp:extent cx="1062395" cy="422844"/>
-                <wp:effectExtent l="0" t="0" r="23495" b="15875"/>
-                <wp:wrapNone/>
-                <wp:docPr id="560485896" name="Oval 8"/>
-                <wp:cNvGraphicFramePr/>
-                <a:graphic xmlns:a="http://schemas.openxmlformats.org/drawingml/2006/main">
-                  <a:graphicData uri="http://schemas.microsoft.com/office/word/2010/wordprocessingShape">
-                    <wps:wsp>
-                      <wps:cNvSpPr/>
-                      <wps:spPr>
-                        <a:xfrm>
-                          <a:off x="0" y="0"/>
-                          <a:ext cx="1062395" cy="422844"/>
-                        </a:xfrm>
-                        <a:prstGeom prst="ellipse">
-                          <a:avLst/>
-                        </a:prstGeom>
-                      </wps:spPr>
-                      <wps:style>
-                        <a:lnRef idx="2">
-                          <a:schemeClr val="accent6"/>
-                        </a:lnRef>
-                        <a:fillRef idx="1">
-                          <a:schemeClr val="lt1"/>
-                        </a:fillRef>
-                        <a:effectRef idx="0">
-                          <a:schemeClr val="accent6"/>
-                        </a:effectRef>
-                        <a:fontRef idx="minor">
-                          <a:schemeClr val="dk1"/>
-                        </a:fontRef>
-                      </wps:style>
-                      <wps:txbx>
-                        <w:txbxContent>
-                          <w:p>
-                            <w:pPr>
-                              <w:jc w:val="center"/>
-                              <w:rPr>
-                                <w:lang w:val="en-US"/>
-                              </w:rPr>
-                            </w:pPr>
-                            <w:proofErr w:type="gramStart"/>
-                            <w:r>
-                              <w:rPr>
-                                <w:lang w:val="en-US"/>
-                              </w:rPr>
-                              <w:t>B(</w:t>
-                            </w:r>
-                            <w:proofErr w:type="gramEnd"/>
-                            <w:r>
-                              <w:rPr>
-                                <w:lang w:val="en-US"/>
-                              </w:rPr>
-                              <w:t>30)</w:t>
-                            </w:r>
-                          </w:p>
-                        </w:txbxContent>
-                      </wps:txbx>
-                      <wps:bodyPr rot="0" spcFirstLastPara="0" vertOverflow="overflow" horzOverflow="overflow" vert="horz" wrap="square" lIns="91440" tIns="45720" rIns="91440" bIns="45720" numCol="1" spcCol="0" rtlCol="0" fromWordArt="0" anchor="ctr" anchorCtr="0" forceAA="0" compatLnSpc="1">
-                        <a:prstTxWarp prst="textNoShape">
-                          <a:avLst/>
-                        </a:prstTxWarp>
-                        <a:noAutofit/>
-                      </wps:bodyPr>
-                    </wps:wsp>
-                  </a:graphicData>
-                </a:graphic>
-                <wp14:sizeRelH relativeFrom="margin">
-                  <wp14:pctWidth>0</wp14:pctWidth>
-                </wp14:sizeRelH>
-                <wp14:sizeRelV relativeFrom="margin">
-                  <wp14:pctHeight>0</wp14:pctHeight>
-                </wp14:sizeRelV>
-              </wp:anchor>
-            </w:drawing>
-          </mc:Choice>
-          <mc:Fallback>
-            <w:pict>
-              <v:oval w14:anchorId="5BB891BB" id="_x0000_s1029" style="position:absolute;left:0;text-align:left;margin-left:0;margin-top:0;width:83.65pt;height:33.3pt;z-index:251668480;visibility:visible;mso-wrap-style:square;mso-width-percent:0;mso-height-percent:0;mso-wrap-distance-left:9pt;mso-wrap-distance-top:0;mso-wrap-distance-right:9pt;mso-wrap-distance-bottom:0;mso-position-horizontal:absolute;mso-position-horizontal-relative:text;mso-position-vertical:absolute;mso-position-vertical-relative:text;mso-width-percent:0;mso-height-percent:0;mso-width-relative:margin;mso-height-relative:margin;v-text-anchor:middle" o:gfxdata="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" fillcolor="white [3201]" strokecolor="#4ea72e [3209]" strokeweight="1.5pt">
-                <v:stroke joinstyle="miter"/>
-                <v:textbox>
-                  <w:txbxContent>
-                    <w:p>
-                      <w:pPr>
-                        <w:jc w:val="center"/>
-                        <w:rPr>
-                          <w:lang w:val="en-US"/>
-                        </w:rPr>
-                      </w:pPr>
-                      <w:proofErr w:type="gramStart"/>
-                      <w:r>
-                        <w:rPr>
-                          <w:lang w:val="en-US"/>
-                        </w:rPr>
-                        <w:t>B(</w:t>
-                      </w:r>
-                      <w:proofErr w:type="gramEnd"/>
-                      <w:r>
-                        <w:rPr>
-                          <w:lang w:val="en-US"/>
-                        </w:rPr>
-                        <w:t>30)</w:t>
-                      </w:r>
-                    </w:p>
-                  </w:txbxContent>
-                </v:textbox>
-              </v:oval>
-            </w:pict>
-          </mc:Fallback>
-        </mc:AlternateContent>
-      </w:r>
-    </w:p>
-    <w:p>
-      <w:pPr>
-        <w:pStyle w:val="ListParagraph"/>
-        <w:ind w:left="1080"/>
-        <w:rPr>
-          <w:lang w:val="en-US"/>
-        </w:rPr>
-      </w:pPr>
-      <w:r>
-        <w:rPr>
-          <w:noProof/>
-          <w:lang w:val="en-US"/>
-        </w:rPr>
-        <mc:AlternateContent>
-          <mc:Choice Requires="wps">
-            <w:drawing>
-              <wp:anchor distT="0" distB="0" distL="114300" distR="114300" simplePos="0" relativeHeight="251678720" behindDoc="0" locked="0" layoutInCell="1" allowOverlap="1" wp14:anchorId="03159480" wp14:editId="1A49B417">
-                <wp:simplePos x="0" y="0"/>
-                <wp:positionH relativeFrom="column">
-                  <wp:posOffset>924971</wp:posOffset>
-                </wp:positionH>
-                <wp:positionV relativeFrom="paragraph">
-                  <wp:posOffset>164865</wp:posOffset>
-                </wp:positionV>
-                <wp:extent cx="792832" cy="354132"/>
-                <wp:effectExtent l="38100" t="38100" r="64770" b="65405"/>
-                <wp:wrapNone/>
-                <wp:docPr id="732339448" name="Straight Arrow Connector 12"/>
-                <wp:cNvGraphicFramePr/>
-                <a:graphic xmlns:a="http://schemas.openxmlformats.org/drawingml/2006/main">
-                  <a:graphicData uri="http://schemas.microsoft.com/office/word/2010/wordprocessingShape">
-                    <wps:wsp>
-                      <wps:cNvCnPr/>
-                      <wps:spPr>
-                        <a:xfrm>
-                          <a:off x="0" y="0"/>
-                          <a:ext cx="792832" cy="354132"/>
-                        </a:xfrm>
-                        <a:prstGeom prst="straightConnector1">
-                          <a:avLst/>
-                        </a:prstGeom>
-                        <a:ln>
-                          <a:headEnd type="triangle"/>
-                          <a:tailEnd type="triangle"/>
-                        </a:ln>
-                      </wps:spPr>
-                      <wps:style>
-                        <a:lnRef idx="2">
-                          <a:schemeClr val="accent1"/>
-                        </a:lnRef>
-                        <a:fillRef idx="0">
-                          <a:schemeClr val="accent1"/>
-                        </a:fillRef>
-                        <a:effectRef idx="1">
-                          <a:schemeClr val="accent1"/>
-                        </a:effectRef>
-                        <a:fontRef idx="minor">
-                          <a:schemeClr val="tx1"/>
-                        </a:fontRef>
-                      </wps:style>
-                      <wps:bodyPr/>
-                    </wps:wsp>
-                  </a:graphicData>
-                </a:graphic>
-              </wp:anchor>
-            </w:drawing>
-          </mc:Choice>
-          <mc:Fallback>
-            <w:pict>
-              <v:shape w14:anchorId="3E91FACE" id="Straight Arrow Connector 12" o:spid="_x0000_s1026" type="#_x0000_t32" style="position:absolute;margin-left:72.85pt;margin-top:13pt;width:62.45pt;height:27.9pt;z-index:251678720;visibility:visible;mso-wrap-style:square;mso-wrap-distance-left:9pt;mso-wrap-distance-top:0;mso-wrap-distance-right:9pt;mso-wrap-distance-bottom:0;mso-position-horizontal:absolute;mso-position-horizontal-relative:text;mso-position-vertical:absolute;mso-position-vertical-relative:text" o:gfxdata="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" strokecolor="#156082 [3204]" strokeweight="1.5pt">
-                <v:stroke startarrow="block" endarrow="block" joinstyle="miter"/>
-              </v:shape>
-            </w:pict>
-          </mc:Fallback>
-        </mc:AlternateContent>
-      </w:r>
-      <w:r>
-        <w:rPr>
-          <w:lang w:val="en-US"/>
-        </w:rPr>
-        <w:tab/>
-      </w:r>
-      <w:r>
-        <w:rPr>
-          <w:lang w:val="en-US"/>
-        </w:rPr>
-        <w:tab/>
-      </w:r>
-      <w:r>
-        <w:rPr>
-          <w:lang w:val="en-US"/>
-        </w:rPr>
-        <w:tab/>
-      </w:r>
-      <w:r>
-        <w:rPr>
-          <w:lang w:val="en-US"/>
-        </w:rPr>
-        <w:tab/>
-      </w:r>
-      <w:r>
-        <w:rPr>
-          <w:lang w:val="en-US"/>
-        </w:rPr>
-        <w:tab/>
-      </w:r>
-      <w:r>
-        <w:rPr>
-          <w:lang w:val="en-US"/>
-        </w:rPr>
-        <w:tab/>
-      </w:r>
-      <w:r>
-        <w:rPr>
-          <w:lang w:val="en-US"/>
-        </w:rPr>
-        <w:tab/>
-      </w:r>
-      <w:r>
-        <w:rPr>
-          <w:lang w:val="en-US"/>
-        </w:rPr>
-        <w:tab/>
-      </w:r>
-      <w:r>
-        <w:rPr>
-          <w:lang w:val="en-US"/>
-        </w:rPr>
-        <w:tab/>
-      </w:r>
-      <w:r>
-        <w:rPr>
-          <w:lang w:val="en-US"/>
-        </w:rPr>
-        <w:tab/>
-      </w:r>
-    </w:p>
-    <w:p>
-      <w:pPr>
-        <w:pStyle w:val="ListParagraph"/>
-        <w:ind w:left="1080"/>
-        <w:rPr>
-          <w:lang w:val="en-US"/>
-        </w:rPr>
-      </w:pPr>
-      <w:r>
-        <w:rPr>
-          <w:noProof/>
-          <w:lang w:val="en-US"/>
-        </w:rPr>
-        <mc:AlternateContent>
-          <mc:Choice Requires="wps">
-            <w:drawing>
-              <wp:anchor distT="0" distB="0" distL="114300" distR="114300" simplePos="0" relativeHeight="251677696" behindDoc="0" locked="0" layoutInCell="1" allowOverlap="1" wp14:anchorId="04631172" wp14:editId="1C5F135F">
-                <wp:simplePos x="0" y="0"/>
-                <wp:positionH relativeFrom="column">
-                  <wp:posOffset>2457780</wp:posOffset>
-                </wp:positionH>
-                <wp:positionV relativeFrom="paragraph">
-                  <wp:posOffset>96392</wp:posOffset>
-                </wp:positionV>
-                <wp:extent cx="602553" cy="243704"/>
-                <wp:effectExtent l="0" t="38100" r="64770" b="23495"/>
-                <wp:wrapNone/>
-                <wp:docPr id="1066921411" name="Straight Arrow Connector 11"/>
-                <wp:cNvGraphicFramePr/>
-                <a:graphic xmlns:a="http://schemas.openxmlformats.org/drawingml/2006/main">
-                  <a:graphicData uri="http://schemas.microsoft.com/office/word/2010/wordprocessingShape">
-                    <wps:wsp>
-                      <wps:cNvCnPr/>
-                      <wps:spPr>
-                        <a:xfrm flipV="1">
-                          <a:off x="0" y="0"/>
-                          <a:ext cx="602553" cy="243704"/>
-                        </a:xfrm>
-                        <a:prstGeom prst="straightConnector1">
-                          <a:avLst/>
-                        </a:prstGeom>
-                        <a:ln>
-                          <a:tailEnd type="triangle"/>
-                        </a:ln>
-                      </wps:spPr>
-                      <wps:style>
-                        <a:lnRef idx="2">
-                          <a:schemeClr val="accent1"/>
-                        </a:lnRef>
-                        <a:fillRef idx="0">
-                          <a:schemeClr val="accent1"/>
-                        </a:fillRef>
-                        <a:effectRef idx="1">
-                          <a:schemeClr val="accent1"/>
-                        </a:effectRef>
-                        <a:fontRef idx="minor">
-                          <a:schemeClr val="tx1"/>
-                        </a:fontRef>
-                      </wps:style>
-                      <wps:bodyPr/>
-                    </wps:wsp>
-                  </a:graphicData>
-                </a:graphic>
-              </wp:anchor>
-            </w:drawing>
-          </mc:Choice>
-          <mc:Fallback>
-            <w:pict>
-              <v:shape w14:anchorId="7A4E1758" id="Straight Arrow Connector 11" o:spid="_x0000_s1026" type="#_x0000_t32" style="position:absolute;margin-left:193.55pt;margin-top:7.6pt;width:47.45pt;height:19.2pt;flip:y;z-index:251677696;visibility:visible;mso-wrap-style:square;mso-wrap-distance-left:9pt;mso-wrap-distance-top:0;mso-wrap-distance-right:9pt;mso-wrap-distance-bottom:0;mso-position-horizontal:absolute;mso-position-horizontal-relative:text;mso-position-vertical:absolute;mso-position-vertical-relative:text" o:gfxdata="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" strokecolor="#156082 [3204]" strokeweight="1.5pt">
-                <v:stroke endarrow="block" joinstyle="miter"/>
-              </v:shape>
-            </w:pict>
-          </mc:Fallback>
-        </mc:AlternateContent>
-      </w:r>
-      <w:r>
-        <w:rPr>
-          <w:noProof/>
-          <w:lang w:val="en-US"/>
-        </w:rPr>
-        <mc:AlternateContent>
-          <mc:Choice Requires="wps">
-            <w:drawing>
-              <wp:anchor distT="0" distB="0" distL="114300" distR="114300" simplePos="0" relativeHeight="251670528" behindDoc="0" locked="0" layoutInCell="1" allowOverlap="1" wp14:anchorId="5669BE72" wp14:editId="581414DC">
-                <wp:simplePos x="0" y="0"/>
-                <wp:positionH relativeFrom="column">
-                  <wp:posOffset>1616497</wp:posOffset>
-                </wp:positionH>
-                <wp:positionV relativeFrom="paragraph">
-                  <wp:posOffset>302645</wp:posOffset>
-                </wp:positionV>
-                <wp:extent cx="1062395" cy="422844"/>
-                <wp:effectExtent l="0" t="0" r="23495" b="15875"/>
-                <wp:wrapNone/>
-                <wp:docPr id="810402965" name="Oval 8"/>
-                <wp:cNvGraphicFramePr/>
-                <a:graphic xmlns:a="http://schemas.openxmlformats.org/drawingml/2006/main">
-                  <a:graphicData uri="http://schemas.microsoft.com/office/word/2010/wordprocessingShape">
-                    <wps:wsp>
-                      <wps:cNvSpPr/>
-                      <wps:spPr>
-                        <a:xfrm>
-                          <a:off x="0" y="0"/>
-                          <a:ext cx="1062395" cy="422844"/>
-                        </a:xfrm>
-                        <a:prstGeom prst="ellipse">
-                          <a:avLst/>
-                        </a:prstGeom>
-                      </wps:spPr>
-                      <wps:style>
-                        <a:lnRef idx="2">
-                          <a:schemeClr val="accent6"/>
-                        </a:lnRef>
-                        <a:fillRef idx="1">
-                          <a:schemeClr val="lt1"/>
-                        </a:fillRef>
-                        <a:effectRef idx="0">
-                          <a:schemeClr val="accent6"/>
-                        </a:effectRef>
-                        <a:fontRef idx="minor">
-                          <a:schemeClr val="dk1"/>
-                        </a:fontRef>
-                      </wps:style>
-                      <wps:txbx>
-                        <w:txbxContent>
-                          <w:p>
-                            <w:pPr>
-                              <w:jc w:val="center"/>
-                              <w:rPr>
-                                <w:lang w:val="en-US"/>
-                              </w:rPr>
-                            </w:pPr>
-                            <w:proofErr w:type="gramStart"/>
-                            <w:r>
-                              <w:rPr>
-                                <w:lang w:val="en-US"/>
-                              </w:rPr>
-                              <w:t>E(</w:t>
-                            </w:r>
-                            <w:proofErr w:type="gramEnd"/>
-                            <w:r>
-                              <w:rPr>
-                                <w:lang w:val="en-US"/>
-                              </w:rPr>
-                              <w:t>40)</w:t>
-                            </w:r>
-                          </w:p>
-                        </w:txbxContent>
-                      </wps:txbx>
-                      <wps:bodyPr rot="0" spcFirstLastPara="0" vertOverflow="overflow" horzOverflow="overflow" vert="horz" wrap="square" lIns="91440" tIns="45720" rIns="91440" bIns="45720" numCol="1" spcCol="0" rtlCol="0" fromWordArt="0" anchor="ctr" anchorCtr="0" forceAA="0" compatLnSpc="1">
-                        <a:prstTxWarp prst="textNoShape">
-                          <a:avLst/>
-                        </a:prstTxWarp>
-                        <a:noAutofit/>
-                      </wps:bodyPr>
-                    </wps:wsp>
-                  </a:graphicData>
-                </a:graphic>
-                <wp14:sizeRelH relativeFrom="margin">
-                  <wp14:pctWidth>0</wp14:pctWidth>
-                </wp14:sizeRelH>
-                <wp14:sizeRelV relativeFrom="margin">
-                  <wp14:pctHeight>0</wp14:pctHeight>
-                </wp14:sizeRelV>
-              </wp:anchor>
-            </w:drawing>
-          </mc:Choice>
-          <mc:Fallback>
-            <w:pict>
-              <v:oval w14:anchorId="5669BE72" id="_x0000_s1030" style="position:absolute;left:0;text-align:left;margin-left:127.3pt;margin-top:23.85pt;width:83.65pt;height:33.3pt;z-index:251670528;visibility:visible;mso-wrap-style:square;mso-width-percent:0;mso-height-percent:0;mso-wrap-distance-left:9pt;mso-wrap-distance-top:0;mso-wrap-distance-right:9pt;mso-wrap-distance-bottom:0;mso-position-horizontal:absolute;mso-position-horizontal-relative:text;mso-position-vertical:absolute;mso-position-vertical-relative:text;mso-width-percent:0;mso-height-percent:0;mso-width-relative:margin;mso-height-relative:margin;v-text-anchor:middle" o:gfxdata="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" fillcolor="white [3201]" strokecolor="#4ea72e [3209]" strokeweight="1.5pt">
-                <v:stroke joinstyle="miter"/>
-                <v:textbox>
-                  <w:txbxContent>
-                    <w:p>
-                      <w:pPr>
-                        <w:jc w:val="center"/>
-                        <w:rPr>
-                          <w:lang w:val="en-US"/>
-                        </w:rPr>
-                      </w:pPr>
-                      <w:proofErr w:type="gramStart"/>
-                      <w:r>
-                        <w:rPr>
-                          <w:lang w:val="en-US"/>
-                        </w:rPr>
-                        <w:t>E(</w:t>
-                      </w:r>
-                      <w:proofErr w:type="gramEnd"/>
-                      <w:r>
-                        <w:rPr>
-                          <w:lang w:val="en-US"/>
-                        </w:rPr>
-                        <w:t>40)</w:t>
-                      </w:r>
-                    </w:p>
-                  </w:txbxContent>
-                </v:textbox>
-              </v:oval>
-            </w:pict>
-          </mc:Fallback>
-        </mc:AlternateContent>
-      </w:r>
-      <w:r>
-        <w:rPr>
-          <w:lang w:val="en-US"/>
-        </w:rPr>
-        <w:tab/>
-      </w:r>
-      <w:r>
-        <w:rPr>
-          <w:lang w:val="en-US"/>
-        </w:rPr>
-        <w:tab/>
-      </w:r>
-      <w:r>
-        <w:rPr>
-          <w:lang w:val="en-US"/>
-        </w:rPr>
-        <w:tab/>
-      </w:r>
-      <w:r>
-        <w:rPr>
-          <w:lang w:val="en-US"/>
-        </w:rPr>
-        <w:tab/>
-      </w:r>
-      <w:r>
-        <w:rPr>
-          <w:lang w:val="en-US"/>
-        </w:rPr>
-        <w:tab/>
-      </w:r>
-      <w:r>
-        <w:rPr>
-          <w:lang w:val="en-US"/>
-        </w:rPr>
-        <w:tab/>
-      </w:r>
-      <w:r>
-        <w:rPr>
-          <w:lang w:val="en-US"/>
-        </w:rPr>
-        <w:tab/>
-      </w:r>
-      <w:r>
-        <w:rPr>
-          <w:lang w:val="en-US"/>
-        </w:rPr>
-        <w:tab/>
-      </w:r>
-      <w:r>
-        <w:rPr>
-          <w:lang w:val="en-US"/>
-        </w:rPr>
-        <w:tab/>
-      </w:r>
-      <w:r>
-        <w:rPr>
-          <w:lang w:val="en-US"/>
-        </w:rPr>
-        <w:tab/>
-      </w:r>
-      <w:r>
-        <w:rPr>
-          <w:lang w:val="en-US"/>
-        </w:rPr>
-        <w:tab/>
-      </w:r>
-      <w:r>
-        <w:rPr>
-          <w:lang w:val="en-US"/>
-        </w:rPr>
-        <w:tab/>
-      </w:r>
-      <w:r>
-        <w:rPr>
-          <w:lang w:val="en-US"/>
-        </w:rPr>
-        <w:tab/>
-      </w:r>
-      <w:r>
-        <w:rPr>
-          <w:lang w:val="en-US"/>
-        </w:rPr>
-        <w:tab/>
-      </w:r>
-      <w:r>
-        <w:rPr>
-          <w:lang w:val="en-US"/>
-        </w:rPr>
-        <w:tab/>
-      </w:r>
-      <w:r>
-        <w:rPr>
-          <w:lang w:val="en-US"/>
-        </w:rPr>
-        <w:tab/>
-      </w:r>
-      <w:r>
-        <w:rPr>
-          <w:lang w:val="en-US"/>
-        </w:rPr>
-        <w:tab/>
-      </w:r>
-      <w:r>
-        <w:rPr>
-          <w:lang w:val="en-US"/>
-        </w:rPr>
-        <w:tab/>
-      </w:r>
-      <w:r>
-        <w:rPr>
-          <w:lang w:val="en-US"/>
-        </w:rPr>
-        <w:tab/>
-      </w:r>
-      <w:r>
-        <w:rPr>
-          <w:lang w:val="en-US"/>
-        </w:rPr>
-        <w:tab/>
-      </w:r>
-      <w:r>
-        <w:rPr>
-          <w:lang w:val="en-US"/>
-        </w:rPr>
-        <w:tab/>
-      </w:r>
-      <w:r>
-        <w:rPr>
-          <w:lang w:val="en-US"/>
-        </w:rPr>
-        <w:tab/>
-      </w:r>
-      <w:r>
-        <w:rPr>
-          <w:lang w:val="en-US"/>
-        </w:rPr>
-        <w:tab/>
-      </w:r>
-      <w:r>
-        <w:rPr>
-          <w:lang w:val="en-US"/>
-        </w:rPr>
-        <w:tab/>
-      </w:r>
-      <w:r>
-        <w:rPr>
-          <w:lang w:val="en-US"/>
-        </w:rPr>
-        <w:tab/>
-      </w:r>
-      <w:r>
-        <w:rPr>
-          <w:lang w:val="en-US"/>
-        </w:rPr>
-        <w:tab/>
-      </w:r>
-      <w:r>
-        <w:rPr>
-          <w:lang w:val="en-US"/>
-        </w:rPr>
-        <w:tab/>
-      </w:r>
-      <w:r>
-        <w:rPr>
-          <w:lang w:val="en-US"/>
-        </w:rPr>
-        <w:tab/>
-      </w:r>
-    </w:p>
-    <w:p>
-      <w:pPr>
-        <w:rPr>
-          <w:lang w:val="en-US"/>
-        </w:rPr>
-      </w:pPr>
-    </w:p>
-    <w:p>
-      <w:pPr>
-        <w:pStyle w:val="ListParagraph"/>
-        <w:numPr>
-          <w:ilvl w:val="0"/>
-          <w:numId w:val="17"/>
-        </w:numPr>
-        <w:rPr>
-          <w:lang w:val="en-US"/>
-        </w:rPr>
-      </w:pPr>
-      <w:r>
-        <w:rPr>
-          <w:lang w:val="en-US"/>
-        </w:rPr>
-        <w:t xml:space="preserve">Social media </w:t>
-      </w:r>
-    </w:p>
-    <w:p>
-      <w:pPr>
-        <w:pStyle w:val="ListParagraph"/>
-        <w:numPr>
-          <w:ilvl w:val="0"/>
-          <w:numId w:val="17"/>
-        </w:numPr>
-        <w:rPr>
-          <w:lang w:val="en-US"/>
-        </w:rPr>
-      </w:pPr>
-      <w:r>
-        <w:rPr>
-          <w:lang w:val="en-US"/>
-        </w:rPr>
-        <w:t xml:space="preserve">Google map </w:t>
-      </w:r>
-    </w:p>
-    <w:p>
-      <w:pPr>
-        <w:pStyle w:val="ListParagraph"/>
-        <w:numPr>
-          <w:ilvl w:val="0"/>
-          <w:numId w:val="17"/>
-        </w:numPr>
-        <w:rPr>
-          <w:lang w:val="en-US"/>
-        </w:rPr>
-      </w:pPr>
-      <w:r>
-        <w:rPr>
-          <w:lang w:val="en-US"/>
-        </w:rPr>
-        <w:t>Flight connection</w:t>
-      </w:r>
-    </w:p>
-    <w:p>
-      <w:pPr>
-        <w:rPr>
-          <w:lang w:val="en-US"/>
-        </w:rPr>
-      </w:pPr>
-    </w:p>
-    <w:p>
-      <w:pPr>
-        <w:rPr>
-          <w:lang w:val="en-US"/>
-        </w:rPr>
-      </w:pPr>
-    </w:p>
-    <w:p>
-      <w:pPr>
-        <w:rPr>
-          <w:b/>
-          <w:bCs/>
-          <w:lang w:val="en-US"/>
-        </w:rPr>
-      </w:pPr>
-      <w:r>
-        <w:rPr>
-          <w:b/>
-          <w:bCs/>
-          <w:lang w:val="en-US"/>
-        </w:rPr>
-        <w:t xml:space="preserve">Algorithms </w:t>
-      </w:r>
-    </w:p>
-    <w:p>
-      <w:pPr>
-        <w:rPr>
-          <w:lang w:val="en-US"/>
-        </w:rPr>
-      </w:pPr>
-    </w:p>
-    <w:p>
-      <w:pPr>
-        <w:rPr>
-          <w:lang w:val="en-US"/>
-        </w:rPr>
-      </w:pPr>
-    </w:p>
-    <w:p>
-      <w:pPr>
-        <w:rPr>
-          <w:lang w:val="en-US"/>
-        </w:rPr>
-      </w:pPr>
-    </w:p>
-    <w:p>
-      <w:pPr>
-        <w:rPr>
-          <w:lang w:val="en-US"/>
-        </w:rPr>
-      </w:pPr>
-      <w:r>
-        <w:rPr>
-          <w:lang w:val="en-US"/>
-        </w:rPr>
-        <w:lastRenderedPageBreak/>
-        <w:t xml:space="preserve">An </w:t>
-      </w:r>
-      <w:proofErr w:type="gramStart"/>
-      <w:r>
-        <w:rPr>
-          <w:lang w:val="en-US"/>
-        </w:rPr>
-        <w:t>algorithms</w:t>
-      </w:r>
-      <w:proofErr w:type="gramEnd"/>
-      <w:r>
-        <w:rPr>
-          <w:lang w:val="en-US"/>
-        </w:rPr>
-        <w:t xml:space="preserve"> is a </w:t>
-      </w:r>
-      <w:proofErr w:type="gramStart"/>
-      <w:r>
-        <w:rPr>
-          <w:lang w:val="en-US"/>
-        </w:rPr>
-        <w:t>step by step</w:t>
-      </w:r>
-      <w:proofErr w:type="gramEnd"/>
-      <w:r>
-        <w:rPr>
-          <w:lang w:val="en-US"/>
-        </w:rPr>
-        <w:t xml:space="preserve"> procedure or set of rules used to </w:t>
-      </w:r>
-      <w:proofErr w:type="gramStart"/>
-      <w:r>
-        <w:rPr>
-          <w:lang w:val="en-US"/>
-        </w:rPr>
-        <w:t>solved</w:t>
-      </w:r>
-      <w:proofErr w:type="gramEnd"/>
-      <w:r>
-        <w:rPr>
-          <w:lang w:val="en-US"/>
-        </w:rPr>
-        <w:t xml:space="preserve"> a problem or </w:t>
-      </w:r>
-      <w:proofErr w:type="gramStart"/>
-      <w:r>
-        <w:rPr>
-          <w:lang w:val="en-US"/>
-        </w:rPr>
-        <w:t>particular task</w:t>
-      </w:r>
-      <w:proofErr w:type="gramEnd"/>
-      <w:r>
-        <w:rPr>
-          <w:lang w:val="en-US"/>
-        </w:rPr>
-        <w:t xml:space="preserve">. </w:t>
-      </w:r>
-    </w:p>
-    <w:p>
-      <w:pPr>
-        <w:rPr>
-          <w:lang w:val="en-US"/>
-        </w:rPr>
-      </w:pPr>
-    </w:p>
-    <w:p>
-      <w:pPr>
-        <w:rPr>
-          <w:lang w:val="en-US"/>
-        </w:rPr>
-      </w:pPr>
-      <w:r>
-        <w:rPr>
-          <w:lang w:val="en-US"/>
-        </w:rPr>
-        <w:t xml:space="preserve">Addition of two numbers </w:t>
-      </w:r>
-    </w:p>
-    <w:p>
-      <w:pPr>
-        <w:rPr>
-          <w:lang w:val="en-US"/>
-        </w:rPr>
-      </w:pPr>
-      <w:r>
-        <w:rPr>
-          <w:lang w:val="en-US"/>
-        </w:rPr>
-        <w:t xml:space="preserve">Algorithms </w:t>
-      </w:r>
-    </w:p>
-    <w:p>
-      <w:pPr>
-        <w:pStyle w:val="ListParagraph"/>
-        <w:numPr>
-          <w:ilvl w:val="0"/>
-          <w:numId w:val="18"/>
-        </w:numPr>
-        <w:rPr>
-          <w:lang w:val="en-US"/>
-        </w:rPr>
-      </w:pPr>
-      <w:r>
-        <w:rPr>
-          <w:lang w:val="en-US"/>
-        </w:rPr>
-        <w:t xml:space="preserve">Start </w:t>
-      </w:r>
-    </w:p>
-    <w:p>
-      <w:pPr>
-        <w:pStyle w:val="ListParagraph"/>
-        <w:numPr>
-          <w:ilvl w:val="0"/>
-          <w:numId w:val="18"/>
-        </w:numPr>
-        <w:rPr>
-          <w:lang w:val="en-US"/>
-        </w:rPr>
-      </w:pPr>
-      <w:r>
-        <w:rPr>
-          <w:lang w:val="en-US"/>
-        </w:rPr>
-        <w:t xml:space="preserve">Take 2 values or read a and b </w:t>
-      </w:r>
-    </w:p>
-    <w:p>
-      <w:pPr>
-        <w:pStyle w:val="ListParagraph"/>
-        <w:numPr>
-          <w:ilvl w:val="0"/>
-          <w:numId w:val="18"/>
-        </w:numPr>
-        <w:rPr>
-          <w:lang w:val="en-US"/>
-        </w:rPr>
-      </w:pPr>
-      <w:r>
-        <w:rPr>
-          <w:lang w:val="en-US"/>
-        </w:rPr>
-        <w:t xml:space="preserve">Do </w:t>
-      </w:r>
-      <w:proofErr w:type="gramStart"/>
-      <w:r>
-        <w:rPr>
-          <w:lang w:val="en-US"/>
-        </w:rPr>
-        <w:t>sum</w:t>
-      </w:r>
-      <w:proofErr w:type="gramEnd"/>
-      <w:r>
-        <w:rPr>
-          <w:lang w:val="en-US"/>
-        </w:rPr>
-        <w:t xml:space="preserve"> </w:t>
-      </w:r>
-    </w:p>
-    <w:p>
-      <w:pPr>
-        <w:pStyle w:val="ListParagraph"/>
-        <w:numPr>
-          <w:ilvl w:val="0"/>
-          <w:numId w:val="18"/>
-        </w:numPr>
-        <w:rPr>
-          <w:lang w:val="en-US"/>
-        </w:rPr>
-      </w:pPr>
-      <w:r>
-        <w:rPr>
-          <w:lang w:val="en-US"/>
-        </w:rPr>
-        <w:t xml:space="preserve">Display or write sum </w:t>
-      </w:r>
-    </w:p>
-    <w:p>
-      <w:pPr>
-        <w:pStyle w:val="ListParagraph"/>
-        <w:numPr>
-          <w:ilvl w:val="0"/>
-          <w:numId w:val="18"/>
-        </w:numPr>
-        <w:rPr>
-          <w:lang w:val="en-US"/>
-        </w:rPr>
-      </w:pPr>
-      <w:r>
-        <w:rPr>
-          <w:lang w:val="en-US"/>
-        </w:rPr>
-        <w:t xml:space="preserve">Stop </w:t>
-      </w:r>
-    </w:p>
-    <w:p>
-      <w:pPr>
-        <w:ind w:left="360"/>
-        <w:rPr>
-          <w:lang w:val="en-US"/>
-        </w:rPr>
-      </w:pPr>
-    </w:p>
-    <w:p>
-      <w:pPr>
-        <w:ind w:left="360"/>
-        <w:rPr>
-          <w:lang w:val="en-US"/>
-        </w:rPr>
-      </w:pPr>
-      <w:r>
-        <w:rPr>
-          <w:lang w:val="en-US"/>
-        </w:rPr>
-        <w:t xml:space="preserve">While writing algorithms we need to remember 2 things </w:t>
-      </w:r>
-    </w:p>
-    <w:p>
-      <w:pPr>
-        <w:pStyle w:val="ListParagraph"/>
-        <w:numPr>
-          <w:ilvl w:val="0"/>
-          <w:numId w:val="19"/>
-        </w:numPr>
-        <w:rPr>
-          <w:lang w:val="en-US"/>
-        </w:rPr>
-      </w:pPr>
-      <w:r>
-        <w:rPr>
-          <w:lang w:val="en-US"/>
-        </w:rPr>
-        <w:t xml:space="preserve">Time </w:t>
-      </w:r>
-      <w:proofErr w:type="gramStart"/>
-      <w:r>
-        <w:rPr>
-          <w:lang w:val="en-US"/>
-        </w:rPr>
-        <w:t>complexity :</w:t>
-      </w:r>
-      <w:proofErr w:type="gramEnd"/>
-      <w:r>
-        <w:rPr>
-          <w:lang w:val="en-US"/>
-        </w:rPr>
-        <w:t xml:space="preserve"> how execution time grows when n value </w:t>
-      </w:r>
-      <w:proofErr w:type="gramStart"/>
-      <w:r>
-        <w:rPr>
-          <w:lang w:val="en-US"/>
-        </w:rPr>
-        <w:t>increase</w:t>
-      </w:r>
-      <w:proofErr w:type="gramEnd"/>
-      <w:r>
-        <w:rPr>
-          <w:lang w:val="en-US"/>
-        </w:rPr>
-        <w:t xml:space="preserve"> or </w:t>
-      </w:r>
-      <w:proofErr w:type="gramStart"/>
-      <w:r>
-        <w:rPr>
-          <w:lang w:val="en-US"/>
-        </w:rPr>
-        <w:t>decrease</w:t>
-      </w:r>
-      <w:proofErr w:type="gramEnd"/>
-      <w:r>
-        <w:rPr>
-          <w:lang w:val="en-US"/>
-        </w:rPr>
-        <w:t xml:space="preserve">.  </w:t>
-      </w:r>
-    </w:p>
-    <w:p>
-      <w:pPr>
-        <w:pStyle w:val="ListParagraph"/>
-        <w:numPr>
-          <w:ilvl w:val="0"/>
-          <w:numId w:val="19"/>
-        </w:numPr>
-        <w:rPr>
-          <w:lang w:val="en-US"/>
-        </w:rPr>
-      </w:pPr>
-      <w:r>
-        <w:rPr>
-          <w:lang w:val="en-US"/>
-        </w:rPr>
-        <w:t xml:space="preserve">Space </w:t>
-      </w:r>
-      <w:proofErr w:type="gramStart"/>
-      <w:r>
-        <w:rPr>
-          <w:lang w:val="en-US"/>
-        </w:rPr>
-        <w:t>complexity :</w:t>
-      </w:r>
-      <w:proofErr w:type="gramEnd"/>
-      <w:r>
-        <w:rPr>
-          <w:lang w:val="en-US"/>
-        </w:rPr>
-        <w:t xml:space="preserve"> how memory usage </w:t>
-      </w:r>
-      <w:proofErr w:type="gramStart"/>
-      <w:r>
-        <w:rPr>
-          <w:lang w:val="en-US"/>
-        </w:rPr>
-        <w:t>grow</w:t>
-      </w:r>
-      <w:proofErr w:type="gramEnd"/>
-      <w:r>
-        <w:rPr>
-          <w:lang w:val="en-US"/>
-        </w:rPr>
-        <w:t xml:space="preserve"> </w:t>
-      </w:r>
-      <w:proofErr w:type="gramStart"/>
-      <w:r>
-        <w:rPr>
-          <w:lang w:val="en-US"/>
-        </w:rPr>
-        <w:t>base</w:t>
-      </w:r>
-      <w:proofErr w:type="gramEnd"/>
-      <w:r>
-        <w:rPr>
-          <w:lang w:val="en-US"/>
-        </w:rPr>
-        <w:t xml:space="preserve"> </w:t>
-      </w:r>
-      <w:proofErr w:type="gramStart"/>
-      <w:r>
-        <w:rPr>
-          <w:lang w:val="en-US"/>
-        </w:rPr>
-        <w:t>upon n</w:t>
-      </w:r>
-      <w:proofErr w:type="gramEnd"/>
-      <w:r>
-        <w:rPr>
-          <w:lang w:val="en-US"/>
-        </w:rPr>
-        <w:t xml:space="preserve"> values. </w:t>
-      </w:r>
-    </w:p>
-    <w:p>
-      <w:pPr>
-        <w:pStyle w:val="ListParagraph"/>
-        <w:rPr>
-          <w:lang w:val="en-US"/>
-        </w:rPr>
-      </w:pPr>
-    </w:p>
-    <w:p>
-      <w:pPr>
-        <w:pStyle w:val="ListParagraph"/>
-        <w:rPr>
-          <w:lang w:val="en-US"/>
-        </w:rPr>
-      </w:pPr>
-      <w:r>
-        <w:rPr>
-          <w:lang w:val="en-US"/>
-        </w:rPr>
-        <w:t xml:space="preserve">To measure this time complexity and space complexity we use few </w:t>
-      </w:r>
-      <w:proofErr w:type="gramStart"/>
-      <w:r>
-        <w:rPr>
-          <w:lang w:val="en-US"/>
-        </w:rPr>
-        <w:t>notation</w:t>
-      </w:r>
-      <w:proofErr w:type="gramEnd"/>
-      <w:r>
-        <w:rPr>
-          <w:lang w:val="en-US"/>
-        </w:rPr>
-        <w:t xml:space="preserve">. </w:t>
-      </w:r>
-    </w:p>
-    <w:p>
-      <w:pPr>
-        <w:pStyle w:val="ListParagraph"/>
-        <w:numPr>
-          <w:ilvl w:val="0"/>
-          <w:numId w:val="20"/>
-        </w:numPr>
-        <w:rPr>
-          <w:lang w:val="en-US"/>
-        </w:rPr>
-      </w:pPr>
-      <w:r>
-        <w:rPr>
-          <w:lang w:val="en-US"/>
-        </w:rPr>
-        <w:t>Big O Notation (worst case)</w:t>
-      </w:r>
-    </w:p>
-    <w:p>
-      <w:pPr>
-        <w:pStyle w:val="ListParagraph"/>
-        <w:numPr>
-          <w:ilvl w:val="0"/>
-          <w:numId w:val="20"/>
-        </w:numPr>
-        <w:rPr>
-          <w:lang w:val="en-US"/>
-        </w:rPr>
-      </w:pPr>
-      <w:r>
-        <w:rPr>
-          <w:lang w:val="en-US"/>
-        </w:rPr>
-        <w:t>Omega Notation (best case)</w:t>
-      </w:r>
-    </w:p>
-    <w:p>
-      <w:pPr>
-        <w:pStyle w:val="ListParagraph"/>
-        <w:numPr>
-          <w:ilvl w:val="0"/>
-          <w:numId w:val="20"/>
-        </w:numPr>
-        <w:rPr>
-          <w:lang w:val="en-US"/>
-        </w:rPr>
-      </w:pPr>
-      <w:r>
-        <w:rPr>
-          <w:lang w:val="en-US"/>
-        </w:rPr>
-        <w:t>Theta notation (average case)</w:t>
-      </w:r>
-    </w:p>
-    <w:p>
-      <w:pPr>
-        <w:ind w:left="720"/>
-        <w:rPr>
-          <w:lang w:val="en-US"/>
-        </w:rPr>
-      </w:pPr>
-      <w:r>
-        <w:rPr>
-          <w:lang w:val="en-US"/>
-        </w:rPr>
-        <w:t xml:space="preserve">Travel source A </w:t>
-      </w:r>
-      <w:r>
-        <w:rPr>
-          <w:lang w:val="en-US"/>
-        </w:rPr>
-        <w:tab/>
-        <w:t xml:space="preserve">to </w:t>
-      </w:r>
-      <w:r>
-        <w:rPr>
-          <w:lang w:val="en-US"/>
-        </w:rPr>
-        <w:tab/>
-        <w:t xml:space="preserve">destination </w:t>
-      </w:r>
-      <w:r>
-        <w:rPr>
-          <w:lang w:val="en-US"/>
-        </w:rPr>
-        <w:tab/>
-        <w:t>B</w:t>
-      </w:r>
-    </w:p>
-    <w:p>
-      <w:pPr>
-        <w:ind w:left="720"/>
-        <w:rPr>
-          <w:lang w:val="en-US"/>
-        </w:rPr>
-      </w:pPr>
-      <w:r>
-        <w:rPr>
-          <w:lang w:val="en-US"/>
-        </w:rPr>
-        <w:t xml:space="preserve">Big O </w:t>
-      </w:r>
-      <w:r>
-        <w:rPr>
-          <w:lang w:val="en-US"/>
-        </w:rPr>
-        <w:tab/>
-      </w:r>
-      <w:r>
-        <w:rPr>
-          <w:lang w:val="en-US"/>
-        </w:rPr>
-        <w:tab/>
-      </w:r>
-      <w:r>
-        <w:rPr>
-          <w:lang w:val="en-US"/>
-        </w:rPr>
-        <w:tab/>
-        <w:t>(1 hour)</w:t>
-      </w:r>
-      <w:r>
-        <w:rPr>
-          <w:lang w:val="en-US"/>
-        </w:rPr>
-        <w:tab/>
-        <w:t xml:space="preserve">worst case </w:t>
-      </w:r>
-    </w:p>
-    <w:p>
-      <w:pPr>
-        <w:ind w:left="720"/>
-        <w:rPr>
-          <w:lang w:val="en-US"/>
-        </w:rPr>
-      </w:pPr>
-      <w:proofErr w:type="gramStart"/>
-      <w:r>
-        <w:rPr>
-          <w:lang w:val="en-US"/>
-        </w:rPr>
-        <w:t>Omega</w:t>
-      </w:r>
-      <w:r>
-        <w:rPr>
-          <w:lang w:val="en-US"/>
-        </w:rPr>
-        <w:tab/>
-      </w:r>
-      <w:r>
-        <w:rPr>
-          <w:lang w:val="en-US"/>
-        </w:rPr>
-        <w:tab/>
-        <w:t>(</w:t>
-      </w:r>
-      <w:proofErr w:type="gramEnd"/>
-      <w:r>
-        <w:rPr>
-          <w:lang w:val="en-US"/>
-        </w:rPr>
-        <w:t>20 minute)</w:t>
-      </w:r>
-      <w:r>
-        <w:rPr>
-          <w:lang w:val="en-US"/>
-        </w:rPr>
-        <w:tab/>
-        <w:t>best case</w:t>
-      </w:r>
-    </w:p>
-    <w:p>
-      <w:pPr>
-        <w:ind w:left="720"/>
-        <w:rPr>
-          <w:lang w:val="en-US"/>
-        </w:rPr>
-      </w:pPr>
-      <w:r>
-        <w:rPr>
-          <w:lang w:val="en-US"/>
-        </w:rPr>
-        <w:t xml:space="preserve">Theta </w:t>
-      </w:r>
-      <w:r>
-        <w:rPr>
-          <w:lang w:val="en-US"/>
-        </w:rPr>
-        <w:tab/>
-      </w:r>
-      <w:r>
-        <w:rPr>
-          <w:lang w:val="en-US"/>
-        </w:rPr>
-        <w:tab/>
-      </w:r>
-      <w:r>
-        <w:rPr>
-          <w:lang w:val="en-US"/>
-        </w:rPr>
-        <w:tab/>
-        <w:t>(40 minute)</w:t>
-      </w:r>
-      <w:r>
-        <w:rPr>
-          <w:lang w:val="en-US"/>
-        </w:rPr>
-        <w:tab/>
-        <w:t xml:space="preserve">average case </w:t>
-      </w:r>
-    </w:p>
-    <w:p>
-      <w:pPr>
-        <w:ind w:left="720"/>
-        <w:rPr>
-          <w:lang w:val="en-US"/>
-        </w:rPr>
-      </w:pPr>
-    </w:p>
-    <w:p>
-      <w:pPr>
-        <w:ind w:left="720"/>
-        <w:rPr>
-          <w:lang w:val="en-US"/>
-        </w:rPr>
-      </w:pPr>
-    </w:p>
-    <w:p>
-      <w:pPr>
-        <w:ind w:left="720"/>
-        <w:rPr>
-          <w:lang w:val="en-US"/>
-        </w:rPr>
-      </w:pPr>
-    </w:p>
-    <w:p>
-      <w:pPr>
-        <w:ind w:left="720"/>
-        <w:rPr>
-          <w:lang w:val="en-US"/>
-        </w:rPr>
-      </w:pPr>
-    </w:p>
-    <w:p>
-      <w:pPr>
-        <w:ind w:left="720"/>
-        <w:rPr>
-          <w:lang w:val="en-US"/>
-        </w:rPr>
-      </w:pPr>
-    </w:p>
-    <w:p>
-      <w:pPr>
-        <w:ind w:left="720"/>
-        <w:rPr>
-          <w:lang w:val="en-US"/>
-        </w:rPr>
-      </w:pPr>
-    </w:p>
-    <w:p>
-      <w:pPr>
-        <w:ind w:left="720"/>
-        <w:rPr>
-          <w:lang w:val="en-US"/>
-        </w:rPr>
-      </w:pPr>
-    </w:p>
-    <w:p>
-      <w:pPr>
-        <w:ind w:left="720"/>
-        <w:rPr>
-          <w:lang w:val="en-US"/>
-        </w:rPr>
-      </w:pPr>
-    </w:p>
-    <w:p>
-      <w:pPr>
-        <w:ind w:left="720"/>
-        <w:rPr>
-          <w:lang w:val="en-US"/>
-        </w:rPr>
-      </w:pPr>
-      <w:r>
-        <w:rPr>
-          <w:lang w:val="en-US"/>
-        </w:rPr>
-        <w:lastRenderedPageBreak/>
-        <w:t xml:space="preserve">Types of time complexity </w:t>
-      </w:r>
-    </w:p>
-    <w:p>
-      <w:pPr>
-        <w:pStyle w:val="ListParagraph"/>
-        <w:numPr>
-          <w:ilvl w:val="0"/>
-          <w:numId w:val="21"/>
-        </w:numPr>
-        <w:rPr>
-          <w:lang w:val="en-US"/>
-        </w:rPr>
-      </w:pPr>
-      <w:r>
-        <w:rPr>
-          <w:lang w:val="en-US"/>
-        </w:rPr>
-        <w:t xml:space="preserve">Constant </w:t>
-      </w:r>
-      <w:proofErr w:type="gramStart"/>
-      <w:r>
-        <w:rPr>
-          <w:lang w:val="en-US"/>
-        </w:rPr>
-        <w:t>O(</w:t>
-      </w:r>
-      <w:proofErr w:type="gramEnd"/>
-      <w:r>
-        <w:rPr>
-          <w:lang w:val="en-US"/>
-        </w:rPr>
-        <w:t>1)</w:t>
-      </w:r>
-    </w:p>
-    <w:p>
-      <w:pPr>
-        <w:pStyle w:val="ListParagraph"/>
-        <w:ind w:left="1080"/>
-        <w:rPr>
-          <w:lang w:val="en-US"/>
-        </w:rPr>
-      </w:pPr>
-    </w:p>
-    <w:p>
-      <w:pPr>
-        <w:pStyle w:val="ListParagraph"/>
-        <w:ind w:left="1080"/>
-        <w:rPr>
-          <w:lang w:val="en-US"/>
-        </w:rPr>
-      </w:pPr>
-      <w:r>
-        <w:rPr>
-          <w:lang w:val="en-US"/>
-        </w:rPr>
-        <w:t xml:space="preserve">function </w:t>
-      </w:r>
-      <w:proofErr w:type="spellStart"/>
-      <w:r>
-        <w:rPr>
-          <w:lang w:val="en-US"/>
-        </w:rPr>
-        <w:t>getFirstValue</w:t>
-      </w:r>
-      <w:proofErr w:type="spellEnd"/>
-      <w:r>
-        <w:rPr>
-          <w:lang w:val="en-US"/>
-        </w:rPr>
-        <w:t>(array) {</w:t>
-      </w:r>
-    </w:p>
-    <w:p>
-      <w:pPr>
-        <w:pStyle w:val="ListParagraph"/>
-        <w:ind w:left="1080"/>
-        <w:rPr>
-          <w:lang w:val="en-US"/>
-        </w:rPr>
-      </w:pPr>
-      <w:r>
-        <w:rPr>
-          <w:lang w:val="en-US"/>
-        </w:rPr>
-        <w:tab/>
-        <w:t xml:space="preserve">return </w:t>
-      </w:r>
-      <w:proofErr w:type="gramStart"/>
-      <w:r>
-        <w:rPr>
-          <w:lang w:val="en-US"/>
-        </w:rPr>
-        <w:t>array[</w:t>
-      </w:r>
-      <w:proofErr w:type="gramEnd"/>
-      <w:r>
-        <w:rPr>
-          <w:lang w:val="en-US"/>
-        </w:rPr>
-        <w:t>0</w:t>
-      </w:r>
-      <w:proofErr w:type="gramStart"/>
-      <w:r>
-        <w:rPr>
-          <w:lang w:val="en-US"/>
-        </w:rPr>
-        <w:t>];</w:t>
-      </w:r>
-      <w:proofErr w:type="gramEnd"/>
-    </w:p>
-    <w:p>
-      <w:pPr>
-        <w:pStyle w:val="ListParagraph"/>
-        <w:ind w:left="1080"/>
-        <w:rPr>
-          <w:lang w:val="en-US"/>
-        </w:rPr>
-      </w:pPr>
-      <w:r>
-        <w:rPr>
-          <w:lang w:val="en-US"/>
-        </w:rPr>
-        <w:t>}</w:t>
-      </w:r>
-    </w:p>
-    <w:p>
-      <w:pPr>
-        <w:pStyle w:val="ListParagraph"/>
-        <w:ind w:left="1080"/>
-        <w:rPr>
-          <w:lang w:val="en-US"/>
-        </w:rPr>
-      </w:pPr>
-    </w:p>
-    <w:p>
-      <w:pPr>
-        <w:pStyle w:val="ListParagraph"/>
-        <w:ind w:left="1080"/>
-        <w:rPr>
-          <w:lang w:val="en-US"/>
-        </w:rPr>
-      </w:pPr>
-      <w:r>
-        <w:rPr>
-          <w:lang w:val="en-US"/>
-        </w:rPr>
-        <w:t xml:space="preserve">let </w:t>
-      </w:r>
-      <w:proofErr w:type="spellStart"/>
-      <w:r>
-        <w:rPr>
-          <w:lang w:val="en-US"/>
-        </w:rPr>
-        <w:t>arrayNum</w:t>
-      </w:r>
-      <w:proofErr w:type="spellEnd"/>
-      <w:r>
-        <w:rPr>
-          <w:lang w:val="en-US"/>
-        </w:rPr>
-        <w:t xml:space="preserve"> = [100,200,300,400,500]</w:t>
-      </w:r>
-    </w:p>
-    <w:p>
-      <w:pPr>
-        <w:pStyle w:val="ListParagraph"/>
-        <w:ind w:left="1080"/>
-        <w:rPr>
-          <w:lang w:val="en-US"/>
-        </w:rPr>
-      </w:pPr>
-      <w:proofErr w:type="spellStart"/>
-      <w:proofErr w:type="gramStart"/>
-      <w:r>
-        <w:rPr>
-          <w:lang w:val="en-US"/>
-        </w:rPr>
-        <w:t>consolg.lo</w:t>
-      </w:r>
-      <w:proofErr w:type="spellEnd"/>
-      <w:proofErr w:type="gramEnd"/>
-      <w:r>
-        <w:rPr>
-          <w:lang w:val="en-US"/>
-        </w:rPr>
-        <w:t>(</w:t>
-      </w:r>
-      <w:proofErr w:type="spellStart"/>
-      <w:r>
-        <w:rPr>
-          <w:lang w:val="en-US"/>
-        </w:rPr>
-        <w:t>getFirstValue</w:t>
-      </w:r>
-      <w:proofErr w:type="spellEnd"/>
-      <w:r>
-        <w:rPr>
-          <w:lang w:val="en-US"/>
-        </w:rPr>
-        <w:t>(</w:t>
-      </w:r>
-      <w:proofErr w:type="spellStart"/>
-      <w:r>
-        <w:rPr>
-          <w:lang w:val="en-US"/>
-        </w:rPr>
-        <w:t>arrayNum</w:t>
-      </w:r>
-      <w:proofErr w:type="spellEnd"/>
-      <w:r>
-        <w:rPr>
-          <w:lang w:val="en-US"/>
-        </w:rPr>
-        <w:t>)</w:t>
-      </w:r>
-      <w:proofErr w:type="gramStart"/>
-      <w:r>
-        <w:rPr>
-          <w:lang w:val="en-US"/>
-        </w:rPr>
-        <w:t>);</w:t>
-      </w:r>
-      <w:proofErr w:type="gramEnd"/>
-    </w:p>
-    <w:p>
-      <w:pPr>
-        <w:pStyle w:val="ListParagraph"/>
-        <w:ind w:left="1080"/>
-        <w:rPr>
-          <w:lang w:val="en-US"/>
-        </w:rPr>
-      </w:pPr>
-    </w:p>
-    <w:p>
-      <w:pPr>
-        <w:pStyle w:val="ListParagraph"/>
-        <w:numPr>
-          <w:ilvl w:val="0"/>
-          <w:numId w:val="21"/>
-        </w:numPr>
-        <w:rPr>
-          <w:lang w:val="en-US"/>
-        </w:rPr>
-      </w:pPr>
-      <w:r>
-        <w:rPr>
-          <w:lang w:val="en-US"/>
-        </w:rPr>
-        <w:t>Linear O(n)</w:t>
-      </w:r>
-    </w:p>
-    <w:p>
-      <w:pPr>
-        <w:pStyle w:val="ListParagraph"/>
-        <w:ind w:left="1080"/>
-        <w:rPr>
-          <w:lang w:val="en-US"/>
-        </w:rPr>
-      </w:pPr>
-    </w:p>
-    <w:p>
-      <w:pPr>
-        <w:pStyle w:val="ListParagraph"/>
-        <w:ind w:left="1080"/>
-        <w:rPr>
-          <w:lang w:val="en-US"/>
-        </w:rPr>
-      </w:pPr>
-      <w:r>
-        <w:rPr>
-          <w:lang w:val="en-US"/>
-        </w:rPr>
-        <w:t xml:space="preserve">function </w:t>
-      </w:r>
-      <w:proofErr w:type="spellStart"/>
-      <w:r>
-        <w:rPr>
-          <w:lang w:val="en-US"/>
-        </w:rPr>
-        <w:t>displayData</w:t>
-      </w:r>
-      <w:proofErr w:type="spellEnd"/>
-      <w:r>
-        <w:rPr>
-          <w:lang w:val="en-US"/>
-        </w:rPr>
-        <w:t>(n) {</w:t>
-      </w:r>
-    </w:p>
-    <w:p>
-      <w:pPr>
-        <w:pStyle w:val="ListParagraph"/>
-        <w:ind w:left="1080"/>
-        <w:rPr>
-          <w:lang w:val="en-US"/>
-        </w:rPr>
-      </w:pPr>
-      <w:r>
-        <w:rPr>
-          <w:lang w:val="en-US"/>
-        </w:rPr>
-        <w:tab/>
-      </w:r>
-      <w:proofErr w:type="gramStart"/>
-      <w:r>
-        <w:rPr>
-          <w:lang w:val="en-US"/>
-        </w:rPr>
-        <w:t>for(</w:t>
-      </w:r>
-      <w:proofErr w:type="gramEnd"/>
-      <w:r>
-        <w:rPr>
-          <w:lang w:val="en-US"/>
-        </w:rPr>
-        <w:t xml:space="preserve">let </w:t>
-      </w:r>
-      <w:proofErr w:type="spellStart"/>
-      <w:r>
-        <w:rPr>
-          <w:lang w:val="en-US"/>
-        </w:rPr>
-        <w:t>i</w:t>
-      </w:r>
-      <w:proofErr w:type="spellEnd"/>
-      <w:r>
-        <w:rPr>
-          <w:lang w:val="en-US"/>
-        </w:rPr>
-        <w:t>=</w:t>
-      </w:r>
-      <w:proofErr w:type="gramStart"/>
-      <w:r>
-        <w:rPr>
-          <w:lang w:val="en-US"/>
-        </w:rPr>
-        <w:t>0;i</w:t>
-      </w:r>
-      <w:proofErr w:type="gramEnd"/>
-      <w:r>
-        <w:rPr>
-          <w:lang w:val="en-US"/>
-        </w:rPr>
-        <w:t>&lt;</w:t>
-      </w:r>
-      <w:proofErr w:type="spellStart"/>
-      <w:proofErr w:type="gramStart"/>
-      <w:r>
-        <w:rPr>
-          <w:lang w:val="en-US"/>
-        </w:rPr>
-        <w:t>n;i</w:t>
-      </w:r>
-      <w:proofErr w:type="spellEnd"/>
-      <w:proofErr w:type="gramEnd"/>
-      <w:r>
-        <w:rPr>
-          <w:lang w:val="en-US"/>
-        </w:rPr>
-        <w:t>+</w:t>
-      </w:r>
-      <w:proofErr w:type="gramStart"/>
-      <w:r>
-        <w:rPr>
-          <w:lang w:val="en-US"/>
-        </w:rPr>
-        <w:t>+) {</w:t>
-      </w:r>
-      <w:proofErr w:type="gramEnd"/>
-    </w:p>
-    <w:p>
-      <w:pPr>
-        <w:pStyle w:val="ListParagraph"/>
-        <w:ind w:left="1080"/>
-        <w:rPr>
-          <w:lang w:val="en-US"/>
-        </w:rPr>
-      </w:pPr>
-      <w:r>
-        <w:rPr>
-          <w:lang w:val="en-US"/>
-        </w:rPr>
-        <w:tab/>
-      </w:r>
-      <w:r>
-        <w:rPr>
-          <w:lang w:val="en-US"/>
-        </w:rPr>
-        <w:tab/>
-      </w:r>
-      <w:proofErr w:type="gramStart"/>
-      <w:r>
-        <w:rPr>
-          <w:lang w:val="en-US"/>
-        </w:rPr>
-        <w:t>console.log(</w:t>
-      </w:r>
-      <w:proofErr w:type="gramEnd"/>
-      <w:r>
-        <w:rPr>
-          <w:lang w:val="en-US"/>
-        </w:rPr>
-        <w:t xml:space="preserve">“value of </w:t>
-      </w:r>
-      <w:proofErr w:type="spellStart"/>
-      <w:r>
-        <w:rPr>
-          <w:lang w:val="en-US"/>
-        </w:rPr>
-        <w:t>i</w:t>
-      </w:r>
-      <w:proofErr w:type="spellEnd"/>
-      <w:r>
-        <w:rPr>
-          <w:lang w:val="en-US"/>
-        </w:rPr>
-        <w:t xml:space="preserve"> is “+</w:t>
-      </w:r>
-      <w:proofErr w:type="spellStart"/>
-      <w:r>
-        <w:rPr>
-          <w:lang w:val="en-US"/>
-        </w:rPr>
-        <w:t>i</w:t>
-      </w:r>
-      <w:proofErr w:type="spellEnd"/>
-      <w:proofErr w:type="gramStart"/>
-      <w:r>
-        <w:rPr>
-          <w:lang w:val="en-US"/>
-        </w:rPr>
-        <w:t>);</w:t>
-      </w:r>
-      <w:proofErr w:type="gramEnd"/>
-    </w:p>
-    <w:p>
-      <w:pPr>
-        <w:pStyle w:val="ListParagraph"/>
-        <w:ind w:left="1080" w:firstLine="360"/>
-        <w:rPr>
-          <w:lang w:val="en-US"/>
-        </w:rPr>
-      </w:pPr>
-      <w:r>
-        <w:rPr>
-          <w:lang w:val="en-US"/>
-        </w:rPr>
-        <w:t>}</w:t>
-      </w:r>
-    </w:p>
-    <w:p>
-      <w:pPr>
-        <w:pStyle w:val="ListParagraph"/>
-        <w:ind w:left="1080"/>
-        <w:rPr>
-          <w:lang w:val="en-US"/>
-        </w:rPr>
-      </w:pPr>
-      <w:r>
-        <w:rPr>
-          <w:lang w:val="en-US"/>
-        </w:rPr>
-        <w:t>}</w:t>
-      </w:r>
-    </w:p>
-    <w:p>
-      <w:pPr>
-        <w:pStyle w:val="ListParagraph"/>
-        <w:ind w:left="1080"/>
-        <w:rPr>
-          <w:lang w:val="en-US"/>
-        </w:rPr>
-      </w:pPr>
-    </w:p>
-    <w:p>
-      <w:pPr>
-        <w:pStyle w:val="ListParagraph"/>
-        <w:ind w:left="1080"/>
-        <w:rPr>
-          <w:lang w:val="en-US"/>
-        </w:rPr>
-      </w:pPr>
-      <w:proofErr w:type="spellStart"/>
-      <w:proofErr w:type="gramStart"/>
-      <w:r>
-        <w:rPr>
-          <w:lang w:val="en-US"/>
-        </w:rPr>
-        <w:t>displayData</w:t>
-      </w:r>
-      <w:proofErr w:type="spellEnd"/>
-      <w:r>
-        <w:rPr>
-          <w:lang w:val="en-US"/>
-        </w:rPr>
-        <w:t>(</w:t>
-      </w:r>
-      <w:proofErr w:type="gramEnd"/>
-      <w:r>
-        <w:rPr>
-          <w:lang w:val="en-US"/>
-        </w:rPr>
-        <w:t>1</w:t>
-      </w:r>
-      <w:proofErr w:type="gramStart"/>
-      <w:r>
-        <w:rPr>
-          <w:lang w:val="en-US"/>
-        </w:rPr>
-        <w:t>);</w:t>
-      </w:r>
-      <w:proofErr w:type="gramEnd"/>
-    </w:p>
-    <w:p>
-      <w:pPr>
-        <w:pStyle w:val="ListParagraph"/>
-        <w:ind w:left="1080"/>
-        <w:rPr>
-          <w:lang w:val="en-US"/>
-        </w:rPr>
-      </w:pPr>
-      <w:proofErr w:type="spellStart"/>
-      <w:proofErr w:type="gramStart"/>
-      <w:r>
-        <w:rPr>
-          <w:lang w:val="en-US"/>
-        </w:rPr>
-        <w:t>displayData</w:t>
-      </w:r>
-      <w:proofErr w:type="spellEnd"/>
-      <w:r>
-        <w:rPr>
-          <w:lang w:val="en-US"/>
-        </w:rPr>
-        <w:t>(</w:t>
-      </w:r>
-      <w:proofErr w:type="gramEnd"/>
-      <w:r>
-        <w:rPr>
-          <w:lang w:val="en-US"/>
-        </w:rPr>
-        <w:t>2</w:t>
-      </w:r>
-      <w:proofErr w:type="gramStart"/>
-      <w:r>
-        <w:rPr>
-          <w:lang w:val="en-US"/>
-        </w:rPr>
-        <w:t>);</w:t>
-      </w:r>
-      <w:proofErr w:type="gramEnd"/>
-    </w:p>
-    <w:p>
-      <w:pPr>
-        <w:pStyle w:val="ListParagraph"/>
-        <w:ind w:left="1080"/>
-        <w:rPr>
-          <w:lang w:val="en-US"/>
-        </w:rPr>
-      </w:pPr>
-      <w:proofErr w:type="spellStart"/>
-      <w:proofErr w:type="gramStart"/>
-      <w:r>
-        <w:rPr>
-          <w:lang w:val="en-US"/>
-        </w:rPr>
-        <w:t>displayData</w:t>
-      </w:r>
-      <w:proofErr w:type="spellEnd"/>
-      <w:r>
-        <w:rPr>
-          <w:lang w:val="en-US"/>
-        </w:rPr>
-        <w:t>(</w:t>
-      </w:r>
-      <w:proofErr w:type="gramEnd"/>
-      <w:r>
-        <w:rPr>
-          <w:lang w:val="en-US"/>
-        </w:rPr>
-        <w:t>5</w:t>
-      </w:r>
-      <w:proofErr w:type="gramStart"/>
-      <w:r>
-        <w:rPr>
-          <w:lang w:val="en-US"/>
-        </w:rPr>
-        <w:t>);</w:t>
-      </w:r>
-      <w:proofErr w:type="gramEnd"/>
-    </w:p>
-    <w:p>
-      <w:pPr>
-        <w:pStyle w:val="ListParagraph"/>
-        <w:ind w:left="1080"/>
-        <w:rPr>
-          <w:lang w:val="en-US"/>
-        </w:rPr>
-      </w:pPr>
-      <w:proofErr w:type="spellStart"/>
-      <w:proofErr w:type="gramStart"/>
-      <w:r>
-        <w:rPr>
-          <w:lang w:val="en-US"/>
-        </w:rPr>
-        <w:t>displayData</w:t>
-      </w:r>
-      <w:proofErr w:type="spellEnd"/>
-      <w:r>
-        <w:rPr>
-          <w:lang w:val="en-US"/>
-        </w:rPr>
-        <w:t>(</w:t>
-      </w:r>
-      <w:proofErr w:type="gramEnd"/>
-      <w:r>
-        <w:rPr>
-          <w:lang w:val="en-US"/>
-        </w:rPr>
-        <w:t>100</w:t>
-      </w:r>
-      <w:proofErr w:type="gramStart"/>
-      <w:r>
-        <w:rPr>
-          <w:lang w:val="en-US"/>
-        </w:rPr>
-        <w:t>);</w:t>
-      </w:r>
-      <w:proofErr w:type="gramEnd"/>
-    </w:p>
-    <w:p>
-      <w:pPr>
-        <w:pStyle w:val="ListParagraph"/>
-        <w:ind w:left="1080"/>
-        <w:rPr>
-          <w:lang w:val="en-US"/>
-        </w:rPr>
-      </w:pPr>
-    </w:p>
-    <w:p>
-      <w:pPr>
-        <w:pStyle w:val="ListParagraph"/>
-        <w:numPr>
-          <w:ilvl w:val="0"/>
-          <w:numId w:val="21"/>
-        </w:numPr>
-        <w:rPr>
-          <w:lang w:val="en-US"/>
-        </w:rPr>
-      </w:pPr>
-      <w:proofErr w:type="gramStart"/>
-      <w:r>
-        <w:rPr>
-          <w:lang w:val="en-US"/>
-        </w:rPr>
-        <w:t>Quadratic</w:t>
-      </w:r>
-      <w:r>
-        <w:rPr>
-          <w:lang w:val="en-US"/>
-        </w:rPr>
-        <w:t xml:space="preserve"> :</w:t>
-      </w:r>
-      <w:proofErr w:type="gramEnd"/>
-      <w:r>
-        <w:rPr>
-          <w:lang w:val="en-US"/>
-        </w:rPr>
-        <w:t xml:space="preserve"> O(n</w:t>
-      </w:r>
-      <w:r>
-        <w:rPr>
-          <w:vertAlign w:val="superscript"/>
-          <w:lang w:val="en-US"/>
-        </w:rPr>
-        <w:t>2</w:t>
-      </w:r>
-      <w:r>
-        <w:rPr>
-          <w:lang w:val="en-US"/>
-        </w:rPr>
-        <w:t xml:space="preserve">) </w:t>
-      </w:r>
-    </w:p>
-    <w:p>
-      <w:pPr>
-        <w:pStyle w:val="ListParagraph"/>
-        <w:ind w:left="1080"/>
-        <w:rPr>
-          <w:lang w:val="en-US"/>
-        </w:rPr>
-      </w:pPr>
-    </w:p>
-    <w:p>
-      <w:pPr>
-        <w:pStyle w:val="ListParagraph"/>
-        <w:ind w:left="1080"/>
-        <w:rPr>
-          <w:lang w:val="en-US"/>
-        </w:rPr>
-      </w:pPr>
-      <w:r>
-        <w:rPr>
-          <w:lang w:val="en-US"/>
-        </w:rPr>
-        <w:t>f</w:t>
-      </w:r>
-      <w:r>
-        <w:rPr>
-          <w:lang w:val="en-US"/>
-        </w:rPr>
-        <w:t>unction</w:t>
-      </w:r>
-      <w:r>
-        <w:rPr>
-          <w:lang w:val="en-US"/>
-        </w:rPr>
-        <w:t xml:space="preserve"> </w:t>
-      </w:r>
-      <w:proofErr w:type="spellStart"/>
-      <w:r>
-        <w:rPr>
-          <w:lang w:val="en-US"/>
-        </w:rPr>
-        <w:t>nestedForLoop</w:t>
-      </w:r>
-      <w:proofErr w:type="spellEnd"/>
-      <w:r>
-        <w:rPr>
-          <w:lang w:val="en-US"/>
-        </w:rPr>
-        <w:t xml:space="preserve"> </w:t>
-      </w:r>
-      <w:r>
-        <w:rPr>
-          <w:lang w:val="en-US"/>
-        </w:rPr>
-        <w:t>(n) {</w:t>
-      </w:r>
-    </w:p>
-    <w:p>
-      <w:pPr>
-        <w:pStyle w:val="ListParagraph"/>
-        <w:ind w:left="1080"/>
-        <w:rPr>
-          <w:lang w:val="en-US"/>
-        </w:rPr>
-      </w:pPr>
-      <w:r>
-        <w:rPr>
-          <w:lang w:val="en-US"/>
-        </w:rPr>
-        <w:tab/>
-      </w:r>
-      <w:proofErr w:type="gramStart"/>
-      <w:r>
-        <w:rPr>
-          <w:lang w:val="en-US"/>
-        </w:rPr>
-        <w:t>for(</w:t>
-      </w:r>
-      <w:proofErr w:type="gramEnd"/>
-      <w:r>
-        <w:rPr>
-          <w:lang w:val="en-US"/>
-        </w:rPr>
-        <w:t xml:space="preserve">let </w:t>
-      </w:r>
-      <w:proofErr w:type="spellStart"/>
-      <w:r>
-        <w:rPr>
-          <w:lang w:val="en-US"/>
-        </w:rPr>
-        <w:t>i</w:t>
-      </w:r>
-      <w:proofErr w:type="spellEnd"/>
-      <w:r>
-        <w:rPr>
-          <w:lang w:val="en-US"/>
-        </w:rPr>
-        <w:t>=</w:t>
-      </w:r>
-      <w:proofErr w:type="gramStart"/>
-      <w:r>
-        <w:rPr>
-          <w:lang w:val="en-US"/>
-        </w:rPr>
-        <w:t>0;i</w:t>
-      </w:r>
-      <w:proofErr w:type="gramEnd"/>
-      <w:r>
-        <w:rPr>
-          <w:lang w:val="en-US"/>
-        </w:rPr>
-        <w:t>&lt;</w:t>
-      </w:r>
-      <w:proofErr w:type="spellStart"/>
-      <w:proofErr w:type="gramStart"/>
-      <w:r>
-        <w:rPr>
-          <w:lang w:val="en-US"/>
-        </w:rPr>
-        <w:t>n;i</w:t>
-      </w:r>
-      <w:proofErr w:type="spellEnd"/>
-      <w:proofErr w:type="gramEnd"/>
-      <w:r>
-        <w:rPr>
-          <w:lang w:val="en-US"/>
-        </w:rPr>
-        <w:t>+</w:t>
-      </w:r>
-      <w:proofErr w:type="gramStart"/>
-      <w:r>
-        <w:rPr>
-          <w:lang w:val="en-US"/>
-        </w:rPr>
-        <w:t>+) {</w:t>
-      </w:r>
-      <w:proofErr w:type="gramEnd"/>
-    </w:p>
-    <w:p>
-      <w:pPr>
-        <w:pStyle w:val="ListParagraph"/>
-        <w:ind w:left="1080"/>
-        <w:rPr>
-          <w:lang w:val="en-US"/>
-        </w:rPr>
-      </w:pPr>
-      <w:r>
-        <w:rPr>
-          <w:lang w:val="en-US"/>
-        </w:rPr>
-        <w:tab/>
-      </w:r>
-      <w:r>
-        <w:rPr>
-          <w:lang w:val="en-US"/>
-        </w:rPr>
-        <w:tab/>
-      </w:r>
-      <w:proofErr w:type="gramStart"/>
-      <w:r>
-        <w:rPr>
-          <w:lang w:val="en-US"/>
-        </w:rPr>
-        <w:t>for(</w:t>
-      </w:r>
-      <w:proofErr w:type="gramEnd"/>
-      <w:r>
-        <w:rPr>
-          <w:lang w:val="en-US"/>
-        </w:rPr>
-        <w:t>let j=</w:t>
-      </w:r>
-      <w:proofErr w:type="gramStart"/>
-      <w:r>
-        <w:rPr>
-          <w:lang w:val="en-US"/>
-        </w:rPr>
-        <w:t>0;j</w:t>
-      </w:r>
-      <w:proofErr w:type="gramEnd"/>
-      <w:r>
-        <w:rPr>
-          <w:lang w:val="en-US"/>
-        </w:rPr>
-        <w:t>&lt;</w:t>
-      </w:r>
-      <w:proofErr w:type="spellStart"/>
-      <w:proofErr w:type="gramStart"/>
-      <w:r>
-        <w:rPr>
-          <w:lang w:val="en-US"/>
-        </w:rPr>
-        <w:t>n;j</w:t>
-      </w:r>
-      <w:proofErr w:type="spellEnd"/>
-      <w:r>
-        <w:rPr>
-          <w:lang w:val="en-US"/>
-        </w:rPr>
-        <w:t>++</w:t>
-      </w:r>
-      <w:proofErr w:type="gramEnd"/>
-      <w:r>
-        <w:rPr>
-          <w:lang w:val="en-US"/>
-        </w:rPr>
-        <w:t>) {</w:t>
-      </w:r>
-    </w:p>
-    <w:p>
-      <w:pPr>
-        <w:pStyle w:val="ListParagraph"/>
-        <w:ind w:left="1080"/>
-        <w:rPr>
-          <w:lang w:val="en-US"/>
-        </w:rPr>
-      </w:pPr>
-      <w:r>
-        <w:rPr>
-          <w:lang w:val="en-US"/>
-        </w:rPr>
-        <w:tab/>
-      </w:r>
-      <w:r>
-        <w:rPr>
-          <w:lang w:val="en-US"/>
-        </w:rPr>
-        <w:tab/>
-      </w:r>
-      <w:r>
-        <w:rPr>
-          <w:lang w:val="en-US"/>
-        </w:rPr>
-        <w:tab/>
-      </w:r>
-      <w:proofErr w:type="gramStart"/>
-      <w:r>
-        <w:rPr>
-          <w:lang w:val="en-US"/>
-        </w:rPr>
-        <w:t>console.log(</w:t>
-      </w:r>
-      <w:proofErr w:type="spellStart"/>
-      <w:proofErr w:type="gramEnd"/>
-      <w:r>
-        <w:rPr>
-          <w:lang w:val="en-US"/>
-        </w:rPr>
-        <w:t>i</w:t>
-      </w:r>
-      <w:proofErr w:type="spellEnd"/>
-      <w:r>
-        <w:rPr>
-          <w:lang w:val="en-US"/>
-        </w:rPr>
-        <w:t>+</w:t>
-      </w:r>
-      <w:proofErr w:type="gramStart"/>
-      <w:r>
-        <w:rPr>
-          <w:lang w:val="en-US"/>
-        </w:rPr>
-        <w:t>” ”</w:t>
-      </w:r>
-      <w:proofErr w:type="gramEnd"/>
-      <w:r>
-        <w:rPr>
-          <w:lang w:val="en-US"/>
-        </w:rPr>
-        <w:t>+j</w:t>
-      </w:r>
-      <w:proofErr w:type="gramStart"/>
-      <w:r>
-        <w:rPr>
-          <w:lang w:val="en-US"/>
-        </w:rPr>
-        <w:t>);</w:t>
-      </w:r>
-      <w:proofErr w:type="gramEnd"/>
-    </w:p>
-    <w:p>
-      <w:pPr>
-        <w:pStyle w:val="ListParagraph"/>
-        <w:ind w:left="1800" w:firstLine="360"/>
-        <w:rPr>
-          <w:lang w:val="en-US"/>
-        </w:rPr>
-      </w:pPr>
-      <w:r>
-        <w:rPr>
-          <w:lang w:val="en-US"/>
-        </w:rPr>
-        <w:t>}</w:t>
-      </w:r>
-    </w:p>
-    <w:p>
-      <w:pPr>
-        <w:pStyle w:val="ListParagraph"/>
-        <w:ind w:left="1080" w:firstLine="360"/>
-        <w:rPr>
-          <w:lang w:val="en-US"/>
-        </w:rPr>
-      </w:pPr>
-      <w:r>
-        <w:rPr>
-          <w:lang w:val="en-US"/>
-        </w:rPr>
-        <w:t>}</w:t>
-      </w:r>
-    </w:p>
-    <w:p>
-      <w:pPr>
-        <w:pStyle w:val="ListParagraph"/>
-        <w:ind w:left="1080"/>
-        <w:rPr>
-          <w:lang w:val="en-US"/>
-        </w:rPr>
-      </w:pPr>
-      <w:r>
-        <w:rPr>
-          <w:lang w:val="en-US"/>
-        </w:rPr>
-        <w:t>}</w:t>
-      </w:r>
-    </w:p>
-    <w:p>
-      <w:pPr>
-        <w:pStyle w:val="ListParagraph"/>
-        <w:ind w:left="1080"/>
-        <w:rPr>
-          <w:lang w:val="en-US"/>
-        </w:rPr>
-      </w:pPr>
-    </w:p>
-    <w:p>
-      <w:pPr>
-        <w:pStyle w:val="ListParagraph"/>
-        <w:ind w:left="1080"/>
-        <w:rPr>
-          <w:lang w:val="en-US"/>
-        </w:rPr>
-      </w:pPr>
-      <w:proofErr w:type="spellStart"/>
-      <w:proofErr w:type="gramStart"/>
-      <w:r>
-        <w:rPr>
-          <w:lang w:val="en-US"/>
-        </w:rPr>
-        <w:t>nestedForLoop</w:t>
-      </w:r>
-      <w:proofErr w:type="spellEnd"/>
-      <w:r>
-        <w:rPr>
-          <w:lang w:val="en-US"/>
-        </w:rPr>
-        <w:t>(</w:t>
-      </w:r>
-      <w:proofErr w:type="gramEnd"/>
-      <w:r>
-        <w:rPr>
-          <w:lang w:val="en-US"/>
-        </w:rPr>
-        <w:t>2)</w:t>
-      </w:r>
-      <w:proofErr w:type="gramStart"/>
-      <w:r>
-        <w:rPr>
-          <w:lang w:val="en-US"/>
-        </w:rPr>
-        <w:t>;</w:t>
-      </w:r>
-      <w:r>
-        <w:rPr>
-          <w:lang w:val="en-US"/>
-        </w:rPr>
-        <w:tab/>
-      </w:r>
-      <w:r>
-        <w:rPr>
-          <w:lang w:val="en-US"/>
-        </w:rPr>
-        <w:tab/>
-        <w:t>4</w:t>
-      </w:r>
-      <w:proofErr w:type="gramEnd"/>
-      <w:r>
-        <w:rPr>
-          <w:lang w:val="en-US"/>
-        </w:rPr>
-        <w:t xml:space="preserve"> </w:t>
-      </w:r>
-      <w:proofErr w:type="gramStart"/>
-      <w:r>
-        <w:rPr>
-          <w:lang w:val="en-US"/>
-        </w:rPr>
-        <w:t>iteration</w:t>
-      </w:r>
-      <w:proofErr w:type="gramEnd"/>
-      <w:r>
-        <w:rPr>
-          <w:lang w:val="en-US"/>
-        </w:rPr>
-        <w:t xml:space="preserve"> </w:t>
-      </w:r>
-    </w:p>
-    <w:p>
-      <w:pPr>
-        <w:pStyle w:val="ListParagraph"/>
-        <w:ind w:left="1080"/>
-        <w:rPr>
-          <w:lang w:val="en-US"/>
-        </w:rPr>
-      </w:pPr>
-      <w:proofErr w:type="spellStart"/>
-      <w:proofErr w:type="gramStart"/>
-      <w:r>
-        <w:rPr>
-          <w:lang w:val="en-US"/>
-        </w:rPr>
-        <w:t>nestedForLoop</w:t>
-      </w:r>
-      <w:proofErr w:type="spellEnd"/>
-      <w:r>
-        <w:rPr>
-          <w:lang w:val="en-US"/>
-        </w:rPr>
-        <w:t>(</w:t>
-      </w:r>
-      <w:proofErr w:type="gramEnd"/>
-      <w:r>
-        <w:rPr>
-          <w:lang w:val="en-US"/>
-        </w:rPr>
-        <w:t>4</w:t>
-      </w:r>
-      <w:proofErr w:type="gramStart"/>
-      <w:r>
-        <w:rPr>
-          <w:lang w:val="en-US"/>
-        </w:rPr>
-        <w:t>)</w:t>
-      </w:r>
-      <w:r>
-        <w:rPr>
-          <w:lang w:val="en-US"/>
-        </w:rPr>
-        <w:tab/>
-      </w:r>
-      <w:r>
-        <w:rPr>
-          <w:lang w:val="en-US"/>
-        </w:rPr>
-        <w:tab/>
-        <w:t>16</w:t>
-      </w:r>
-      <w:proofErr w:type="gramEnd"/>
-      <w:r>
-        <w:rPr>
-          <w:lang w:val="en-US"/>
-        </w:rPr>
-        <w:t xml:space="preserve"> iteration </w:t>
-      </w:r>
-    </w:p>
-    <w:p>
-      <w:pPr>
-        <w:pStyle w:val="ListParagraph"/>
-        <w:rPr>
-          <w:lang w:val="en-US"/>
-        </w:rPr>
-      </w:pPr>
-      <w:r>
-        <w:rPr>
-          <w:lang w:val="en-US"/>
-        </w:rPr>
-        <w:t xml:space="preserve"> </w:t>
-      </w:r>
-    </w:p>
-    <w:p>
-      <w:pPr>
-        <w:pStyle w:val="ListParagraph"/>
-        <w:numPr>
-          <w:ilvl w:val="0"/>
-          <w:numId w:val="21"/>
-        </w:numPr>
-        <w:rPr>
-          <w:lang w:val="en-US"/>
-        </w:rPr>
-      </w:pPr>
-      <w:r>
-        <w:rPr>
-          <w:lang w:val="en-US"/>
-        </w:rPr>
-        <w:t>Cubic O(n</w:t>
-      </w:r>
-      <w:r>
-        <w:rPr>
-          <w:vertAlign w:val="superscript"/>
-          <w:lang w:val="en-US"/>
-        </w:rPr>
-        <w:t>3</w:t>
-      </w:r>
-      <w:r>
-        <w:rPr>
-          <w:lang w:val="en-US"/>
-        </w:rPr>
-        <w:t>)</w:t>
-      </w:r>
-    </w:p>
-    <w:p>
-      <w:pPr>
-        <w:rPr>
-          <w:lang w:val="en-US"/>
-        </w:rPr>
-      </w:pPr>
-    </w:p>
-    <w:p>
-      <w:pPr>
-        <w:rPr>
-          <w:lang w:val="en-US"/>
-        </w:rPr>
-      </w:pPr>
-    </w:p>
-    <w:p>
-      <w:pPr>
-        <w:rPr>
-          <w:lang w:val="en-US"/>
-        </w:rPr>
-      </w:pPr>
-    </w:p>
-    <w:p>
-      <w:pPr>
-        <w:pStyle w:val="ListParagraph"/>
-        <w:numPr>
-          <w:ilvl w:val="0"/>
-          <w:numId w:val="21"/>
-        </w:numPr>
-        <w:rPr>
-          <w:lang w:val="en-US"/>
-        </w:rPr>
-      </w:pPr>
-      <w:proofErr w:type="gramStart"/>
-      <w:r>
-        <w:rPr>
-          <w:lang w:val="en-US"/>
-        </w:rPr>
-        <w:t>Logarithmic :</w:t>
-      </w:r>
-      <w:proofErr w:type="gramEnd"/>
-      <w:r>
-        <w:rPr>
-          <w:lang w:val="en-US"/>
-        </w:rPr>
-        <w:t xml:space="preserve"> O (log n</w:t>
-      </w:r>
-      <w:proofErr w:type="gramStart"/>
-      <w:r>
-        <w:rPr>
-          <w:lang w:val="en-US"/>
-        </w:rPr>
-        <w:t>) :</w:t>
-      </w:r>
-      <w:proofErr w:type="gramEnd"/>
-      <w:r>
-        <w:rPr>
-          <w:lang w:val="en-US"/>
-        </w:rPr>
-        <w:t xml:space="preserve"> divided by half </w:t>
-      </w:r>
-    </w:p>
-    <w:p>
-      <w:pPr>
-        <w:ind w:left="1080"/>
-        <w:rPr>
-          <w:lang w:val="en-US"/>
-        </w:rPr>
-      </w:pPr>
-      <w:r>
-        <w:rPr>
-          <w:lang w:val="en-US"/>
-        </w:rPr>
-        <w:t xml:space="preserve">function </w:t>
-      </w:r>
-      <w:proofErr w:type="spellStart"/>
-      <w:r>
-        <w:rPr>
-          <w:lang w:val="en-US"/>
-        </w:rPr>
-        <w:t>binarySeach</w:t>
-      </w:r>
-      <w:proofErr w:type="spellEnd"/>
-      <w:r>
-        <w:rPr>
-          <w:lang w:val="en-US"/>
-        </w:rPr>
-        <w:t>(</w:t>
-      </w:r>
-      <w:proofErr w:type="spellStart"/>
-      <w:proofErr w:type="gramStart"/>
-      <w:r>
-        <w:rPr>
-          <w:lang w:val="en-US"/>
-        </w:rPr>
-        <w:t>array,serchElement</w:t>
-      </w:r>
-      <w:proofErr w:type="spellEnd"/>
-      <w:proofErr w:type="gramEnd"/>
-      <w:r>
-        <w:rPr>
-          <w:lang w:val="en-US"/>
-        </w:rPr>
-        <w:t>) {</w:t>
-      </w:r>
-    </w:p>
-    <w:p>
-      <w:pPr>
-        <w:ind w:left="1080"/>
-        <w:rPr>
-          <w:lang w:val="en-US"/>
-        </w:rPr>
-      </w:pPr>
-      <w:r>
-        <w:rPr>
-          <w:lang w:val="en-US"/>
-        </w:rPr>
-        <w:tab/>
-      </w:r>
-      <w:r>
-        <w:rPr>
-          <w:lang w:val="en-US"/>
-        </w:rPr>
-        <w:tab/>
-        <w:t xml:space="preserve">algorithms to search the data using binary search </w:t>
-      </w:r>
-    </w:p>
-    <w:p>
-      <w:pPr>
-        <w:ind w:left="1080"/>
-        <w:rPr>
-          <w:lang w:val="en-US"/>
-        </w:rPr>
-      </w:pPr>
-      <w:r>
-        <w:rPr>
-          <w:lang w:val="en-US"/>
-        </w:rPr>
-        <w:t>}</w:t>
-      </w:r>
-    </w:p>
-    <w:p>
-      <w:pPr>
-        <w:ind w:left="1080"/>
-        <w:rPr>
-          <w:lang w:val="en-US"/>
-        </w:rPr>
-      </w:pPr>
-      <w:r>
-        <w:rPr>
-          <w:lang w:val="en-US"/>
-        </w:rPr>
-        <w:t xml:space="preserve">let num </w:t>
-      </w:r>
-      <w:proofErr w:type="gramStart"/>
-      <w:r>
-        <w:rPr>
-          <w:lang w:val="en-US"/>
-        </w:rPr>
-        <w:t>={</w:t>
-      </w:r>
-      <w:proofErr w:type="gramEnd"/>
-      <w:r>
-        <w:rPr>
-          <w:lang w:val="en-US"/>
-        </w:rPr>
-        <w:t>1,2,3,4,5,6,7,8,9,10}</w:t>
-      </w:r>
-    </w:p>
-    <w:p>
-      <w:pPr>
-        <w:ind w:left="1080"/>
-        <w:rPr>
-          <w:lang w:val="en-US"/>
-        </w:rPr>
-      </w:pPr>
-      <w:r>
-        <w:rPr>
-          <w:lang w:val="en-US"/>
-        </w:rPr>
-        <w:t xml:space="preserve">let </w:t>
-      </w:r>
-      <w:proofErr w:type="spellStart"/>
-      <w:r>
-        <w:rPr>
-          <w:lang w:val="en-US"/>
-        </w:rPr>
-        <w:t>searchElement</w:t>
-      </w:r>
-      <w:proofErr w:type="spellEnd"/>
-      <w:r>
-        <w:rPr>
-          <w:lang w:val="en-US"/>
-        </w:rPr>
-        <w:t xml:space="preserve"> = </w:t>
-      </w:r>
-      <w:proofErr w:type="gramStart"/>
-      <w:r>
-        <w:rPr>
-          <w:lang w:val="en-US"/>
-        </w:rPr>
-        <w:t>2;</w:t>
-      </w:r>
-      <w:proofErr w:type="gramEnd"/>
-    </w:p>
-    <w:p>
-      <w:pPr>
-        <w:ind w:left="1080"/>
-        <w:rPr>
-          <w:lang w:val="en-US"/>
-        </w:rPr>
-      </w:pPr>
-      <w:proofErr w:type="spellStart"/>
-      <w:r>
-        <w:rPr>
-          <w:lang w:val="en-US"/>
-        </w:rPr>
-        <w:t>binarySearch</w:t>
-      </w:r>
-      <w:proofErr w:type="spellEnd"/>
-      <w:r>
-        <w:rPr>
-          <w:lang w:val="en-US"/>
-        </w:rPr>
-        <w:t>(</w:t>
-      </w:r>
-      <w:proofErr w:type="spellStart"/>
-      <w:proofErr w:type="gramStart"/>
-      <w:r>
-        <w:rPr>
-          <w:lang w:val="en-US"/>
-        </w:rPr>
-        <w:t>num,searchElement</w:t>
-      </w:r>
-      <w:proofErr w:type="spellEnd"/>
-      <w:r>
-        <w:rPr>
-          <w:lang w:val="en-US"/>
-        </w:rPr>
-        <w:t>);</w:t>
-      </w:r>
-      <w:proofErr w:type="gramEnd"/>
-    </w:p>
-    <w:p>
-      <w:pPr>
-        <w:ind w:left="1080"/>
-        <w:rPr>
-          <w:lang w:val="en-US"/>
-        </w:rPr>
-      </w:pPr>
-      <w:r>
-        <w:rPr>
-          <w:lang w:val="en-US"/>
-        </w:rPr>
-        <w:t>if n value is 8</w:t>
-      </w:r>
-    </w:p>
-    <w:p>
-      <w:pPr>
-        <w:ind w:left="1080"/>
-        <w:rPr>
-          <w:lang w:val="en-US"/>
-        </w:rPr>
-      </w:pPr>
-      <w:r>
-        <w:rPr>
-          <w:lang w:val="en-US"/>
-        </w:rPr>
-        <w:tab/>
-        <w:t>4</w:t>
-      </w:r>
-    </w:p>
-    <w:p>
-      <w:pPr>
-        <w:ind w:left="1080"/>
-        <w:rPr>
-          <w:lang w:val="en-US"/>
-        </w:rPr>
-      </w:pPr>
-      <w:r>
-        <w:rPr>
-          <w:lang w:val="en-US"/>
-        </w:rPr>
-        <w:tab/>
-        <w:t>2</w:t>
-      </w:r>
-    </w:p>
-    <w:p>
-      <w:pPr>
-        <w:ind w:left="1080"/>
-        <w:rPr>
-          <w:lang w:val="en-US"/>
-        </w:rPr>
-      </w:pPr>
-      <w:r>
-        <w:rPr>
-          <w:lang w:val="en-US"/>
-        </w:rPr>
-        <w:tab/>
-        <w:t>1</w:t>
-      </w:r>
-    </w:p>
-    <w:p>
-      <w:pPr>
         <w:ind w:left="1080"/>
         <w:rPr>
           <w:lang w:val="en-US"/>
@@ -4474,7 +522,6 @@
         <w:rPr>
           <w:lang w:val="en-US"/>
         </w:rPr>
-        <w:lastRenderedPageBreak/>
         <w:t xml:space="preserve">Sort the data with custom logic with </w:t>
       </w:r>
       <w:proofErr w:type="spellStart"/>
@@ -5055,6 +1102,457 @@
     <w:p>
       <w:pPr>
         <w:pStyle w:val="ListParagraph"/>
+        <w:ind w:left="1080"/>
+        <w:rPr>
+          <w:lang w:val="en-US"/>
+        </w:rPr>
+      </w:pPr>
+      <w:r>
+        <w:rPr>
+          <w:lang w:val="en-US"/>
+        </w:rPr>
+        <w:t xml:space="preserve">Selection sort is an </w:t>
+      </w:r>
+      <w:proofErr w:type="gramStart"/>
+      <w:r>
+        <w:rPr>
+          <w:lang w:val="en-US"/>
+        </w:rPr>
+        <w:t>in place</w:t>
+      </w:r>
+      <w:proofErr w:type="gramEnd"/>
+      <w:r>
+        <w:rPr>
+          <w:lang w:val="en-US"/>
+        </w:rPr>
+        <w:t xml:space="preserve"> comparison based algorithm that repeatedly </w:t>
+      </w:r>
+      <w:proofErr w:type="gramStart"/>
+      <w:r>
+        <w:rPr>
+          <w:lang w:val="en-US"/>
+        </w:rPr>
+        <w:t>select</w:t>
+      </w:r>
+      <w:proofErr w:type="gramEnd"/>
+      <w:r>
+        <w:rPr>
+          <w:lang w:val="en-US"/>
+        </w:rPr>
+        <w:t xml:space="preserve"> the smallest elements from unsorted portion and place in the beginning in sorting data. </w:t>
+      </w:r>
+    </w:p>
+    <w:p>
+      <w:pPr>
+        <w:rPr>
+          <w:lang w:val="en-US"/>
+        </w:rPr>
+      </w:pPr>
+      <w:r>
+        <w:rPr>
+          <w:lang w:val="en-US"/>
+        </w:rPr>
+        <w:tab/>
+        <w:t xml:space="preserve">       </w:t>
+      </w:r>
+    </w:p>
+    <w:p>
+      <w:pPr>
+        <w:rPr>
+          <w:lang w:val="en-US"/>
+        </w:rPr>
+      </w:pPr>
+      <w:r>
+        <w:rPr>
+          <w:lang w:val="en-US"/>
+        </w:rPr>
+        <w:tab/>
+        <w:t xml:space="preserve">     Algorithms </w:t>
+      </w:r>
+    </w:p>
+    <w:p>
+      <w:pPr>
+        <w:pStyle w:val="ListParagraph"/>
+        <w:numPr>
+          <w:ilvl w:val="0"/>
+          <w:numId w:val="26"/>
+        </w:numPr>
+        <w:rPr>
+          <w:lang w:val="en-US"/>
+        </w:rPr>
+      </w:pPr>
+      <w:r>
+        <w:rPr>
+          <w:lang w:val="en-US"/>
+        </w:rPr>
+        <w:t>Start from index 0.</w:t>
+      </w:r>
+    </w:p>
+    <w:p>
+      <w:pPr>
+        <w:pStyle w:val="ListParagraph"/>
+        <w:numPr>
+          <w:ilvl w:val="0"/>
+          <w:numId w:val="26"/>
+        </w:numPr>
+        <w:rPr>
+          <w:lang w:val="en-US"/>
+        </w:rPr>
+      </w:pPr>
+      <w:r>
+        <w:rPr>
+          <w:lang w:val="en-US"/>
+        </w:rPr>
+        <w:t xml:space="preserve">Assuming current index is minimum elements. </w:t>
+      </w:r>
+    </w:p>
+    <w:p>
+      <w:pPr>
+        <w:pStyle w:val="ListParagraph"/>
+        <w:numPr>
+          <w:ilvl w:val="0"/>
+          <w:numId w:val="26"/>
+        </w:numPr>
+        <w:rPr>
+          <w:lang w:val="en-US"/>
+        </w:rPr>
+      </w:pPr>
+      <w:r>
+        <w:rPr>
+          <w:lang w:val="en-US"/>
+        </w:rPr>
+        <w:t xml:space="preserve">Find the actual minimum elements in remaining array </w:t>
+      </w:r>
+      <w:proofErr w:type="spellStart"/>
+      <w:r>
+        <w:rPr>
+          <w:lang w:val="en-US"/>
+        </w:rPr>
+        <w:t>ie</w:t>
+      </w:r>
+      <w:proofErr w:type="spellEnd"/>
+      <w:r>
+        <w:rPr>
+          <w:lang w:val="en-US"/>
+        </w:rPr>
+        <w:t xml:space="preserve"> unsorted array. </w:t>
+      </w:r>
+    </w:p>
+    <w:p>
+      <w:pPr>
+        <w:pStyle w:val="ListParagraph"/>
+        <w:numPr>
+          <w:ilvl w:val="0"/>
+          <w:numId w:val="26"/>
+        </w:numPr>
+        <w:rPr>
+          <w:lang w:val="en-US"/>
+        </w:rPr>
+      </w:pPr>
+      <w:r>
+        <w:rPr>
+          <w:lang w:val="en-US"/>
+        </w:rPr>
+        <w:t xml:space="preserve">Swap with current index position </w:t>
+      </w:r>
+      <w:proofErr w:type="gramStart"/>
+      <w:r>
+        <w:rPr>
+          <w:lang w:val="en-US"/>
+        </w:rPr>
+        <w:t>base</w:t>
+      </w:r>
+      <w:proofErr w:type="gramEnd"/>
+      <w:r>
+        <w:rPr>
+          <w:lang w:val="en-US"/>
+        </w:rPr>
+        <w:t xml:space="preserve"> upon condition. </w:t>
+      </w:r>
+    </w:p>
+    <w:p>
+      <w:pPr>
+        <w:pStyle w:val="ListParagraph"/>
+        <w:numPr>
+          <w:ilvl w:val="0"/>
+          <w:numId w:val="26"/>
+        </w:numPr>
+        <w:rPr>
+          <w:lang w:val="en-US"/>
+        </w:rPr>
+      </w:pPr>
+      <w:r>
+        <w:rPr>
+          <w:lang w:val="en-US"/>
+        </w:rPr>
+        <w:t xml:space="preserve">Then move to next position. </w:t>
+      </w:r>
+    </w:p>
+    <w:p>
+      <w:pPr>
+        <w:pStyle w:val="ListParagraph"/>
+        <w:ind w:left="1440"/>
+        <w:rPr>
+          <w:lang w:val="en-US"/>
+        </w:rPr>
+      </w:pPr>
+    </w:p>
+    <w:p>
+      <w:pPr>
+        <w:pStyle w:val="ListParagraph"/>
+        <w:ind w:left="1440"/>
+        <w:rPr>
+          <w:lang w:val="en-US"/>
+        </w:rPr>
+      </w:pPr>
+      <w:proofErr w:type="gramStart"/>
+      <w:r>
+        <w:rPr>
+          <w:lang w:val="en-US"/>
+        </w:rPr>
+        <w:t>Data :</w:t>
+      </w:r>
+      <w:proofErr w:type="gramEnd"/>
+      <w:r>
+        <w:rPr>
+          <w:lang w:val="en-US"/>
+        </w:rPr>
+        <w:t xml:space="preserve"> [64,25,12,22]</w:t>
+      </w:r>
+    </w:p>
+    <w:p>
+      <w:pPr>
+        <w:pStyle w:val="ListParagraph"/>
+        <w:ind w:left="1440"/>
+        <w:rPr>
+          <w:lang w:val="en-US"/>
+        </w:rPr>
+      </w:pPr>
+    </w:p>
+    <w:p>
+      <w:pPr>
+        <w:pStyle w:val="ListParagraph"/>
+        <w:ind w:left="1440"/>
+        <w:rPr>
+          <w:lang w:val="en-US"/>
+        </w:rPr>
+      </w:pPr>
+      <w:r>
+        <w:rPr>
+          <w:lang w:val="en-US"/>
+        </w:rPr>
+        <w:t xml:space="preserve">Step </w:t>
+      </w:r>
+      <w:proofErr w:type="gramStart"/>
+      <w:r>
+        <w:rPr>
+          <w:lang w:val="en-US"/>
+        </w:rPr>
+        <w:t>1 :</w:t>
+      </w:r>
+      <w:proofErr w:type="gramEnd"/>
+      <w:r>
+        <w:rPr>
+          <w:lang w:val="en-US"/>
+        </w:rPr>
+        <w:t xml:space="preserve"> </w:t>
+      </w:r>
+    </w:p>
+    <w:p>
+      <w:pPr>
+        <w:pStyle w:val="ListParagraph"/>
+        <w:ind w:left="1440"/>
+        <w:rPr>
+          <w:lang w:val="en-US"/>
+        </w:rPr>
+      </w:pPr>
+      <w:r>
+        <w:rPr>
+          <w:lang w:val="en-US"/>
+        </w:rPr>
+        <w:t xml:space="preserve">O position element is minimum </w:t>
+      </w:r>
+      <w:r>
+        <w:rPr>
+          <w:lang w:val="en-US"/>
+        </w:rPr>
+        <w:sym w:font="Wingdings" w:char="F0E0"/>
+      </w:r>
+      <w:r>
+        <w:rPr>
+          <w:lang w:val="en-US"/>
+        </w:rPr>
+        <w:t xml:space="preserve"> 64</w:t>
+      </w:r>
+    </w:p>
+    <w:p>
+      <w:pPr>
+        <w:pStyle w:val="ListParagraph"/>
+        <w:ind w:left="1440"/>
+        <w:rPr>
+          <w:lang w:val="en-US"/>
+        </w:rPr>
+      </w:pPr>
+      <w:r>
+        <w:rPr>
+          <w:lang w:val="en-US"/>
+        </w:rPr>
+        <w:t xml:space="preserve">Then 64 </w:t>
+      </w:r>
+      <w:proofErr w:type="gramStart"/>
+      <w:r>
+        <w:rPr>
+          <w:lang w:val="en-US"/>
+        </w:rPr>
+        <w:t>compare</w:t>
+      </w:r>
+      <w:proofErr w:type="gramEnd"/>
+      <w:r>
+        <w:rPr>
+          <w:lang w:val="en-US"/>
+        </w:rPr>
+        <w:t xml:space="preserve"> with 12</w:t>
+      </w:r>
+    </w:p>
+    <w:p>
+      <w:pPr>
+        <w:pStyle w:val="ListParagraph"/>
+        <w:ind w:left="1440"/>
+        <w:rPr>
+          <w:lang w:val="en-US"/>
+        </w:rPr>
+      </w:pPr>
+      <w:r>
+        <w:rPr>
+          <w:lang w:val="en-US"/>
+        </w:rPr>
+        <w:t xml:space="preserve">Swap </w:t>
+      </w:r>
+    </w:p>
+    <w:p>
+      <w:pPr>
+        <w:pStyle w:val="ListParagraph"/>
+        <w:ind w:left="1440"/>
+        <w:rPr>
+          <w:lang w:val="en-US"/>
+        </w:rPr>
+      </w:pPr>
+      <w:r>
+        <w:rPr>
+          <w:lang w:val="en-US"/>
+        </w:rPr>
+        <w:tab/>
+        <w:t>[12,25,</w:t>
+      </w:r>
+      <w:r>
+        <w:rPr>
+          <w:lang w:val="en-US"/>
+        </w:rPr>
+        <w:t>64,22</w:t>
+      </w:r>
+      <w:r>
+        <w:rPr>
+          <w:lang w:val="en-US"/>
+        </w:rPr>
+        <w:t>]</w:t>
+      </w:r>
+    </w:p>
+    <w:p>
+      <w:pPr>
+        <w:pStyle w:val="ListParagraph"/>
+        <w:ind w:left="1440"/>
+        <w:rPr>
+          <w:lang w:val="en-US"/>
+        </w:rPr>
+      </w:pPr>
+      <w:r>
+        <w:rPr>
+          <w:lang w:val="en-US"/>
+        </w:rPr>
+        <w:t xml:space="preserve">Step 2: </w:t>
+      </w:r>
+    </w:p>
+    <w:p>
+      <w:pPr>
+        <w:pStyle w:val="ListParagraph"/>
+        <w:ind w:left="1440"/>
+        <w:rPr>
+          <w:lang w:val="en-US"/>
+        </w:rPr>
+      </w:pPr>
+      <w:r>
+        <w:rPr>
+          <w:lang w:val="en-US"/>
+        </w:rPr>
+        <w:t xml:space="preserve"> Min </w:t>
+      </w:r>
+      <w:r>
+        <w:rPr>
+          <w:lang w:val="en-US"/>
+        </w:rPr>
+        <w:sym w:font="Wingdings" w:char="F0E0"/>
+      </w:r>
+      <w:r>
+        <w:rPr>
+          <w:lang w:val="en-US"/>
+        </w:rPr>
+        <w:t xml:space="preserve"> 12 </w:t>
+      </w:r>
+      <w:r>
+        <w:rPr>
+          <w:lang w:val="en-US"/>
+        </w:rPr>
+        <w:sym w:font="Wingdings" w:char="F0E0"/>
+      </w:r>
+      <w:r>
+        <w:rPr>
+          <w:lang w:val="en-US"/>
+        </w:rPr>
+        <w:t xml:space="preserve"> </w:t>
+      </w:r>
+    </w:p>
+    <w:p>
+      <w:pPr>
+        <w:pStyle w:val="ListParagraph"/>
+        <w:ind w:left="1440"/>
+        <w:rPr>
+          <w:lang w:val="en-US"/>
+        </w:rPr>
+      </w:pPr>
+      <w:r>
+        <w:rPr>
+          <w:lang w:val="en-US"/>
+        </w:rPr>
+        <w:tab/>
+      </w:r>
+    </w:p>
+    <w:p>
+      <w:pPr>
+        <w:pStyle w:val="ListParagraph"/>
+        <w:ind w:left="1440"/>
+        <w:rPr>
+          <w:lang w:val="en-US"/>
+        </w:rPr>
+      </w:pPr>
+      <w:r>
+        <w:rPr>
+          <w:lang w:val="en-US"/>
+        </w:rPr>
+        <w:tab/>
+      </w:r>
+    </w:p>
+    <w:p>
+      <w:pPr>
+        <w:pStyle w:val="ListParagraph"/>
+        <w:ind w:left="1440"/>
+        <w:rPr>
+          <w:lang w:val="en-US"/>
+        </w:rPr>
+      </w:pPr>
+    </w:p>
+    <w:p>
+      <w:pPr>
+        <w:pStyle w:val="ListParagraph"/>
         <w:numPr>
           <w:ilvl w:val="0"/>
           <w:numId w:val="23"/>
@@ -5067,7 +1565,58 @@
         <w:rPr>
           <w:lang w:val="en-US"/>
         </w:rPr>
-        <w:t xml:space="preserve">Insertion sort </w:t>
+        <w:t>Insertion sort</w:t>
+      </w:r>
+    </w:p>
+    <w:p>
+      <w:pPr>
+        <w:pStyle w:val="ListParagraph"/>
+        <w:ind w:left="1080"/>
+        <w:rPr>
+          <w:lang w:val="en-US"/>
+        </w:rPr>
+      </w:pPr>
+    </w:p>
+    <w:p>
+      <w:pPr>
+        <w:pStyle w:val="ListParagraph"/>
+        <w:ind w:left="1080"/>
+        <w:rPr>
+          <w:lang w:val="en-US"/>
+        </w:rPr>
+      </w:pPr>
+    </w:p>
+    <w:p>
+      <w:pPr>
+        <w:pStyle w:val="ListParagraph"/>
+        <w:ind w:left="1080"/>
+        <w:rPr>
+          <w:lang w:val="en-US"/>
+        </w:rPr>
+      </w:pPr>
+    </w:p>
+    <w:p>
+      <w:pPr>
+        <w:pStyle w:val="ListParagraph"/>
+        <w:ind w:left="1080"/>
+        <w:rPr>
+          <w:lang w:val="en-US"/>
+        </w:rPr>
+      </w:pPr>
+    </w:p>
+    <w:p>
+      <w:pPr>
+        <w:pStyle w:val="ListParagraph"/>
+        <w:ind w:left="1080"/>
+        <w:rPr>
+          <w:lang w:val="en-US"/>
+        </w:rPr>
+      </w:pPr>
+      <w:r>
+        <w:rPr>
+          <w:lang w:val="en-US"/>
+        </w:rPr>
+        <w:t xml:space="preserve"> </w:t>
       </w:r>
     </w:p>
     <w:p>
@@ -5101,6 +1650,24 @@
         </w:rPr>
         <w:t xml:space="preserve"> </w:t>
       </w:r>
+    </w:p>
+    <w:p>
+      <w:pPr>
+        <w:pStyle w:val="ListParagraph"/>
+        <w:ind w:left="1080"/>
+        <w:rPr>
+          <w:lang w:val="en-US"/>
+        </w:rPr>
+      </w:pPr>
+    </w:p>
+    <w:p>
+      <w:pPr>
+        <w:pStyle w:val="ListParagraph"/>
+        <w:ind w:left="1080"/>
+        <w:rPr>
+          <w:lang w:val="en-US"/>
+        </w:rPr>
+      </w:pPr>
     </w:p>
     <w:p>
       <w:pPr>
@@ -6081,6 +2648,95 @@
     </w:lvl>
   </w:abstractNum>
   <w:abstractNum w:abstractNumId="9" w15:restartNumberingAfterBreak="0">
+    <w:nsid w:val="3D675D5B"/>
+    <w:multiLevelType w:val="hybridMultilevel"/>
+    <w:tmpl w:val="74CC479C"/>
+    <w:lvl w:ilvl="0" w:tplc="DEAC23EC">
+      <w:start w:val="1"/>
+      <w:numFmt w:val="decimal"/>
+      <w:lvlText w:val="%1."/>
+      <w:lvlJc w:val="left"/>
+      <w:pPr>
+        <w:ind w:left="1080" w:hanging="360"/>
+      </w:pPr>
+      <w:rPr>
+        <w:rFonts w:hint="default"/>
+      </w:rPr>
+    </w:lvl>
+    <w:lvl w:ilvl="1" w:tplc="40090019" w:tentative="1">
+      <w:start w:val="1"/>
+      <w:numFmt w:val="lowerLetter"/>
+      <w:lvlText w:val="%2."/>
+      <w:lvlJc w:val="left"/>
+      <w:pPr>
+        <w:ind w:left="1800" w:hanging="360"/>
+      </w:pPr>
+    </w:lvl>
+    <w:lvl w:ilvl="2" w:tplc="4009001B" w:tentative="1">
+      <w:start w:val="1"/>
+      <w:numFmt w:val="lowerRoman"/>
+      <w:lvlText w:val="%3."/>
+      <w:lvlJc w:val="right"/>
+      <w:pPr>
+        <w:ind w:left="2520" w:hanging="180"/>
+      </w:pPr>
+    </w:lvl>
+    <w:lvl w:ilvl="3" w:tplc="4009000F" w:tentative="1">
+      <w:start w:val="1"/>
+      <w:numFmt w:val="decimal"/>
+      <w:lvlText w:val="%4."/>
+      <w:lvlJc w:val="left"/>
+      <w:pPr>
+        <w:ind w:left="3240" w:hanging="360"/>
+      </w:pPr>
+    </w:lvl>
+    <w:lvl w:ilvl="4" w:tplc="40090019" w:tentative="1">
+      <w:start w:val="1"/>
+      <w:numFmt w:val="lowerLetter"/>
+      <w:lvlText w:val="%5."/>
+      <w:lvlJc w:val="left"/>
+      <w:pPr>
+        <w:ind w:left="3960" w:hanging="360"/>
+      </w:pPr>
+    </w:lvl>
+    <w:lvl w:ilvl="5" w:tplc="4009001B" w:tentative="1">
+      <w:start w:val="1"/>
+      <w:numFmt w:val="lowerRoman"/>
+      <w:lvlText w:val="%6."/>
+      <w:lvlJc w:val="right"/>
+      <w:pPr>
+        <w:ind w:left="4680" w:hanging="180"/>
+      </w:pPr>
+    </w:lvl>
+    <w:lvl w:ilvl="6" w:tplc="4009000F" w:tentative="1">
+      <w:start w:val="1"/>
+      <w:numFmt w:val="decimal"/>
+      <w:lvlText w:val="%7."/>
+      <w:lvlJc w:val="left"/>
+      <w:pPr>
+        <w:ind w:left="5400" w:hanging="360"/>
+      </w:pPr>
+    </w:lvl>
+    <w:lvl w:ilvl="7" w:tplc="40090019" w:tentative="1">
+      <w:start w:val="1"/>
+      <w:numFmt w:val="lowerLetter"/>
+      <w:lvlText w:val="%8."/>
+      <w:lvlJc w:val="left"/>
+      <w:pPr>
+        <w:ind w:left="6120" w:hanging="360"/>
+      </w:pPr>
+    </w:lvl>
+    <w:lvl w:ilvl="8" w:tplc="4009001B" w:tentative="1">
+      <w:start w:val="1"/>
+      <w:numFmt w:val="lowerRoman"/>
+      <w:lvlText w:val="%9."/>
+      <w:lvlJc w:val="right"/>
+      <w:pPr>
+        <w:ind w:left="6840" w:hanging="180"/>
+      </w:pPr>
+    </w:lvl>
+  </w:abstractNum>
+  <w:abstractNum w:abstractNumId="10" w15:restartNumberingAfterBreak="0">
     <w:nsid w:val="43426F06"/>
     <w:multiLevelType w:val="hybridMultilevel"/>
     <w:tmpl w:val="CC0C7C9A"/>
@@ -6169,7 +2825,96 @@
       </w:pPr>
     </w:lvl>
   </w:abstractNum>
-  <w:abstractNum w:abstractNumId="10" w15:restartNumberingAfterBreak="0">
+  <w:abstractNum w:abstractNumId="11" w15:restartNumberingAfterBreak="0">
+    <w:nsid w:val="437224AB"/>
+    <w:multiLevelType w:val="hybridMultilevel"/>
+    <w:tmpl w:val="B2CE0DF4"/>
+    <w:lvl w:ilvl="0" w:tplc="896EECE6">
+      <w:start w:val="1"/>
+      <w:numFmt w:val="lowerLetter"/>
+      <w:lvlText w:val="%1."/>
+      <w:lvlJc w:val="left"/>
+      <w:pPr>
+        <w:ind w:left="1440" w:hanging="360"/>
+      </w:pPr>
+      <w:rPr>
+        <w:rFonts w:hint="default"/>
+      </w:rPr>
+    </w:lvl>
+    <w:lvl w:ilvl="1" w:tplc="40090019" w:tentative="1">
+      <w:start w:val="1"/>
+      <w:numFmt w:val="lowerLetter"/>
+      <w:lvlText w:val="%2."/>
+      <w:lvlJc w:val="left"/>
+      <w:pPr>
+        <w:ind w:left="2160" w:hanging="360"/>
+      </w:pPr>
+    </w:lvl>
+    <w:lvl w:ilvl="2" w:tplc="4009001B" w:tentative="1">
+      <w:start w:val="1"/>
+      <w:numFmt w:val="lowerRoman"/>
+      <w:lvlText w:val="%3."/>
+      <w:lvlJc w:val="right"/>
+      <w:pPr>
+        <w:ind w:left="2880" w:hanging="180"/>
+      </w:pPr>
+    </w:lvl>
+    <w:lvl w:ilvl="3" w:tplc="4009000F" w:tentative="1">
+      <w:start w:val="1"/>
+      <w:numFmt w:val="decimal"/>
+      <w:lvlText w:val="%4."/>
+      <w:lvlJc w:val="left"/>
+      <w:pPr>
+        <w:ind w:left="3600" w:hanging="360"/>
+      </w:pPr>
+    </w:lvl>
+    <w:lvl w:ilvl="4" w:tplc="40090019" w:tentative="1">
+      <w:start w:val="1"/>
+      <w:numFmt w:val="lowerLetter"/>
+      <w:lvlText w:val="%5."/>
+      <w:lvlJc w:val="left"/>
+      <w:pPr>
+        <w:ind w:left="4320" w:hanging="360"/>
+      </w:pPr>
+    </w:lvl>
+    <w:lvl w:ilvl="5" w:tplc="4009001B" w:tentative="1">
+      <w:start w:val="1"/>
+      <w:numFmt w:val="lowerRoman"/>
+      <w:lvlText w:val="%6."/>
+      <w:lvlJc w:val="right"/>
+      <w:pPr>
+        <w:ind w:left="5040" w:hanging="180"/>
+      </w:pPr>
+    </w:lvl>
+    <w:lvl w:ilvl="6" w:tplc="4009000F" w:tentative="1">
+      <w:start w:val="1"/>
+      <w:numFmt w:val="decimal"/>
+      <w:lvlText w:val="%7."/>
+      <w:lvlJc w:val="left"/>
+      <w:pPr>
+        <w:ind w:left="5760" w:hanging="360"/>
+      </w:pPr>
+    </w:lvl>
+    <w:lvl w:ilvl="7" w:tplc="40090019" w:tentative="1">
+      <w:start w:val="1"/>
+      <w:numFmt w:val="lowerLetter"/>
+      <w:lvlText w:val="%8."/>
+      <w:lvlJc w:val="left"/>
+      <w:pPr>
+        <w:ind w:left="6480" w:hanging="360"/>
+      </w:pPr>
+    </w:lvl>
+    <w:lvl w:ilvl="8" w:tplc="4009001B" w:tentative="1">
+      <w:start w:val="1"/>
+      <w:numFmt w:val="lowerRoman"/>
+      <w:lvlText w:val="%9."/>
+      <w:lvlJc w:val="right"/>
+      <w:pPr>
+        <w:ind w:left="7200" w:hanging="180"/>
+      </w:pPr>
+    </w:lvl>
+  </w:abstractNum>
+  <w:abstractNum w:abstractNumId="12" w15:restartNumberingAfterBreak="0">
     <w:nsid w:val="437A6165"/>
     <w:multiLevelType w:val="hybridMultilevel"/>
     <w:tmpl w:val="DCA44022"/>
@@ -6258,7 +3003,7 @@
       </w:pPr>
     </w:lvl>
   </w:abstractNum>
-  <w:abstractNum w:abstractNumId="11" w15:restartNumberingAfterBreak="0">
+  <w:abstractNum w:abstractNumId="13" w15:restartNumberingAfterBreak="0">
     <w:nsid w:val="442D2D81"/>
     <w:multiLevelType w:val="hybridMultilevel"/>
     <w:tmpl w:val="18A00570"/>
@@ -6347,7 +3092,7 @@
       </w:pPr>
     </w:lvl>
   </w:abstractNum>
-  <w:abstractNum w:abstractNumId="12" w15:restartNumberingAfterBreak="0">
+  <w:abstractNum w:abstractNumId="14" w15:restartNumberingAfterBreak="0">
     <w:nsid w:val="44EE3335"/>
     <w:multiLevelType w:val="hybridMultilevel"/>
     <w:tmpl w:val="711CC934"/>
@@ -6436,7 +3181,7 @@
       </w:pPr>
     </w:lvl>
   </w:abstractNum>
-  <w:abstractNum w:abstractNumId="13" w15:restartNumberingAfterBreak="0">
+  <w:abstractNum w:abstractNumId="15" w15:restartNumberingAfterBreak="0">
     <w:nsid w:val="482E4FC1"/>
     <w:multiLevelType w:val="hybridMultilevel"/>
     <w:tmpl w:val="53F2FEBE"/>
@@ -6525,7 +3270,7 @@
       </w:pPr>
     </w:lvl>
   </w:abstractNum>
-  <w:abstractNum w:abstractNumId="14" w15:restartNumberingAfterBreak="0">
+  <w:abstractNum w:abstractNumId="16" w15:restartNumberingAfterBreak="0">
     <w:nsid w:val="49477098"/>
     <w:multiLevelType w:val="hybridMultilevel"/>
     <w:tmpl w:val="C60C70BE"/>
@@ -6614,7 +3359,7 @@
       </w:pPr>
     </w:lvl>
   </w:abstractNum>
-  <w:abstractNum w:abstractNumId="15" w15:restartNumberingAfterBreak="0">
+  <w:abstractNum w:abstractNumId="17" w15:restartNumberingAfterBreak="0">
     <w:nsid w:val="497310B0"/>
     <w:multiLevelType w:val="hybridMultilevel"/>
     <w:tmpl w:val="D91A683E"/>
@@ -6703,7 +3448,7 @@
       </w:pPr>
     </w:lvl>
   </w:abstractNum>
-  <w:abstractNum w:abstractNumId="16" w15:restartNumberingAfterBreak="0">
+  <w:abstractNum w:abstractNumId="18" w15:restartNumberingAfterBreak="0">
     <w:nsid w:val="50B46279"/>
     <w:multiLevelType w:val="hybridMultilevel"/>
     <w:tmpl w:val="1E226516"/>
@@ -6792,7 +3537,7 @@
       </w:pPr>
     </w:lvl>
   </w:abstractNum>
-  <w:abstractNum w:abstractNumId="17" w15:restartNumberingAfterBreak="0">
+  <w:abstractNum w:abstractNumId="19" w15:restartNumberingAfterBreak="0">
     <w:nsid w:val="52D86C47"/>
     <w:multiLevelType w:val="hybridMultilevel"/>
     <w:tmpl w:val="D472C5AA"/>
@@ -6881,7 +3626,7 @@
       </w:pPr>
     </w:lvl>
   </w:abstractNum>
-  <w:abstractNum w:abstractNumId="18" w15:restartNumberingAfterBreak="0">
+  <w:abstractNum w:abstractNumId="20" w15:restartNumberingAfterBreak="0">
     <w:nsid w:val="61315ACC"/>
     <w:multiLevelType w:val="hybridMultilevel"/>
     <w:tmpl w:val="D1D2072C"/>
@@ -6970,7 +3715,7 @@
       </w:pPr>
     </w:lvl>
   </w:abstractNum>
-  <w:abstractNum w:abstractNumId="19" w15:restartNumberingAfterBreak="0">
+  <w:abstractNum w:abstractNumId="21" w15:restartNumberingAfterBreak="0">
     <w:nsid w:val="64F554D1"/>
     <w:multiLevelType w:val="hybridMultilevel"/>
     <w:tmpl w:val="21D2E9C8"/>
@@ -7059,7 +3804,7 @@
       </w:pPr>
     </w:lvl>
   </w:abstractNum>
-  <w:abstractNum w:abstractNumId="20" w15:restartNumberingAfterBreak="0">
+  <w:abstractNum w:abstractNumId="22" w15:restartNumberingAfterBreak="0">
     <w:nsid w:val="70CB64AD"/>
     <w:multiLevelType w:val="hybridMultilevel"/>
     <w:tmpl w:val="EF7E4A2A"/>
@@ -7148,7 +3893,7 @@
       </w:pPr>
     </w:lvl>
   </w:abstractNum>
-  <w:abstractNum w:abstractNumId="21" w15:restartNumberingAfterBreak="0">
+  <w:abstractNum w:abstractNumId="23" w15:restartNumberingAfterBreak="0">
     <w:nsid w:val="759A5921"/>
     <w:multiLevelType w:val="hybridMultilevel"/>
     <w:tmpl w:val="83561FD4"/>
@@ -7237,7 +3982,7 @@
       </w:pPr>
     </w:lvl>
   </w:abstractNum>
-  <w:abstractNum w:abstractNumId="22" w15:restartNumberingAfterBreak="0">
+  <w:abstractNum w:abstractNumId="24" w15:restartNumberingAfterBreak="0">
     <w:nsid w:val="78360F67"/>
     <w:multiLevelType w:val="hybridMultilevel"/>
     <w:tmpl w:val="649AF27C"/>
@@ -7326,7 +4071,7 @@
       </w:pPr>
     </w:lvl>
   </w:abstractNum>
-  <w:abstractNum w:abstractNumId="23" w15:restartNumberingAfterBreak="0">
+  <w:abstractNum w:abstractNumId="25" w15:restartNumberingAfterBreak="0">
     <w:nsid w:val="7BC17A89"/>
     <w:multiLevelType w:val="hybridMultilevel"/>
     <w:tmpl w:val="1642468E"/>
@@ -7416,7 +4161,7 @@
     </w:lvl>
   </w:abstractNum>
   <w:num w:numId="1" w16cid:durableId="741368701">
-    <w:abstractNumId w:val="10"/>
+    <w:abstractNumId w:val="12"/>
   </w:num>
   <w:num w:numId="2" w16cid:durableId="168444059">
     <w:abstractNumId w:val="1"/>
@@ -7425,28 +4170,28 @@
     <w:abstractNumId w:val="0"/>
   </w:num>
   <w:num w:numId="4" w16cid:durableId="909192139">
-    <w:abstractNumId w:val="21"/>
+    <w:abstractNumId w:val="23"/>
   </w:num>
   <w:num w:numId="5" w16cid:durableId="2138138921">
-    <w:abstractNumId w:val="9"/>
+    <w:abstractNumId w:val="10"/>
   </w:num>
   <w:num w:numId="6" w16cid:durableId="835417144">
-    <w:abstractNumId w:val="15"/>
+    <w:abstractNumId w:val="17"/>
   </w:num>
   <w:num w:numId="7" w16cid:durableId="1438401665">
     <w:abstractNumId w:val="4"/>
   </w:num>
   <w:num w:numId="8" w16cid:durableId="669718943">
+    <w:abstractNumId w:val="21"/>
+  </w:num>
+  <w:num w:numId="9" w16cid:durableId="1300186208">
     <w:abstractNumId w:val="19"/>
   </w:num>
-  <w:num w:numId="9" w16cid:durableId="1300186208">
-    <w:abstractNumId w:val="17"/>
-  </w:num>
   <w:num w:numId="10" w16cid:durableId="323975530">
-    <w:abstractNumId w:val="13"/>
+    <w:abstractNumId w:val="15"/>
   </w:num>
   <w:num w:numId="11" w16cid:durableId="365720194">
-    <w:abstractNumId w:val="22"/>
+    <w:abstractNumId w:val="24"/>
   </w:num>
   <w:num w:numId="12" w16cid:durableId="1883907515">
     <w:abstractNumId w:val="3"/>
@@ -7455,25 +4200,25 @@
     <w:abstractNumId w:val="6"/>
   </w:num>
   <w:num w:numId="14" w16cid:durableId="1664964767">
+    <w:abstractNumId w:val="18"/>
+  </w:num>
+  <w:num w:numId="15" w16cid:durableId="328871850">
+    <w:abstractNumId w:val="14"/>
+  </w:num>
+  <w:num w:numId="16" w16cid:durableId="248852530">
+    <w:abstractNumId w:val="22"/>
+  </w:num>
+  <w:num w:numId="17" w16cid:durableId="1701855182">
+    <w:abstractNumId w:val="13"/>
+  </w:num>
+  <w:num w:numId="18" w16cid:durableId="1895388931">
     <w:abstractNumId w:val="16"/>
   </w:num>
-  <w:num w:numId="15" w16cid:durableId="328871850">
-    <w:abstractNumId w:val="12"/>
-  </w:num>
-  <w:num w:numId="16" w16cid:durableId="248852530">
-    <w:abstractNumId w:val="20"/>
-  </w:num>
-  <w:num w:numId="17" w16cid:durableId="1701855182">
-    <w:abstractNumId w:val="11"/>
-  </w:num>
-  <w:num w:numId="18" w16cid:durableId="1895388931">
-    <w:abstractNumId w:val="14"/>
-  </w:num>
   <w:num w:numId="19" w16cid:durableId="1305350228">
-    <w:abstractNumId w:val="23"/>
+    <w:abstractNumId w:val="25"/>
   </w:num>
   <w:num w:numId="20" w16cid:durableId="1158113545">
-    <w:abstractNumId w:val="18"/>
+    <w:abstractNumId w:val="20"/>
   </w:num>
   <w:num w:numId="21" w16cid:durableId="1374844293">
     <w:abstractNumId w:val="7"/>
@@ -7486,6 +4231,12 @@
   </w:num>
   <w:num w:numId="24" w16cid:durableId="1112628298">
     <w:abstractNumId w:val="5"/>
+  </w:num>
+  <w:num w:numId="25" w16cid:durableId="625696897">
+    <w:abstractNumId w:val="9"/>
+  </w:num>
+  <w:num w:numId="26" w16cid:durableId="883175698">
+    <w:abstractNumId w:val="11"/>
   </w:num>
 </w:numbering>
 </file>

--- a/FSD - Data Structures and Algorithms/FSD - Data Structures and Algorithms - Day 5 - 14-04-2026.docx
+++ b/FSD - Data Structures and Algorithms/FSD - Data Structures and Algorithms - Day 5 - 14-04-2026.docx
@@ -127,7 +127,6 @@
         <w:t xml:space="preserve">Using </w:t>
       </w:r>
       <w:proofErr w:type="spellStart"/>
-      <w:proofErr w:type="gramStart"/>
       <w:r>
         <w:rPr>
           <w:lang w:val="en-US"/>
@@ -135,7 +134,6 @@
         <w:t>pre defined</w:t>
       </w:r>
       <w:proofErr w:type="spellEnd"/>
-      <w:proofErr w:type="gramEnd"/>
       <w:r>
         <w:rPr>
           <w:lang w:val="en-US"/>
@@ -157,7 +155,6 @@
         <w:t xml:space="preserve">Array contains </w:t>
       </w:r>
       <w:proofErr w:type="spellStart"/>
-      <w:proofErr w:type="gramStart"/>
       <w:r>
         <w:rPr>
           <w:lang w:val="en-US"/>
@@ -165,40 +162,11 @@
         <w:t>pre defined</w:t>
       </w:r>
       <w:proofErr w:type="spellEnd"/>
-      <w:proofErr w:type="gramEnd"/>
-      <w:r>
-        <w:rPr>
-          <w:lang w:val="en-US"/>
-        </w:rPr>
-        <w:t xml:space="preserve"> function sort which </w:t>
-      </w:r>
-      <w:proofErr w:type="gramStart"/>
-      <w:r>
-        <w:rPr>
-          <w:lang w:val="en-US"/>
-        </w:rPr>
-        <w:t>help</w:t>
-      </w:r>
-      <w:proofErr w:type="gramEnd"/>
-      <w:r>
-        <w:rPr>
-          <w:lang w:val="en-US"/>
-        </w:rPr>
-        <w:t xml:space="preserve"> to do sorting ascending order by default for 1 </w:t>
-      </w:r>
-      <w:proofErr w:type="gramStart"/>
-      <w:r>
-        <w:rPr>
-          <w:lang w:val="en-US"/>
-        </w:rPr>
-        <w:t>digits</w:t>
-      </w:r>
-      <w:proofErr w:type="gramEnd"/>
-      <w:r>
-        <w:rPr>
-          <w:lang w:val="en-US"/>
-        </w:rPr>
-        <w:t xml:space="preserve"> numbers. </w:t>
+      <w:r>
+        <w:rPr>
+          <w:lang w:val="en-US"/>
+        </w:rPr>
+        <w:t xml:space="preserve"> function sort which help to do sorting ascending order by default for 1 digits numbers. </w:t>
       </w:r>
     </w:p>
     <w:p>
@@ -251,7 +219,6 @@
         <w:t xml:space="preserve">Sort </w:t>
       </w:r>
       <w:proofErr w:type="spellStart"/>
-      <w:proofErr w:type="gramStart"/>
       <w:r>
         <w:rPr>
           <w:lang w:val="en-US"/>
@@ -259,7 +226,6 @@
         <w:t>pre defined</w:t>
       </w:r>
       <w:proofErr w:type="spellEnd"/>
-      <w:proofErr w:type="gramEnd"/>
       <w:r>
         <w:rPr>
           <w:lang w:val="en-US"/>
@@ -402,20 +368,7 @@
           <w:lang w:val="en-US"/>
         </w:rPr>
         <w:tab/>
-      </w:r>
-      <w:proofErr w:type="gramStart"/>
-      <w:r>
-        <w:rPr>
-          <w:lang w:val="en-US"/>
-        </w:rPr>
-        <w:t>O(</w:t>
-      </w:r>
-      <w:proofErr w:type="gramEnd"/>
-      <w:r>
-        <w:rPr>
-          <w:lang w:val="en-US"/>
-        </w:rPr>
-        <w:t>n log n)</w:t>
+        <w:t>O(n log n)</w:t>
       </w:r>
     </w:p>
     <w:p>
@@ -525,7 +478,6 @@
         <w:t xml:space="preserve">Sort the data with custom logic with </w:t>
       </w:r>
       <w:proofErr w:type="spellStart"/>
-      <w:proofErr w:type="gramStart"/>
       <w:r>
         <w:rPr>
           <w:lang w:val="en-US"/>
@@ -533,7 +485,6 @@
         <w:t>pre defined</w:t>
       </w:r>
       <w:proofErr w:type="spellEnd"/>
-      <w:proofErr w:type="gramEnd"/>
       <w:r>
         <w:rPr>
           <w:lang w:val="en-US"/>
@@ -556,55 +507,13 @@
         <w:rPr>
           <w:lang w:val="en-US"/>
         </w:rPr>
-        <w:t xml:space="preserve">Bubble </w:t>
-      </w:r>
-      <w:proofErr w:type="gramStart"/>
-      <w:r>
-        <w:rPr>
-          <w:lang w:val="en-US"/>
-        </w:rPr>
-        <w:t>sort</w:t>
-      </w:r>
-      <w:r>
-        <w:rPr>
-          <w:lang w:val="en-US"/>
-        </w:rPr>
-        <w:t xml:space="preserve"> :</w:t>
-      </w:r>
-      <w:proofErr w:type="gramEnd"/>
-      <w:r>
-        <w:rPr>
-          <w:lang w:val="en-US"/>
-        </w:rPr>
-        <w:t xml:space="preserve"> Bubble sort is </w:t>
-      </w:r>
-      <w:proofErr w:type="gramStart"/>
-      <w:r>
-        <w:rPr>
-          <w:lang w:val="en-US"/>
-        </w:rPr>
-        <w:t>a simplest</w:t>
-      </w:r>
-      <w:proofErr w:type="gramEnd"/>
-      <w:r>
-        <w:rPr>
-          <w:lang w:val="en-US"/>
-        </w:rPr>
-        <w:t xml:space="preserve"> comparison base sorting </w:t>
-      </w:r>
-      <w:proofErr w:type="gramStart"/>
-      <w:r>
-        <w:rPr>
-          <w:lang w:val="en-US"/>
-        </w:rPr>
-        <w:t>algorithms</w:t>
-      </w:r>
-      <w:proofErr w:type="gramEnd"/>
-      <w:r>
-        <w:rPr>
-          <w:lang w:val="en-US"/>
-        </w:rPr>
-        <w:t xml:space="preserve"> </w:t>
+        <w:t>Bubble sort</w:t>
+      </w:r>
+      <w:r>
+        <w:rPr>
+          <w:lang w:val="en-US"/>
+        </w:rPr>
+        <w:t xml:space="preserve"> : Bubble sort is a simplest comparison base sorting algorithms </w:t>
       </w:r>
     </w:p>
     <w:p>
@@ -619,21 +528,7 @@
         <w:rPr>
           <w:lang w:val="en-US"/>
         </w:rPr>
-        <w:t xml:space="preserve">In Bubble sort adjacent </w:t>
-      </w:r>
-      <w:proofErr w:type="gramStart"/>
-      <w:r>
-        <w:rPr>
-          <w:lang w:val="en-US"/>
-        </w:rPr>
-        <w:t>element</w:t>
-      </w:r>
-      <w:proofErr w:type="gramEnd"/>
-      <w:r>
-        <w:rPr>
-          <w:lang w:val="en-US"/>
-        </w:rPr>
-        <w:t xml:space="preserve"> are compared </w:t>
+        <w:t xml:space="preserve">In Bubble sort adjacent element are compared </w:t>
       </w:r>
     </w:p>
     <w:p>
@@ -648,21 +543,7 @@
         <w:rPr>
           <w:lang w:val="en-US"/>
         </w:rPr>
-        <w:t xml:space="preserve">If they are in wrong </w:t>
-      </w:r>
-      <w:proofErr w:type="gramStart"/>
-      <w:r>
-        <w:rPr>
-          <w:lang w:val="en-US"/>
-        </w:rPr>
-        <w:t>position</w:t>
-      </w:r>
-      <w:proofErr w:type="gramEnd"/>
-      <w:r>
-        <w:rPr>
-          <w:lang w:val="en-US"/>
-        </w:rPr>
-        <w:t xml:space="preserve"> then they swap. </w:t>
+        <w:t xml:space="preserve">If they are in wrong position then they swap. </w:t>
       </w:r>
     </w:p>
     <w:p>
@@ -673,19 +554,11 @@
           <w:lang w:val="en-US"/>
         </w:rPr>
       </w:pPr>
-      <w:proofErr w:type="gramStart"/>
-      <w:r>
-        <w:rPr>
-          <w:lang w:val="en-US"/>
-        </w:rPr>
-        <w:t>This steps</w:t>
-      </w:r>
-      <w:proofErr w:type="gramEnd"/>
-      <w:r>
-        <w:rPr>
-          <w:lang w:val="en-US"/>
-        </w:rPr>
-        <w:t xml:space="preserve"> repeat until the array is sorted. </w:t>
+      <w:r>
+        <w:rPr>
+          <w:lang w:val="en-US"/>
+        </w:rPr>
+        <w:t xml:space="preserve">This steps repeat until the array is sorted. </w:t>
       </w:r>
     </w:p>
     <w:p>
@@ -705,19 +578,11 @@
           <w:lang w:val="en-US"/>
         </w:rPr>
       </w:pPr>
-      <w:proofErr w:type="gramStart"/>
-      <w:r>
-        <w:rPr>
-          <w:lang w:val="en-US"/>
-        </w:rPr>
-        <w:t>Data :</w:t>
-      </w:r>
-      <w:proofErr w:type="gramEnd"/>
-      <w:r>
-        <w:rPr>
-          <w:lang w:val="en-US"/>
-        </w:rPr>
-        <w:t xml:space="preserve">  [5,3,8,4]</w:t>
+      <w:r>
+        <w:rPr>
+          <w:lang w:val="en-US"/>
+        </w:rPr>
+        <w:t>Data :  [5,3,8,4]</w:t>
       </w:r>
     </w:p>
     <w:p>
@@ -732,35 +597,7 @@
         <w:rPr>
           <w:lang w:val="en-US"/>
         </w:rPr>
-        <w:t xml:space="preserve">Number of pass n-1; means 3 </w:t>
-      </w:r>
-      <w:proofErr w:type="gramStart"/>
-      <w:r>
-        <w:rPr>
-          <w:lang w:val="en-US"/>
-        </w:rPr>
-        <w:t>pass</w:t>
-      </w:r>
-      <w:proofErr w:type="gramEnd"/>
-      <w:r>
-        <w:rPr>
-          <w:lang w:val="en-US"/>
-        </w:rPr>
-        <w:t xml:space="preserve"> because total element </w:t>
-      </w:r>
-      <w:proofErr w:type="gramStart"/>
-      <w:r>
-        <w:rPr>
-          <w:lang w:val="en-US"/>
-        </w:rPr>
-        <w:t>are</w:t>
-      </w:r>
-      <w:proofErr w:type="gramEnd"/>
-      <w:r>
-        <w:rPr>
-          <w:lang w:val="en-US"/>
-        </w:rPr>
-        <w:t xml:space="preserve"> 4. </w:t>
+        <w:t xml:space="preserve">Number of pass n-1; means 3 pass because total element are 4. </w:t>
       </w:r>
     </w:p>
     <w:p>
@@ -784,16 +621,8 @@
         <w:rPr>
           <w:lang w:val="en-US"/>
         </w:rPr>
-        <w:t xml:space="preserve">Pass </w:t>
-      </w:r>
-      <w:proofErr w:type="gramStart"/>
-      <w:r>
-        <w:rPr>
-          <w:lang w:val="en-US"/>
-        </w:rPr>
-        <w:t>1 :</w:t>
-      </w:r>
-      <w:proofErr w:type="gramEnd"/>
+        <w:t>Pass 1 :</w:t>
+      </w:r>
     </w:p>
     <w:p>
       <w:pPr>
@@ -885,16 +714,8 @@
         <w:rPr>
           <w:lang w:val="en-US"/>
         </w:rPr>
-        <w:t xml:space="preserve">Pass </w:t>
-      </w:r>
-      <w:proofErr w:type="gramStart"/>
-      <w:r>
-        <w:rPr>
-          <w:lang w:val="en-US"/>
-        </w:rPr>
-        <w:t>2 :</w:t>
-      </w:r>
-      <w:proofErr w:type="gramEnd"/>
+        <w:t>Pass 2 :</w:t>
+      </w:r>
     </w:p>
     <w:p>
       <w:pPr>
@@ -959,16 +780,8 @@
         <w:rPr>
           <w:lang w:val="en-US"/>
         </w:rPr>
-        <w:t xml:space="preserve">Pass </w:t>
-      </w:r>
-      <w:proofErr w:type="gramStart"/>
-      <w:r>
-        <w:rPr>
-          <w:lang w:val="en-US"/>
-        </w:rPr>
-        <w:t>3 :</w:t>
-      </w:r>
-      <w:proofErr w:type="gramEnd"/>
+        <w:t>Pass 3 :</w:t>
+      </w:r>
     </w:p>
     <w:p>
       <w:pPr>
@@ -1111,35 +924,7 @@
         <w:rPr>
           <w:lang w:val="en-US"/>
         </w:rPr>
-        <w:t xml:space="preserve">Selection sort is an </w:t>
-      </w:r>
-      <w:proofErr w:type="gramStart"/>
-      <w:r>
-        <w:rPr>
-          <w:lang w:val="en-US"/>
-        </w:rPr>
-        <w:t>in place</w:t>
-      </w:r>
-      <w:proofErr w:type="gramEnd"/>
-      <w:r>
-        <w:rPr>
-          <w:lang w:val="en-US"/>
-        </w:rPr>
-        <w:t xml:space="preserve"> comparison based algorithm that repeatedly </w:t>
-      </w:r>
-      <w:proofErr w:type="gramStart"/>
-      <w:r>
-        <w:rPr>
-          <w:lang w:val="en-US"/>
-        </w:rPr>
-        <w:t>select</w:t>
-      </w:r>
-      <w:proofErr w:type="gramEnd"/>
-      <w:r>
-        <w:rPr>
-          <w:lang w:val="en-US"/>
-        </w:rPr>
-        <w:t xml:space="preserve"> the smallest elements from unsorted portion and place in the beginning in sorting data. </w:t>
+        <w:t xml:space="preserve">Selection sort is an in place comparison based algorithm that repeatedly select the smallest elements from unsorted portion and place in the beginning in sorting data. </w:t>
       </w:r>
     </w:p>
     <w:p>
@@ -1253,21 +1038,7 @@
         <w:rPr>
           <w:lang w:val="en-US"/>
         </w:rPr>
-        <w:t xml:space="preserve">Swap with current index position </w:t>
-      </w:r>
-      <w:proofErr w:type="gramStart"/>
-      <w:r>
-        <w:rPr>
-          <w:lang w:val="en-US"/>
-        </w:rPr>
-        <w:t>base</w:t>
-      </w:r>
-      <w:proofErr w:type="gramEnd"/>
-      <w:r>
-        <w:rPr>
-          <w:lang w:val="en-US"/>
-        </w:rPr>
-        <w:t xml:space="preserve"> upon condition. </w:t>
+        <w:t xml:space="preserve">Swap with current index position base upon condition. </w:t>
       </w:r>
     </w:p>
     <w:p>
@@ -1305,19 +1076,11 @@
           <w:lang w:val="en-US"/>
         </w:rPr>
       </w:pPr>
-      <w:proofErr w:type="gramStart"/>
-      <w:r>
-        <w:rPr>
-          <w:lang w:val="en-US"/>
-        </w:rPr>
-        <w:t>Data :</w:t>
-      </w:r>
-      <w:proofErr w:type="gramEnd"/>
-      <w:r>
-        <w:rPr>
-          <w:lang w:val="en-US"/>
-        </w:rPr>
-        <w:t xml:space="preserve"> [64,25,12,22]</w:t>
+      <w:r>
+        <w:rPr>
+          <w:lang w:val="en-US"/>
+        </w:rPr>
+        <w:t>Data : [64,25,12,22]</w:t>
       </w:r>
     </w:p>
     <w:p>
@@ -1341,21 +1104,7 @@
         <w:rPr>
           <w:lang w:val="en-US"/>
         </w:rPr>
-        <w:t xml:space="preserve">Step </w:t>
-      </w:r>
-      <w:proofErr w:type="gramStart"/>
-      <w:r>
-        <w:rPr>
-          <w:lang w:val="en-US"/>
-        </w:rPr>
-        <w:t>1 :</w:t>
-      </w:r>
-      <w:proofErr w:type="gramEnd"/>
-      <w:r>
-        <w:rPr>
-          <w:lang w:val="en-US"/>
-        </w:rPr>
-        <w:t xml:space="preserve"> </w:t>
+        <w:t xml:space="preserve">Step 1 : </w:t>
       </w:r>
     </w:p>
     <w:p>
@@ -1397,21 +1146,7 @@
         <w:rPr>
           <w:lang w:val="en-US"/>
         </w:rPr>
-        <w:t xml:space="preserve">Then 64 </w:t>
-      </w:r>
-      <w:proofErr w:type="gramStart"/>
-      <w:r>
-        <w:rPr>
-          <w:lang w:val="en-US"/>
-        </w:rPr>
-        <w:t>compare</w:t>
-      </w:r>
-      <w:proofErr w:type="gramEnd"/>
-      <w:r>
-        <w:rPr>
-          <w:lang w:val="en-US"/>
-        </w:rPr>
-        <w:t xml:space="preserve"> with 12</w:t>
+        <w:t>Then 64 compare with 12</w:t>
       </w:r>
     </w:p>
     <w:p>
@@ -1634,21 +1369,7 @@
         <w:rPr>
           <w:lang w:val="en-US"/>
         </w:rPr>
-        <w:t xml:space="preserve">Merge </w:t>
-      </w:r>
-      <w:proofErr w:type="gramStart"/>
-      <w:r>
-        <w:rPr>
-          <w:lang w:val="en-US"/>
-        </w:rPr>
-        <w:t>sort</w:t>
-      </w:r>
-      <w:proofErr w:type="gramEnd"/>
-      <w:r>
-        <w:rPr>
-          <w:lang w:val="en-US"/>
-        </w:rPr>
-        <w:t xml:space="preserve"> </w:t>
+        <w:t xml:space="preserve">Merge sort </w:t>
       </w:r>
     </w:p>
     <w:p>
@@ -1668,6 +1389,315 @@
           <w:lang w:val="en-US"/>
         </w:rPr>
       </w:pPr>
+      <w:r>
+        <w:rPr>
+          <w:lang w:val="en-US"/>
+        </w:rPr>
+        <w:t xml:space="preserve">Merge sort use divide and conquer algorithms rule that divide array into halves and recursively sorted them and merge them. </w:t>
+      </w:r>
+    </w:p>
+    <w:p>
+      <w:pPr>
+        <w:pStyle w:val="ListParagraph"/>
+        <w:ind w:left="1080"/>
+        <w:rPr>
+          <w:lang w:val="en-US"/>
+        </w:rPr>
+      </w:pPr>
+    </w:p>
+    <w:p>
+      <w:pPr>
+        <w:pStyle w:val="ListParagraph"/>
+        <w:ind w:left="1080"/>
+        <w:rPr>
+          <w:lang w:val="en-US"/>
+        </w:rPr>
+      </w:pPr>
+      <w:r>
+        <w:rPr>
+          <w:lang w:val="en-US"/>
+        </w:rPr>
+        <w:t xml:space="preserve">Algorithms steps </w:t>
+      </w:r>
+    </w:p>
+    <w:p>
+      <w:pPr>
+        <w:pStyle w:val="ListParagraph"/>
+        <w:numPr>
+          <w:ilvl w:val="0"/>
+          <w:numId w:val="27"/>
+        </w:numPr>
+        <w:rPr>
+          <w:lang w:val="en-US"/>
+        </w:rPr>
+      </w:pPr>
+      <w:r>
+        <w:rPr>
+          <w:lang w:val="en-US"/>
+        </w:rPr>
+        <w:t xml:space="preserve">Divided array into halves </w:t>
+      </w:r>
+    </w:p>
+    <w:p>
+      <w:pPr>
+        <w:pStyle w:val="ListParagraph"/>
+        <w:numPr>
+          <w:ilvl w:val="0"/>
+          <w:numId w:val="27"/>
+        </w:numPr>
+        <w:rPr>
+          <w:lang w:val="en-US"/>
+        </w:rPr>
+      </w:pPr>
+      <w:r>
+        <w:rPr>
+          <w:lang w:val="en-US"/>
+        </w:rPr>
+        <w:t xml:space="preserve">Recursively sort both halves till each array contains 1 elements. </w:t>
+      </w:r>
+    </w:p>
+    <w:p>
+      <w:pPr>
+        <w:pStyle w:val="ListParagraph"/>
+        <w:numPr>
+          <w:ilvl w:val="0"/>
+          <w:numId w:val="27"/>
+        </w:numPr>
+        <w:rPr>
+          <w:lang w:val="en-US"/>
+        </w:rPr>
+      </w:pPr>
+      <w:r>
+        <w:rPr>
+          <w:lang w:val="en-US"/>
+        </w:rPr>
+        <w:t xml:space="preserve">Merge sorted halves. </w:t>
+      </w:r>
+    </w:p>
+    <w:p>
+      <w:pPr>
+        <w:rPr>
+          <w:lang w:val="en-US"/>
+        </w:rPr>
+      </w:pPr>
+    </w:p>
+    <w:p>
+      <w:pPr>
+        <w:pStyle w:val="ListParagraph"/>
+        <w:ind w:left="1080"/>
+        <w:rPr>
+          <w:lang w:val="en-US"/>
+        </w:rPr>
+      </w:pPr>
+      <w:r>
+        <w:rPr>
+          <w:lang w:val="en-US"/>
+        </w:rPr>
+        <w:t>Data : [8,3,5,2]</w:t>
+      </w:r>
+    </w:p>
+    <w:p>
+      <w:pPr>
+        <w:pStyle w:val="ListParagraph"/>
+        <w:ind w:left="1080"/>
+        <w:rPr>
+          <w:lang w:val="en-US"/>
+        </w:rPr>
+      </w:pPr>
+    </w:p>
+    <w:p>
+      <w:pPr>
+        <w:pStyle w:val="ListParagraph"/>
+        <w:ind w:left="1080"/>
+        <w:rPr>
+          <w:lang w:val="en-US"/>
+        </w:rPr>
+      </w:pPr>
+      <w:r>
+        <w:rPr>
+          <w:lang w:val="en-US"/>
+        </w:rPr>
+        <w:t>Divide</w:t>
+      </w:r>
+    </w:p>
+    <w:p>
+      <w:pPr>
+        <w:pStyle w:val="ListParagraph"/>
+        <w:ind w:left="1080"/>
+        <w:rPr>
+          <w:lang w:val="en-US"/>
+        </w:rPr>
+      </w:pPr>
+      <w:r>
+        <w:rPr>
+          <w:lang w:val="en-US"/>
+        </w:rPr>
+        <w:tab/>
+        <w:t>Left [8,3]</w:t>
+      </w:r>
+    </w:p>
+    <w:p>
+      <w:pPr>
+        <w:pStyle w:val="ListParagraph"/>
+        <w:ind w:left="1080"/>
+        <w:rPr>
+          <w:lang w:val="en-US"/>
+        </w:rPr>
+      </w:pPr>
+      <w:r>
+        <w:rPr>
+          <w:lang w:val="en-US"/>
+        </w:rPr>
+        <w:tab/>
+      </w:r>
+      <w:r>
+        <w:rPr>
+          <w:lang w:val="en-US"/>
+        </w:rPr>
+        <w:tab/>
+        <w:t>Left [8]</w:t>
+      </w:r>
+    </w:p>
+    <w:p>
+      <w:pPr>
+        <w:pStyle w:val="ListParagraph"/>
+        <w:ind w:left="1080"/>
+        <w:rPr>
+          <w:lang w:val="en-US"/>
+        </w:rPr>
+      </w:pPr>
+      <w:r>
+        <w:rPr>
+          <w:lang w:val="en-US"/>
+        </w:rPr>
+        <w:tab/>
+      </w:r>
+      <w:r>
+        <w:rPr>
+          <w:lang w:val="en-US"/>
+        </w:rPr>
+        <w:tab/>
+        <w:t>Right [3]</w:t>
+      </w:r>
+    </w:p>
+    <w:p>
+      <w:pPr>
+        <w:pStyle w:val="ListParagraph"/>
+        <w:ind w:left="1080"/>
+        <w:rPr>
+          <w:lang w:val="en-US"/>
+        </w:rPr>
+      </w:pPr>
+      <w:r>
+        <w:rPr>
+          <w:lang w:val="en-US"/>
+        </w:rPr>
+        <w:tab/>
+        <w:t>Right [5,2]</w:t>
+      </w:r>
+    </w:p>
+    <w:p>
+      <w:pPr>
+        <w:pStyle w:val="ListParagraph"/>
+        <w:ind w:left="1080"/>
+        <w:rPr>
+          <w:lang w:val="en-US"/>
+        </w:rPr>
+      </w:pPr>
+      <w:r>
+        <w:rPr>
+          <w:lang w:val="en-US"/>
+        </w:rPr>
+        <w:tab/>
+      </w:r>
+      <w:r>
+        <w:rPr>
+          <w:lang w:val="en-US"/>
+        </w:rPr>
+        <w:tab/>
+        <w:t>Left [5]</w:t>
+      </w:r>
+    </w:p>
+    <w:p>
+      <w:pPr>
+        <w:pStyle w:val="ListParagraph"/>
+        <w:ind w:left="1080"/>
+        <w:rPr>
+          <w:lang w:val="en-US"/>
+        </w:rPr>
+      </w:pPr>
+      <w:r>
+        <w:rPr>
+          <w:lang w:val="en-US"/>
+        </w:rPr>
+        <w:tab/>
+      </w:r>
+      <w:r>
+        <w:rPr>
+          <w:lang w:val="en-US"/>
+        </w:rPr>
+        <w:tab/>
+        <w:t>Right [2]</w:t>
+      </w:r>
+    </w:p>
+    <w:p>
+      <w:pPr>
+        <w:pStyle w:val="ListParagraph"/>
+        <w:ind w:left="1080"/>
+        <w:rPr>
+          <w:lang w:val="en-US"/>
+        </w:rPr>
+      </w:pPr>
+    </w:p>
+    <w:p>
+      <w:pPr>
+        <w:pStyle w:val="ListParagraph"/>
+        <w:ind w:left="1080"/>
+        <w:rPr>
+          <w:lang w:val="en-US"/>
+        </w:rPr>
+      </w:pPr>
+      <w:r>
+        <w:rPr>
+          <w:lang w:val="en-US"/>
+        </w:rPr>
+        <w:t>Merge [2,3,5,8]</w:t>
+      </w:r>
+    </w:p>
+    <w:p>
+      <w:pPr>
+        <w:pStyle w:val="ListParagraph"/>
+        <w:ind w:left="1080"/>
+        <w:rPr>
+          <w:lang w:val="en-US"/>
+        </w:rPr>
+      </w:pPr>
+      <w:r>
+        <w:rPr>
+          <w:lang w:val="en-US"/>
+        </w:rPr>
+        <w:t>O(n</w:t>
+      </w:r>
+      <w:r>
+        <w:rPr>
+          <w:vertAlign w:val="superscript"/>
+          <w:lang w:val="en-US"/>
+        </w:rPr>
+        <w:t>2</w:t>
+      </w:r>
+      <w:r>
+        <w:rPr>
+          <w:lang w:val="en-US"/>
+        </w:rPr>
+        <w:t>)</w:t>
+      </w:r>
+      <w:r>
+        <w:rPr>
+          <w:lang w:val="en-US"/>
+        </w:rPr>
+        <w:tab/>
+        <w:t>O(n log n)</w:t>
+      </w:r>
     </w:p>
     <w:p>
       <w:pPr>
@@ -1686,6 +1716,90 @@
         </w:rPr>
         <w:t xml:space="preserve">Quick sort </w:t>
       </w:r>
+      <w:r>
+        <w:rPr>
+          <w:lang w:val="en-US"/>
+        </w:rPr>
+        <w:t xml:space="preserve">:Quick sort is a divided and conquer algorithms that select pivot element and partition the array such that smaller element go left and larger element go right base upon pivot element. </w:t>
+      </w:r>
+    </w:p>
+    <w:p>
+      <w:pPr>
+        <w:pStyle w:val="ListParagraph"/>
+        <w:ind w:left="1080"/>
+        <w:rPr>
+          <w:lang w:val="en-US"/>
+        </w:rPr>
+      </w:pPr>
+      <w:r>
+        <w:rPr>
+          <w:lang w:val="en-US"/>
+        </w:rPr>
+        <w:t xml:space="preserve">pivot element selection </w:t>
+      </w:r>
+    </w:p>
+    <w:p>
+      <w:pPr>
+        <w:pStyle w:val="ListParagraph"/>
+        <w:numPr>
+          <w:ilvl w:val="0"/>
+          <w:numId w:val="28"/>
+        </w:numPr>
+        <w:rPr>
+          <w:lang w:val="en-US"/>
+        </w:rPr>
+      </w:pPr>
+      <w:r>
+        <w:rPr>
+          <w:lang w:val="en-US"/>
+        </w:rPr>
+        <w:t xml:space="preserve">First element can be pivot element in unsorted array </w:t>
+      </w:r>
+    </w:p>
+    <w:p>
+      <w:pPr>
+        <w:pStyle w:val="ListParagraph"/>
+        <w:numPr>
+          <w:ilvl w:val="0"/>
+          <w:numId w:val="28"/>
+        </w:numPr>
+        <w:rPr>
+          <w:lang w:val="en-US"/>
+        </w:rPr>
+      </w:pPr>
+      <w:r>
+        <w:rPr>
+          <w:lang w:val="en-US"/>
+        </w:rPr>
+        <w:t xml:space="preserve">Last element can be pivot element in unsorted array </w:t>
+      </w:r>
+    </w:p>
+    <w:p>
+      <w:pPr>
+        <w:pStyle w:val="ListParagraph"/>
+        <w:numPr>
+          <w:ilvl w:val="0"/>
+          <w:numId w:val="28"/>
+        </w:numPr>
+        <w:rPr>
+          <w:lang w:val="en-US"/>
+        </w:rPr>
+      </w:pPr>
+      <w:r>
+        <w:rPr>
+          <w:lang w:val="en-US"/>
+        </w:rPr>
+        <w:t xml:space="preserve">Any random index position element can be pivot element. </w:t>
+      </w:r>
+    </w:p>
+    <w:p>
+      <w:pPr>
+        <w:pStyle w:val="ListParagraph"/>
+        <w:ind w:left="1440"/>
+        <w:rPr>
+          <w:lang w:val="en-US"/>
+        </w:rPr>
+      </w:pPr>
     </w:p>
     <w:p>
       <w:pPr>
@@ -1718,7 +1832,6 @@
         <w:t xml:space="preserve">Using </w:t>
       </w:r>
       <w:proofErr w:type="spellStart"/>
-      <w:proofErr w:type="gramStart"/>
       <w:r>
         <w:rPr>
           <w:lang w:val="en-US"/>
@@ -1726,12 +1839,131 @@
         <w:t>pre defined</w:t>
       </w:r>
       <w:proofErr w:type="spellEnd"/>
-      <w:proofErr w:type="gramEnd"/>
-      <w:r>
-        <w:rPr>
-          <w:lang w:val="en-US"/>
-        </w:rPr>
-        <w:t xml:space="preserve"> functions in array or set or map. </w:t>
+      <w:r>
+        <w:rPr>
+          <w:lang w:val="en-US"/>
+        </w:rPr>
+        <w:t xml:space="preserve"> functions in array or set or map.</w:t>
+      </w:r>
+    </w:p>
+    <w:p>
+      <w:pPr>
+        <w:pStyle w:val="ListParagraph"/>
+        <w:rPr>
+          <w:lang w:val="en-US"/>
+        </w:rPr>
+      </w:pPr>
+      <w:r>
+        <w:rPr>
+          <w:lang w:val="en-US"/>
+        </w:rPr>
+        <w:t xml:space="preserve">Search data from array of type number, string or object value. </w:t>
+      </w:r>
+    </w:p>
+    <w:p>
+      <w:pPr>
+        <w:pStyle w:val="ListParagraph"/>
+        <w:rPr>
+          <w:lang w:val="en-US"/>
+        </w:rPr>
+      </w:pPr>
+      <w:r>
+        <w:rPr>
+          <w:b/>
+          <w:bCs/>
+          <w:lang w:val="en-US"/>
+        </w:rPr>
+        <w:t>find()</w:t>
+      </w:r>
+      <w:r>
+        <w:rPr>
+          <w:lang w:val="en-US"/>
+        </w:rPr>
+        <w:t xml:space="preserve"> method which internally use linear search algorithm to search the data. </w:t>
+      </w:r>
+    </w:p>
+    <w:p>
+      <w:pPr>
+        <w:pStyle w:val="ListParagraph"/>
+        <w:rPr>
+          <w:lang w:val="en-US"/>
+        </w:rPr>
+      </w:pPr>
+      <w:r>
+        <w:rPr>
+          <w:lang w:val="en-US"/>
+        </w:rPr>
+        <w:t xml:space="preserve">Set provided </w:t>
+      </w:r>
+      <w:proofErr w:type="spellStart"/>
+      <w:r>
+        <w:rPr>
+          <w:lang w:val="en-US"/>
+        </w:rPr>
+        <w:t>pre defined</w:t>
+      </w:r>
+      <w:proofErr w:type="spellEnd"/>
+      <w:r>
+        <w:rPr>
+          <w:lang w:val="en-US"/>
+        </w:rPr>
+        <w:t xml:space="preserve"> function </w:t>
+      </w:r>
+      <w:r>
+        <w:rPr>
+          <w:b/>
+          <w:bCs/>
+          <w:lang w:val="en-US"/>
+        </w:rPr>
+        <w:t>has()</w:t>
+      </w:r>
+      <w:r>
+        <w:rPr>
+          <w:lang w:val="en-US"/>
+        </w:rPr>
+        <w:t xml:space="preserve"> to check data present or not. </w:t>
+      </w:r>
+    </w:p>
+    <w:p>
+      <w:pPr>
+        <w:pStyle w:val="ListParagraph"/>
+        <w:rPr>
+          <w:lang w:val="en-US"/>
+        </w:rPr>
+      </w:pPr>
+      <w:r>
+        <w:rPr>
+          <w:lang w:val="en-US"/>
+        </w:rPr>
+        <w:t xml:space="preserve">Map provided </w:t>
+      </w:r>
+      <w:r>
+        <w:rPr>
+          <w:b/>
+          <w:bCs/>
+          <w:lang w:val="en-US"/>
+        </w:rPr>
+        <w:t>get()</w:t>
+      </w:r>
+      <w:r>
+        <w:rPr>
+          <w:lang w:val="en-US"/>
+        </w:rPr>
+        <w:t xml:space="preserve"> function to check data present or not. </w:t>
+      </w:r>
+    </w:p>
+    <w:p>
+      <w:pPr>
+        <w:pStyle w:val="ListParagraph"/>
+        <w:rPr>
+          <w:lang w:val="en-US"/>
+        </w:rPr>
+      </w:pPr>
+      <w:r>
+        <w:rPr>
+          <w:lang w:val="en-US"/>
+        </w:rPr>
+        <w:t xml:space="preserve"> </w:t>
       </w:r>
     </w:p>
     <w:p>
@@ -1749,10 +1981,10 @@
         <w:rPr>
           <w:lang w:val="en-US"/>
         </w:rPr>
+        <w:lastRenderedPageBreak/>
         <w:t xml:space="preserve">User defined logic with </w:t>
       </w:r>
       <w:proofErr w:type="spellStart"/>
-      <w:proofErr w:type="gramStart"/>
       <w:r>
         <w:rPr>
           <w:lang w:val="en-US"/>
@@ -1760,7 +1992,6 @@
         <w:t>pre defined</w:t>
       </w:r>
       <w:proofErr w:type="spellEnd"/>
-      <w:proofErr w:type="gramEnd"/>
       <w:r>
         <w:rPr>
           <w:lang w:val="en-US"/>
@@ -1789,6 +2020,45 @@
     <w:p>
       <w:pPr>
         <w:pStyle w:val="ListParagraph"/>
+        <w:ind w:left="1440"/>
+        <w:rPr>
+          <w:lang w:val="en-US"/>
+        </w:rPr>
+      </w:pPr>
+      <w:r>
+        <w:rPr>
+          <w:lang w:val="en-US"/>
+        </w:rPr>
+        <w:t xml:space="preserve">Linear search is search technique it search the data one by one using index position. </w:t>
+      </w:r>
+    </w:p>
+    <w:p>
+      <w:pPr>
+        <w:pStyle w:val="ListParagraph"/>
+        <w:ind w:left="1440"/>
+        <w:rPr>
+          <w:lang w:val="en-US"/>
+        </w:rPr>
+      </w:pPr>
+      <w:r>
+        <w:rPr>
+          <w:lang w:val="en-US"/>
+        </w:rPr>
+        <w:t xml:space="preserve">O(n) time complexity </w:t>
+      </w:r>
+    </w:p>
+    <w:p>
+      <w:pPr>
+        <w:pStyle w:val="ListParagraph"/>
+        <w:ind w:left="1440"/>
+        <w:rPr>
+          <w:lang w:val="en-US"/>
+        </w:rPr>
+      </w:pPr>
+    </w:p>
+    <w:p>
+      <w:pPr>
+        <w:pStyle w:val="ListParagraph"/>
         <w:numPr>
           <w:ilvl w:val="1"/>
           <w:numId w:val="24"/>
@@ -1806,6 +2076,63 @@
     </w:p>
     <w:p>
       <w:pPr>
+        <w:ind w:left="1440"/>
+        <w:rPr>
+          <w:lang w:val="en-US"/>
+        </w:rPr>
+      </w:pPr>
+      <w:r>
+        <w:rPr>
+          <w:lang w:val="en-US"/>
+        </w:rPr>
+        <w:t xml:space="preserve">Binary search algorithm base upon divided and conquer rule. </w:t>
+      </w:r>
+    </w:p>
+    <w:p>
+      <w:pPr>
+        <w:ind w:left="1440"/>
+        <w:rPr>
+          <w:lang w:val="en-US"/>
+        </w:rPr>
+      </w:pPr>
+      <w:r>
+        <w:rPr>
+          <w:lang w:val="en-US"/>
+        </w:rPr>
+        <w:t xml:space="preserve">If we want to use binary search the element must be in sorted data. </w:t>
+      </w:r>
+    </w:p>
+    <w:p>
+      <w:pPr>
+        <w:ind w:left="1440"/>
+        <w:rPr>
+          <w:lang w:val="en-US"/>
+        </w:rPr>
+      </w:pPr>
+      <w:r>
+        <w:rPr>
+          <w:lang w:val="en-US"/>
+        </w:rPr>
+        <w:t xml:space="preserve">Time complexity for binary search is </w:t>
+      </w:r>
+    </w:p>
+    <w:p>
+      <w:pPr>
+        <w:ind w:left="1440"/>
+        <w:rPr>
+          <w:lang w:val="en-US"/>
+        </w:rPr>
+      </w:pPr>
+      <w:r>
+        <w:rPr>
+          <w:lang w:val="en-US"/>
+        </w:rPr>
+        <w:t>O(log n)</w:t>
+      </w:r>
+    </w:p>
+    <w:p>
+      <w:pPr>
+        <w:ind w:left="1440"/>
         <w:rPr>
           <w:lang w:val="en-US"/>
         </w:rPr>
@@ -1847,6 +2174,95 @@
 <file path=word/numbering.xml><?xml version="1.0" encoding="utf-8"?>
 <w:numbering xmlns:wpc="http://schemas.microsoft.com/office/word/2010/wordprocessingCanvas" xmlns:cx="http://schemas.microsoft.com/office/drawing/2014/chartex" xmlns:cx1="http://schemas.microsoft.com/office/drawing/2015/9/8/chartex" xmlns:cx2="http://schemas.microsoft.com/office/drawing/2015/10/21/chartex" xmlns:cx3="http://schemas.microsoft.com/office/drawing/2016/5/9/chartex" xmlns:cx4="http://schemas.microsoft.com/office/drawing/2016/5/10/chartex" xmlns:cx5="http://schemas.microsoft.com/office/drawing/2016/5/11/chartex" xmlns:cx6="http://schemas.microsoft.com/office/drawing/2016/5/12/chartex" xmlns:cx7="http://schemas.microsoft.com/office/drawing/2016/5/13/chartex" xmlns:cx8="http://schemas.microsoft.com/office/drawing/2016/5/14/chartex" xmlns:mc="http://schemas.openxmlformats.org/markup-compatibility/2006" xmlns:aink="http://schemas.microsoft.com/office/drawing/2016/ink" xmlns:am3d="http://schemas.microsoft.com/office/drawing/2017/model3d" xmlns:o="urn:schemas-microsoft-com:office:office" xmlns:oel="http://schemas.microsoft.com/office/2019/extlst" xmlns:r="http://schemas.openxmlformats.org/officeDocument/2006/relationships" xmlns:m="http://schemas.openxmlformats.org/officeDocument/2006/math" xmlns:v="urn:schemas-microsoft-com:vml" xmlns:wp14="http://schemas.microsoft.com/office/word/2010/wordprocessingDrawing" xmlns:wp="http://schemas.openxmlformats.org/drawingml/2006/wordprocessingDrawing" xmlns:w10="urn:schemas-microsoft-com:office:word" xmlns:w="http://schemas.openxmlformats.org/wordprocessingml/2006/main" xmlns:w14="http://schemas.microsoft.com/office/word/2010/wordml" xmlns:w15="http://schemas.microsoft.com/office/word/2012/wordml" xmlns:w16cex="http://schemas.microsoft.com/office/word/2018/wordml/cex" xmlns:w16cid="http://schemas.microsoft.com/office/word/2016/wordml/cid" xmlns:w16="http://schemas.microsoft.com/office/word/2018/wordml" xmlns:w16du="http://schemas.microsoft.com/office/word/2023/wordml/word16du" xmlns:w16sdtdh="http://schemas.microsoft.com/office/word/2020/wordml/sdtdatahash" xmlns:w16sdtfl="http://schemas.microsoft.com/office/word/2024/wordml/sdtformatlock" xmlns:w16se="http://schemas.microsoft.com/office/word/2015/wordml/symex" xmlns:wpg="http://schemas.microsoft.com/office/word/2010/wordprocessingGroup" xmlns:wpi="http://schemas.microsoft.com/office/word/2010/wordprocessingInk" xmlns:wne="http://schemas.microsoft.com/office/word/2006/wordml" xmlns:wps="http://schemas.microsoft.com/office/word/2010/wordprocessingShape" mc:Ignorable="w14 w15 w16se w16cid w16 w16cex w16sdtdh w16sdtfl w16du wp14">
   <w:abstractNum w:abstractNumId="0" w15:restartNumberingAfterBreak="0">
+    <w:nsid w:val="00340AD3"/>
+    <w:multiLevelType w:val="hybridMultilevel"/>
+    <w:tmpl w:val="7D84A8EE"/>
+    <w:lvl w:ilvl="0" w:tplc="129E9C08">
+      <w:start w:val="1"/>
+      <w:numFmt w:val="decimal"/>
+      <w:lvlText w:val="%1."/>
+      <w:lvlJc w:val="left"/>
+      <w:pPr>
+        <w:ind w:left="1440" w:hanging="360"/>
+      </w:pPr>
+      <w:rPr>
+        <w:rFonts w:hint="default"/>
+      </w:rPr>
+    </w:lvl>
+    <w:lvl w:ilvl="1" w:tplc="40090019" w:tentative="1">
+      <w:start w:val="1"/>
+      <w:numFmt w:val="lowerLetter"/>
+      <w:lvlText w:val="%2."/>
+      <w:lvlJc w:val="left"/>
+      <w:pPr>
+        <w:ind w:left="2160" w:hanging="360"/>
+      </w:pPr>
+    </w:lvl>
+    <w:lvl w:ilvl="2" w:tplc="4009001B" w:tentative="1">
+      <w:start w:val="1"/>
+      <w:numFmt w:val="lowerRoman"/>
+      <w:lvlText w:val="%3."/>
+      <w:lvlJc w:val="right"/>
+      <w:pPr>
+        <w:ind w:left="2880" w:hanging="180"/>
+      </w:pPr>
+    </w:lvl>
+    <w:lvl w:ilvl="3" w:tplc="4009000F" w:tentative="1">
+      <w:start w:val="1"/>
+      <w:numFmt w:val="decimal"/>
+      <w:lvlText w:val="%4."/>
+      <w:lvlJc w:val="left"/>
+      <w:pPr>
+        <w:ind w:left="3600" w:hanging="360"/>
+      </w:pPr>
+    </w:lvl>
+    <w:lvl w:ilvl="4" w:tplc="40090019" w:tentative="1">
+      <w:start w:val="1"/>
+      <w:numFmt w:val="lowerLetter"/>
+      <w:lvlText w:val="%5."/>
+      <w:lvlJc w:val="left"/>
+      <w:pPr>
+        <w:ind w:left="4320" w:hanging="360"/>
+      </w:pPr>
+    </w:lvl>
+    <w:lvl w:ilvl="5" w:tplc="4009001B" w:tentative="1">
+      <w:start w:val="1"/>
+      <w:numFmt w:val="lowerRoman"/>
+      <w:lvlText w:val="%6."/>
+      <w:lvlJc w:val="right"/>
+      <w:pPr>
+        <w:ind w:left="5040" w:hanging="180"/>
+      </w:pPr>
+    </w:lvl>
+    <w:lvl w:ilvl="6" w:tplc="4009000F" w:tentative="1">
+      <w:start w:val="1"/>
+      <w:numFmt w:val="decimal"/>
+      <w:lvlText w:val="%7."/>
+      <w:lvlJc w:val="left"/>
+      <w:pPr>
+        <w:ind w:left="5760" w:hanging="360"/>
+      </w:pPr>
+    </w:lvl>
+    <w:lvl w:ilvl="7" w:tplc="40090019" w:tentative="1">
+      <w:start w:val="1"/>
+      <w:numFmt w:val="lowerLetter"/>
+      <w:lvlText w:val="%8."/>
+      <w:lvlJc w:val="left"/>
+      <w:pPr>
+        <w:ind w:left="6480" w:hanging="360"/>
+      </w:pPr>
+    </w:lvl>
+    <w:lvl w:ilvl="8" w:tplc="4009001B" w:tentative="1">
+      <w:start w:val="1"/>
+      <w:numFmt w:val="lowerRoman"/>
+      <w:lvlText w:val="%9."/>
+      <w:lvlJc w:val="right"/>
+      <w:pPr>
+        <w:ind w:left="7200" w:hanging="180"/>
+      </w:pPr>
+    </w:lvl>
+  </w:abstractNum>
+  <w:abstractNum w:abstractNumId="1" w15:restartNumberingAfterBreak="0">
     <w:nsid w:val="03CB3D0D"/>
     <w:multiLevelType w:val="hybridMultilevel"/>
     <w:tmpl w:val="E410D544"/>
@@ -1935,7 +2351,7 @@
       </w:pPr>
     </w:lvl>
   </w:abstractNum>
-  <w:abstractNum w:abstractNumId="1" w15:restartNumberingAfterBreak="0">
+  <w:abstractNum w:abstractNumId="2" w15:restartNumberingAfterBreak="0">
     <w:nsid w:val="079C126D"/>
     <w:multiLevelType w:val="hybridMultilevel"/>
     <w:tmpl w:val="9B269B5A"/>
@@ -2024,7 +2440,7 @@
       </w:pPr>
     </w:lvl>
   </w:abstractNum>
-  <w:abstractNum w:abstractNumId="2" w15:restartNumberingAfterBreak="0">
+  <w:abstractNum w:abstractNumId="3" w15:restartNumberingAfterBreak="0">
     <w:nsid w:val="0ED1225E"/>
     <w:multiLevelType w:val="hybridMultilevel"/>
     <w:tmpl w:val="C34267E2"/>
@@ -2113,7 +2529,7 @@
       </w:pPr>
     </w:lvl>
   </w:abstractNum>
-  <w:abstractNum w:abstractNumId="3" w15:restartNumberingAfterBreak="0">
+  <w:abstractNum w:abstractNumId="4" w15:restartNumberingAfterBreak="0">
     <w:nsid w:val="0FCF2EB0"/>
     <w:multiLevelType w:val="hybridMultilevel"/>
     <w:tmpl w:val="4926CED8"/>
@@ -2202,7 +2618,7 @@
       </w:pPr>
     </w:lvl>
   </w:abstractNum>
-  <w:abstractNum w:abstractNumId="4" w15:restartNumberingAfterBreak="0">
+  <w:abstractNum w:abstractNumId="5" w15:restartNumberingAfterBreak="0">
     <w:nsid w:val="1461718C"/>
     <w:multiLevelType w:val="hybridMultilevel"/>
     <w:tmpl w:val="7A848976"/>
@@ -2291,7 +2707,7 @@
       </w:pPr>
     </w:lvl>
   </w:abstractNum>
-  <w:abstractNum w:abstractNumId="5" w15:restartNumberingAfterBreak="0">
+  <w:abstractNum w:abstractNumId="6" w15:restartNumberingAfterBreak="0">
     <w:nsid w:val="14F41252"/>
     <w:multiLevelType w:val="hybridMultilevel"/>
     <w:tmpl w:val="7FCE9A78"/>
@@ -2380,7 +2796,7 @@
       </w:pPr>
     </w:lvl>
   </w:abstractNum>
-  <w:abstractNum w:abstractNumId="6" w15:restartNumberingAfterBreak="0">
+  <w:abstractNum w:abstractNumId="7" w15:restartNumberingAfterBreak="0">
     <w:nsid w:val="2CFD2D03"/>
     <w:multiLevelType w:val="hybridMultilevel"/>
     <w:tmpl w:val="97B23698"/>
@@ -2469,7 +2885,7 @@
       </w:pPr>
     </w:lvl>
   </w:abstractNum>
-  <w:abstractNum w:abstractNumId="7" w15:restartNumberingAfterBreak="0">
+  <w:abstractNum w:abstractNumId="8" w15:restartNumberingAfterBreak="0">
     <w:nsid w:val="2E9C5027"/>
     <w:multiLevelType w:val="hybridMultilevel"/>
     <w:tmpl w:val="9B1C26A6"/>
@@ -2558,7 +2974,96 @@
       </w:pPr>
     </w:lvl>
   </w:abstractNum>
-  <w:abstractNum w:abstractNumId="8" w15:restartNumberingAfterBreak="0">
+  <w:abstractNum w:abstractNumId="9" w15:restartNumberingAfterBreak="0">
+    <w:nsid w:val="338231A0"/>
+    <w:multiLevelType w:val="hybridMultilevel"/>
+    <w:tmpl w:val="EE3AD3F6"/>
+    <w:lvl w:ilvl="0" w:tplc="A5F8BAAC">
+      <w:start w:val="1"/>
+      <w:numFmt w:val="decimal"/>
+      <w:lvlText w:val="%1."/>
+      <w:lvlJc w:val="left"/>
+      <w:pPr>
+        <w:ind w:left="1440" w:hanging="360"/>
+      </w:pPr>
+      <w:rPr>
+        <w:rFonts w:hint="default"/>
+      </w:rPr>
+    </w:lvl>
+    <w:lvl w:ilvl="1" w:tplc="40090019" w:tentative="1">
+      <w:start w:val="1"/>
+      <w:numFmt w:val="lowerLetter"/>
+      <w:lvlText w:val="%2."/>
+      <w:lvlJc w:val="left"/>
+      <w:pPr>
+        <w:ind w:left="2160" w:hanging="360"/>
+      </w:pPr>
+    </w:lvl>
+    <w:lvl w:ilvl="2" w:tplc="4009001B" w:tentative="1">
+      <w:start w:val="1"/>
+      <w:numFmt w:val="lowerRoman"/>
+      <w:lvlText w:val="%3."/>
+      <w:lvlJc w:val="right"/>
+      <w:pPr>
+        <w:ind w:left="2880" w:hanging="180"/>
+      </w:pPr>
+    </w:lvl>
+    <w:lvl w:ilvl="3" w:tplc="4009000F" w:tentative="1">
+      <w:start w:val="1"/>
+      <w:numFmt w:val="decimal"/>
+      <w:lvlText w:val="%4."/>
+      <w:lvlJc w:val="left"/>
+      <w:pPr>
+        <w:ind w:left="3600" w:hanging="360"/>
+      </w:pPr>
+    </w:lvl>
+    <w:lvl w:ilvl="4" w:tplc="40090019" w:tentative="1">
+      <w:start w:val="1"/>
+      <w:numFmt w:val="lowerLetter"/>
+      <w:lvlText w:val="%5."/>
+      <w:lvlJc w:val="left"/>
+      <w:pPr>
+        <w:ind w:left="4320" w:hanging="360"/>
+      </w:pPr>
+    </w:lvl>
+    <w:lvl w:ilvl="5" w:tplc="4009001B" w:tentative="1">
+      <w:start w:val="1"/>
+      <w:numFmt w:val="lowerRoman"/>
+      <w:lvlText w:val="%6."/>
+      <w:lvlJc w:val="right"/>
+      <w:pPr>
+        <w:ind w:left="5040" w:hanging="180"/>
+      </w:pPr>
+    </w:lvl>
+    <w:lvl w:ilvl="6" w:tplc="4009000F" w:tentative="1">
+      <w:start w:val="1"/>
+      <w:numFmt w:val="decimal"/>
+      <w:lvlText w:val="%7."/>
+      <w:lvlJc w:val="left"/>
+      <w:pPr>
+        <w:ind w:left="5760" w:hanging="360"/>
+      </w:pPr>
+    </w:lvl>
+    <w:lvl w:ilvl="7" w:tplc="40090019" w:tentative="1">
+      <w:start w:val="1"/>
+      <w:numFmt w:val="lowerLetter"/>
+      <w:lvlText w:val="%8."/>
+      <w:lvlJc w:val="left"/>
+      <w:pPr>
+        <w:ind w:left="6480" w:hanging="360"/>
+      </w:pPr>
+    </w:lvl>
+    <w:lvl w:ilvl="8" w:tplc="4009001B" w:tentative="1">
+      <w:start w:val="1"/>
+      <w:numFmt w:val="lowerRoman"/>
+      <w:lvlText w:val="%9."/>
+      <w:lvlJc w:val="right"/>
+      <w:pPr>
+        <w:ind w:left="7200" w:hanging="180"/>
+      </w:pPr>
+    </w:lvl>
+  </w:abstractNum>
+  <w:abstractNum w:abstractNumId="10" w15:restartNumberingAfterBreak="0">
     <w:nsid w:val="365170EB"/>
     <w:multiLevelType w:val="hybridMultilevel"/>
     <w:tmpl w:val="A754C1BA"/>
@@ -2647,7 +3152,7 @@
       </w:pPr>
     </w:lvl>
   </w:abstractNum>
-  <w:abstractNum w:abstractNumId="9" w15:restartNumberingAfterBreak="0">
+  <w:abstractNum w:abstractNumId="11" w15:restartNumberingAfterBreak="0">
     <w:nsid w:val="3D675D5B"/>
     <w:multiLevelType w:val="hybridMultilevel"/>
     <w:tmpl w:val="74CC479C"/>
@@ -2736,7 +3241,7 @@
       </w:pPr>
     </w:lvl>
   </w:abstractNum>
-  <w:abstractNum w:abstractNumId="10" w15:restartNumberingAfterBreak="0">
+  <w:abstractNum w:abstractNumId="12" w15:restartNumberingAfterBreak="0">
     <w:nsid w:val="43426F06"/>
     <w:multiLevelType w:val="hybridMultilevel"/>
     <w:tmpl w:val="CC0C7C9A"/>
@@ -2825,7 +3330,7 @@
       </w:pPr>
     </w:lvl>
   </w:abstractNum>
-  <w:abstractNum w:abstractNumId="11" w15:restartNumberingAfterBreak="0">
+  <w:abstractNum w:abstractNumId="13" w15:restartNumberingAfterBreak="0">
     <w:nsid w:val="437224AB"/>
     <w:multiLevelType w:val="hybridMultilevel"/>
     <w:tmpl w:val="B2CE0DF4"/>
@@ -2914,7 +3419,7 @@
       </w:pPr>
     </w:lvl>
   </w:abstractNum>
-  <w:abstractNum w:abstractNumId="12" w15:restartNumberingAfterBreak="0">
+  <w:abstractNum w:abstractNumId="14" w15:restartNumberingAfterBreak="0">
     <w:nsid w:val="437A6165"/>
     <w:multiLevelType w:val="hybridMultilevel"/>
     <w:tmpl w:val="DCA44022"/>
@@ -3003,7 +3508,7 @@
       </w:pPr>
     </w:lvl>
   </w:abstractNum>
-  <w:abstractNum w:abstractNumId="13" w15:restartNumberingAfterBreak="0">
+  <w:abstractNum w:abstractNumId="15" w15:restartNumberingAfterBreak="0">
     <w:nsid w:val="442D2D81"/>
     <w:multiLevelType w:val="hybridMultilevel"/>
     <w:tmpl w:val="18A00570"/>
@@ -3092,7 +3597,7 @@
       </w:pPr>
     </w:lvl>
   </w:abstractNum>
-  <w:abstractNum w:abstractNumId="14" w15:restartNumberingAfterBreak="0">
+  <w:abstractNum w:abstractNumId="16" w15:restartNumberingAfterBreak="0">
     <w:nsid w:val="44EE3335"/>
     <w:multiLevelType w:val="hybridMultilevel"/>
     <w:tmpl w:val="711CC934"/>
@@ -3181,7 +3686,7 @@
       </w:pPr>
     </w:lvl>
   </w:abstractNum>
-  <w:abstractNum w:abstractNumId="15" w15:restartNumberingAfterBreak="0">
+  <w:abstractNum w:abstractNumId="17" w15:restartNumberingAfterBreak="0">
     <w:nsid w:val="482E4FC1"/>
     <w:multiLevelType w:val="hybridMultilevel"/>
     <w:tmpl w:val="53F2FEBE"/>
@@ -3270,7 +3775,7 @@
       </w:pPr>
     </w:lvl>
   </w:abstractNum>
-  <w:abstractNum w:abstractNumId="16" w15:restartNumberingAfterBreak="0">
+  <w:abstractNum w:abstractNumId="18" w15:restartNumberingAfterBreak="0">
     <w:nsid w:val="49477098"/>
     <w:multiLevelType w:val="hybridMultilevel"/>
     <w:tmpl w:val="C60C70BE"/>
@@ -3359,7 +3864,7 @@
       </w:pPr>
     </w:lvl>
   </w:abstractNum>
-  <w:abstractNum w:abstractNumId="17" w15:restartNumberingAfterBreak="0">
+  <w:abstractNum w:abstractNumId="19" w15:restartNumberingAfterBreak="0">
     <w:nsid w:val="497310B0"/>
     <w:multiLevelType w:val="hybridMultilevel"/>
     <w:tmpl w:val="D91A683E"/>
@@ -3448,7 +3953,7 @@
       </w:pPr>
     </w:lvl>
   </w:abstractNum>
-  <w:abstractNum w:abstractNumId="18" w15:restartNumberingAfterBreak="0">
+  <w:abstractNum w:abstractNumId="20" w15:restartNumberingAfterBreak="0">
     <w:nsid w:val="50B46279"/>
     <w:multiLevelType w:val="hybridMultilevel"/>
     <w:tmpl w:val="1E226516"/>
@@ -3537,7 +4042,7 @@
       </w:pPr>
     </w:lvl>
   </w:abstractNum>
-  <w:abstractNum w:abstractNumId="19" w15:restartNumberingAfterBreak="0">
+  <w:abstractNum w:abstractNumId="21" w15:restartNumberingAfterBreak="0">
     <w:nsid w:val="52D86C47"/>
     <w:multiLevelType w:val="hybridMultilevel"/>
     <w:tmpl w:val="D472C5AA"/>
@@ -3626,7 +4131,7 @@
       </w:pPr>
     </w:lvl>
   </w:abstractNum>
-  <w:abstractNum w:abstractNumId="20" w15:restartNumberingAfterBreak="0">
+  <w:abstractNum w:abstractNumId="22" w15:restartNumberingAfterBreak="0">
     <w:nsid w:val="61315ACC"/>
     <w:multiLevelType w:val="hybridMultilevel"/>
     <w:tmpl w:val="D1D2072C"/>
@@ -3715,7 +4220,7 @@
       </w:pPr>
     </w:lvl>
   </w:abstractNum>
-  <w:abstractNum w:abstractNumId="21" w15:restartNumberingAfterBreak="0">
+  <w:abstractNum w:abstractNumId="23" w15:restartNumberingAfterBreak="0">
     <w:nsid w:val="64F554D1"/>
     <w:multiLevelType w:val="hybridMultilevel"/>
     <w:tmpl w:val="21D2E9C8"/>
@@ -3804,7 +4309,7 @@
       </w:pPr>
     </w:lvl>
   </w:abstractNum>
-  <w:abstractNum w:abstractNumId="22" w15:restartNumberingAfterBreak="0">
+  <w:abstractNum w:abstractNumId="24" w15:restartNumberingAfterBreak="0">
     <w:nsid w:val="70CB64AD"/>
     <w:multiLevelType w:val="hybridMultilevel"/>
     <w:tmpl w:val="EF7E4A2A"/>
@@ -3893,7 +4398,7 @@
       </w:pPr>
     </w:lvl>
   </w:abstractNum>
-  <w:abstractNum w:abstractNumId="23" w15:restartNumberingAfterBreak="0">
+  <w:abstractNum w:abstractNumId="25" w15:restartNumberingAfterBreak="0">
     <w:nsid w:val="759A5921"/>
     <w:multiLevelType w:val="hybridMultilevel"/>
     <w:tmpl w:val="83561FD4"/>
@@ -3982,7 +4487,7 @@
       </w:pPr>
     </w:lvl>
   </w:abstractNum>
-  <w:abstractNum w:abstractNumId="24" w15:restartNumberingAfterBreak="0">
+  <w:abstractNum w:abstractNumId="26" w15:restartNumberingAfterBreak="0">
     <w:nsid w:val="78360F67"/>
     <w:multiLevelType w:val="hybridMultilevel"/>
     <w:tmpl w:val="649AF27C"/>
@@ -4071,7 +4576,7 @@
       </w:pPr>
     </w:lvl>
   </w:abstractNum>
-  <w:abstractNum w:abstractNumId="25" w15:restartNumberingAfterBreak="0">
+  <w:abstractNum w:abstractNumId="27" w15:restartNumberingAfterBreak="0">
     <w:nsid w:val="7BC17A89"/>
     <w:multiLevelType w:val="hybridMultilevel"/>
     <w:tmpl w:val="1642468E"/>
@@ -4161,82 +4666,88 @@
     </w:lvl>
   </w:abstractNum>
   <w:num w:numId="1" w16cid:durableId="741368701">
+    <w:abstractNumId w:val="14"/>
+  </w:num>
+  <w:num w:numId="2" w16cid:durableId="168444059">
+    <w:abstractNumId w:val="2"/>
+  </w:num>
+  <w:num w:numId="3" w16cid:durableId="2047677253">
+    <w:abstractNumId w:val="1"/>
+  </w:num>
+  <w:num w:numId="4" w16cid:durableId="909192139">
+    <w:abstractNumId w:val="25"/>
+  </w:num>
+  <w:num w:numId="5" w16cid:durableId="2138138921">
     <w:abstractNumId w:val="12"/>
   </w:num>
-  <w:num w:numId="2" w16cid:durableId="168444059">
-    <w:abstractNumId w:val="1"/>
+  <w:num w:numId="6" w16cid:durableId="835417144">
+    <w:abstractNumId w:val="19"/>
   </w:num>
-  <w:num w:numId="3" w16cid:durableId="2047677253">
-    <w:abstractNumId w:val="0"/>
+  <w:num w:numId="7" w16cid:durableId="1438401665">
+    <w:abstractNumId w:val="5"/>
   </w:num>
-  <w:num w:numId="4" w16cid:durableId="909192139">
+  <w:num w:numId="8" w16cid:durableId="669718943">
     <w:abstractNumId w:val="23"/>
   </w:num>
-  <w:num w:numId="5" w16cid:durableId="2138138921">
+  <w:num w:numId="9" w16cid:durableId="1300186208">
+    <w:abstractNumId w:val="21"/>
+  </w:num>
+  <w:num w:numId="10" w16cid:durableId="323975530">
+    <w:abstractNumId w:val="17"/>
+  </w:num>
+  <w:num w:numId="11" w16cid:durableId="365720194">
+    <w:abstractNumId w:val="26"/>
+  </w:num>
+  <w:num w:numId="12" w16cid:durableId="1883907515">
+    <w:abstractNumId w:val="4"/>
+  </w:num>
+  <w:num w:numId="13" w16cid:durableId="888031278">
+    <w:abstractNumId w:val="7"/>
+  </w:num>
+  <w:num w:numId="14" w16cid:durableId="1664964767">
+    <w:abstractNumId w:val="20"/>
+  </w:num>
+  <w:num w:numId="15" w16cid:durableId="328871850">
+    <w:abstractNumId w:val="16"/>
+  </w:num>
+  <w:num w:numId="16" w16cid:durableId="248852530">
+    <w:abstractNumId w:val="24"/>
+  </w:num>
+  <w:num w:numId="17" w16cid:durableId="1701855182">
+    <w:abstractNumId w:val="15"/>
+  </w:num>
+  <w:num w:numId="18" w16cid:durableId="1895388931">
+    <w:abstractNumId w:val="18"/>
+  </w:num>
+  <w:num w:numId="19" w16cid:durableId="1305350228">
+    <w:abstractNumId w:val="27"/>
+  </w:num>
+  <w:num w:numId="20" w16cid:durableId="1158113545">
+    <w:abstractNumId w:val="22"/>
+  </w:num>
+  <w:num w:numId="21" w16cid:durableId="1374844293">
+    <w:abstractNumId w:val="8"/>
+  </w:num>
+  <w:num w:numId="22" w16cid:durableId="2121145417">
+    <w:abstractNumId w:val="3"/>
+  </w:num>
+  <w:num w:numId="23" w16cid:durableId="802575261">
     <w:abstractNumId w:val="10"/>
   </w:num>
-  <w:num w:numId="6" w16cid:durableId="835417144">
-    <w:abstractNumId w:val="17"/>
-  </w:num>
-  <w:num w:numId="7" w16cid:durableId="1438401665">
-    <w:abstractNumId w:val="4"/>
-  </w:num>
-  <w:num w:numId="8" w16cid:durableId="669718943">
-    <w:abstractNumId w:val="21"/>
-  </w:num>
-  <w:num w:numId="9" w16cid:durableId="1300186208">
-    <w:abstractNumId w:val="19"/>
-  </w:num>
-  <w:num w:numId="10" w16cid:durableId="323975530">
-    <w:abstractNumId w:val="15"/>
-  </w:num>
-  <w:num w:numId="11" w16cid:durableId="365720194">
-    <w:abstractNumId w:val="24"/>
-  </w:num>
-  <w:num w:numId="12" w16cid:durableId="1883907515">
-    <w:abstractNumId w:val="3"/>
-  </w:num>
-  <w:num w:numId="13" w16cid:durableId="888031278">
+  <w:num w:numId="24" w16cid:durableId="1112628298">
     <w:abstractNumId w:val="6"/>
   </w:num>
-  <w:num w:numId="14" w16cid:durableId="1664964767">
-    <w:abstractNumId w:val="18"/>
+  <w:num w:numId="25" w16cid:durableId="625696897">
+    <w:abstractNumId w:val="11"/>
   </w:num>
-  <w:num w:numId="15" w16cid:durableId="328871850">
-    <w:abstractNumId w:val="14"/>
-  </w:num>
-  <w:num w:numId="16" w16cid:durableId="248852530">
-    <w:abstractNumId w:val="22"/>
-  </w:num>
-  <w:num w:numId="17" w16cid:durableId="1701855182">
+  <w:num w:numId="26" w16cid:durableId="883175698">
     <w:abstractNumId w:val="13"/>
   </w:num>
-  <w:num w:numId="18" w16cid:durableId="1895388931">
-    <w:abstractNumId w:val="16"/>
-  </w:num>
-  <w:num w:numId="19" w16cid:durableId="1305350228">
-    <w:abstractNumId w:val="25"/>
-  </w:num>
-  <w:num w:numId="20" w16cid:durableId="1158113545">
-    <w:abstractNumId w:val="20"/>
-  </w:num>
-  <w:num w:numId="21" w16cid:durableId="1374844293">
-    <w:abstractNumId w:val="7"/>
-  </w:num>
-  <w:num w:numId="22" w16cid:durableId="2121145417">
-    <w:abstractNumId w:val="2"/>
-  </w:num>
-  <w:num w:numId="23" w16cid:durableId="802575261">
-    <w:abstractNumId w:val="8"/>
-  </w:num>
-  <w:num w:numId="24" w16cid:durableId="1112628298">
-    <w:abstractNumId w:val="5"/>
-  </w:num>
-  <w:num w:numId="25" w16cid:durableId="625696897">
+  <w:num w:numId="27" w16cid:durableId="1662002403">
     <w:abstractNumId w:val="9"/>
   </w:num>
-  <w:num w:numId="26" w16cid:durableId="883175698">
-    <w:abstractNumId w:val="11"/>
+  <w:num w:numId="28" w16cid:durableId="1174148921">
+    <w:abstractNumId w:val="0"/>
   </w:num>
 </w:numbering>
 </file>
